--- a/01.manuscript/cover_letter.docx
+++ b/01.manuscript/cover_letter.docx
@@ -1,27 +1,103 @@
 
 <file path=word/document.xml><?xml version="1.0" encoding="utf-8"?>
-<w:document xmlns:w="http://schemas.openxmlformats.org/wordprocessingml/2006/main" xmlns:m="http://schemas.openxmlformats.org/officeDocument/2006/math" xmlns:r="http://schemas.openxmlformats.org/officeDocument/2006/relationships" xmlns:o="urn:schemas-microsoft-com:office:office" xmlns:v="urn:schemas-microsoft-com:vml" xmlns:w10="urn:schemas-microsoft-com:office:word" xmlns:a="http://schemas.openxmlformats.org/drawingml/2006/main" xmlns:pic="http://schemas.openxmlformats.org/drawingml/2006/picture" xmlns:wp="http://schemas.openxmlformats.org/drawingml/2006/wordprocessingDrawing">
+<w:document xmlns:wpc="http://schemas.microsoft.com/office/word/2010/wordprocessingCanvas" xmlns:cx="http://schemas.microsoft.com/office/drawing/2014/chartex" xmlns:cx1="http://schemas.microsoft.com/office/drawing/2015/9/8/chartex" xmlns:cx2="http://schemas.microsoft.com/office/drawing/2015/10/21/chartex" xmlns:cx3="http://schemas.microsoft.com/office/drawing/2016/5/9/chartex" xmlns:cx4="http://schemas.microsoft.com/office/drawing/2016/5/10/chartex" xmlns:cx5="http://schemas.microsoft.com/office/drawing/2016/5/11/chartex" xmlns:cx6="http://schemas.microsoft.com/office/drawing/2016/5/12/chartex" xmlns:cx7="http://schemas.microsoft.com/office/drawing/2016/5/13/chartex" xmlns:cx8="http://schemas.microsoft.com/office/drawing/2016/5/14/chartex" xmlns:mc="http://schemas.openxmlformats.org/markup-compatibility/2006" xmlns:m="http://schemas.openxmlformats.org/officeDocument/2006/math" xmlns:aink="http://schemas.microsoft.com/office/drawing/2016/ink" xmlns:am3d="http://schemas.microsoft.com/office/drawing/2017/model3d" xmlns:oel="http://schemas.microsoft.com/office/2019/extlst" xmlns:r="http://schemas.openxmlformats.org/officeDocument/2006/relationships" xmlns:wp14="http://schemas.microsoft.com/office/word/2010/wordprocessingDrawing" xmlns:wp="http://schemas.openxmlformats.org/drawingml/2006/wordprocessingDrawing" xmlns:wpg="http://schemas.microsoft.com/office/word/2010/wordprocessingGroup" xmlns:wpi="http://schemas.microsoft.com/office/word/2010/wordprocessingInk" xmlns:wps="http://schemas.microsoft.com/office/word/2010/wordprocessingShape" xmlns:o="urn:schemas-microsoft-com:office:office" xmlns:v="urn:schemas-microsoft-com:vml" xmlns:w10="urn:schemas-microsoft-com:office:word" xmlns:w="http://schemas.openxmlformats.org/wordprocessingml/2006/main" xmlns:w14="http://schemas.microsoft.com/office/word/2010/wordml" xmlns:w15="http://schemas.microsoft.com/office/word/2012/wordml" xmlns:w16cex="http://schemas.microsoft.com/office/word/2018/wordml/cex" xmlns:w16cid="http://schemas.microsoft.com/office/word/2016/wordml/cid" xmlns:w16="http://schemas.microsoft.com/office/word/2018/wordml" xmlns:w16sdtdh="http://schemas.microsoft.com/office/word/2020/wordml/sdtdatahash" xmlns:w16sdtfl="http://schemas.microsoft.com/office/word/2024/wordml/sdtformatlock" xmlns:w16se="http://schemas.microsoft.com/office/word/2015/wordml/symex" xmlns:w16du="http://schemas.microsoft.com/office/word/2023/wordml/word16du" xmlns:wne="http://schemas.microsoft.com/office/word/2006/wordml" mc:Ignorable="w14 w15 w16se w16cid w16 w16cex w16sdtdh w16sdtfl w16du wp14">
   <w:body>
     <w:p>
       <w:pPr>
         <w:pStyle w:val="FirstParagraph"/>
+        <w:spacing w:before="0" w:after="0" w:line="276" w:lineRule="auto"/>
       </w:pPr>
       <w:r>
-        <w:t xml:space="preserve">19 October 2026</w:t>
+        <w:t>19 October 2026</w:t>
       </w:r>
     </w:p>
     <w:p>
       <w:pPr>
         <w:pStyle w:val="BodyText"/>
+        <w:spacing w:before="0" w:after="0" w:line="276" w:lineRule="auto"/>
       </w:pPr>
       <w:r>
-        <w:t xml:space="preserve">Chief Editor</w:t>
+        <w:t xml:space="preserve">Chief Editor </w:t>
+      </w:r>
+    </w:p>
+    <w:p>
+      <w:pPr>
+        <w:pStyle w:val="BodyText"/>
+        <w:spacing w:before="0" w:after="0" w:line="276" w:lineRule="auto"/>
+      </w:pPr>
+      <w:r>
+        <w:t>Forestry: An International Journal of Forest Research</w:t>
+      </w:r>
+    </w:p>
+    <w:p>
+      <w:pPr>
+        <w:pStyle w:val="BodyText"/>
+        <w:spacing w:after="0"/>
+      </w:pPr>
+      <w:r>
+        <w:t>Dear Editor,</w:t>
+      </w:r>
+    </w:p>
+    <w:p>
+      <w:pPr>
+        <w:pStyle w:val="BodyText"/>
+        <w:ind w:firstLine="720"/>
+      </w:pPr>
+      <w:r>
+        <w:t>I wish to submit “A spruce beetle susceptibility map of Alaska using Sentinel-1 radar and crown-scale mortality data” for consideration as an original article in Forestry.</w:t>
+      </w:r>
+    </w:p>
+    <w:p>
+      <w:pPr>
+        <w:pStyle w:val="BodyText"/>
+      </w:pPr>
+      <w:r>
+        <w:t>Spruce beetle outbreaks in Alaska kill the largest spruce first, so the tallest stands of large spruce are the ones most at risk in the next outbreak. Managers rate that hazard from stand measurements on the ground, which cannot be made across a state, and no study had tested whether radar measures of stand structure pick out the stands an outbreak kills. The manuscript makes that test and then maps the stands across Alaska.</w:t>
+      </w:r>
+    </w:p>
+    <w:p>
+      <w:pPr>
+        <w:pStyle w:val="BodyText"/>
+      </w:pPr>
+      <w:r>
+        <w:t>Scored against the crown-scale map of the spruce the current outbreak had killed in the Susitna valley by 2021, 41,764 cells of 90 m, the pre-outbreak Sentinel-1 backscatter classed 91 per cent of the killed stands and 76 per cent of the spared stands correctly, an overall accuracy of 89 per cent. Pooled across every scene over Alaska, it gave a 90 m map covering 906,521 km² of forest, 29 per cent of it at or above the threshold, which ranked attacked above unattacked forest in the aerial detection survey on the Kenai Peninsula and in the Matanuska-Susitna Borough and failed in the open woodland of the Copper River basin, where the canopy height map ranked them instead. The map gives the hazard part of a stand rating with no cruise, and it is a public Google Earth Engine asset that a forest manager can read before the beetle arrives.</w:t>
       </w:r>
       <w:r>
         <w:t xml:space="preserve"> </w:t>
       </w:r>
       <w:r>
-        <w:t xml:space="preserve">Forestry: An International Journal of Forest Research</w:t>
+        <w:t xml:space="preserve">The </w:t>
+      </w:r>
+      <w:r>
+        <w:t xml:space="preserve">derived code, workflow markdowns, </w:t>
+      </w:r>
+      <w:r>
+        <w:t>tables</w:t>
+      </w:r>
+      <w:r>
+        <w:t xml:space="preserve">, </w:t>
+      </w:r>
+      <w:r>
+        <w:t>figures</w:t>
+      </w:r>
+      <w:r>
+        <w:t>, inputs and output layers</w:t>
+      </w:r>
+      <w:r>
+        <w:t xml:space="preserve"> are held with the manuscript in a public repository at </w:t>
+      </w:r>
+      <w:hyperlink r:id="rId7" w:history="1">
+        <w:r>
+          <w:rPr>
+            <w:rStyle w:val="Hyperlink"/>
+            <w:sz w:val="22"/>
+            <w:szCs w:val="22"/>
+          </w:rPr>
+          <w:t>https://github.com/seamusrobertmurphy/deep-learn-alaska-spruce-beetle</w:t>
+        </w:r>
+      </w:hyperlink>
+      <w:r>
+        <w:t>.</w:t>
       </w:r>
     </w:p>
     <w:p>
@@ -29,7 +105,7 @@
         <w:pStyle w:val="BodyText"/>
       </w:pPr>
       <w:r>
-        <w:t xml:space="preserve">Dear Editor,</w:t>
+        <w:t>On the journal’s measure of 1,000 words per page including tables, figures and references, the manuscript runs close to the twelve pages normally allowed, because the validation reports the full set of separability, classification, calibration, overfitting and autocorrelation diagnostics in two tables.</w:t>
       </w:r>
     </w:p>
     <w:p>
@@ -37,75 +113,32 @@
         <w:pStyle w:val="BodyText"/>
       </w:pPr>
       <w:r>
-        <w:t xml:space="preserve">I wish to submit</w:t>
-      </w:r>
-      <w:r>
-        <w:t xml:space="preserve"> </w:t>
-      </w:r>
-      <w:r>
-        <w:t xml:space="preserve">“A spruce beetle susceptibility map of Alaska using Sentinel-1 radar and crown-scale mortality data”</w:t>
-      </w:r>
-      <w:r>
-        <w:t xml:space="preserve"> </w:t>
-      </w:r>
-      <w:r>
-        <w:t xml:space="preserve">for consideration as an original article in Forestry.</w:t>
+        <w:t xml:space="preserve">The manuscript is original, has not been published and is not under consideration elsewhere. I am the sole author and have read and approved the manuscript. I have no competing interests to declare, and the work received no funding. </w:t>
       </w:r>
     </w:p>
     <w:p>
       <w:pPr>
         <w:pStyle w:val="BodyText"/>
+        <w:ind w:firstLine="720"/>
       </w:pPr>
       <w:r>
-        <w:t xml:space="preserve">Spruce beetle outbreaks in Alaska kill the largest spruce first, so the tallest stands of large spruce are the ones most at risk in the next outbreak. Managers rate that hazard from stand measurements on the ground, which cannot be made across a state, and no study had tested whether radar measures of stand structure pick out the stands an outbreak kills. The manuscript makes that test and then maps the stands across Alaska.</w:t>
+        <w:t>Yours sincerely,</w:t>
       </w:r>
     </w:p>
     <w:p>
       <w:pPr>
         <w:pStyle w:val="BodyText"/>
+        <w:ind w:left="720" w:firstLine="720"/>
       </w:pPr>
       <w:r>
-        <w:t xml:space="preserve">Scored against the crown-scale map of the spruce the current outbreak had killed in the Susitna valley by 2021, 41,764 cells of 90 m, the pre-outbreak Sentinel-1 backscatter classed 91 per cent of the killed stands and 76 per cent of the spared stands correctly, an overall accuracy of 89 per cent. Pooled across every scene over Alaska, it gave a 90 m map covering 906,521 km² of forest, 29 per cent of it at or above the threshold, which ranked attacked above unattacked forest in the aerial detection survey on the Kenai Peninsula and in the Matanuska-Susitna Borough and failed in the open woodland of the Copper River basin, where the canopy height map ranked them instead. The map gives the hazard part of a stand rating with no cruise, and it is a public Google Earth Engine asset that a forest manager can read before the beetle arrives.</w:t>
-      </w:r>
-    </w:p>
-    <w:p>
-      <w:pPr>
-        <w:pStyle w:val="BodyText"/>
-      </w:pPr>
-      <w:r>
-        <w:t xml:space="preserve">On the journal’s measure of 1,000 words per page including tables, figures and references, the manuscript runs close to the twelve pages normally allowed, because the validation reports the full set of separability, classification, calibration, overfitting and autocorrelation diagnostics in two tables.</w:t>
-      </w:r>
-    </w:p>
-    <w:p>
-      <w:pPr>
-        <w:pStyle w:val="BodyText"/>
-      </w:pPr>
-      <w:r>
-        <w:t xml:space="preserve">The manuscript is original, has not been published and is not under consideration elsewhere. I am the sole author and have read and approved the manuscript. I have no competing interests to declare, and the work received no funding. The names, addresses and e-mail addresses of four potential referees, two of them working outside Canada, are given in the submission form.</w:t>
-      </w:r>
-    </w:p>
-    <w:p>
-      <w:pPr>
-        <w:pStyle w:val="BodyText"/>
-      </w:pPr>
-      <w:r>
-        <w:t xml:space="preserve">Yours sincerely,</w:t>
-      </w:r>
-    </w:p>
-    <w:p>
-      <w:pPr>
-        <w:pStyle w:val="BodyText"/>
-      </w:pPr>
-      <w:r>
-        <w:t xml:space="preserve">Dr Seamus Murphy</w:t>
+        <w:t>Dr Seamus Murphy</w:t>
       </w:r>
     </w:p>
     <w:sectPr>
-      <w:footerReference r:id="rId10" w:type="default"/>
-      <w:footerReference r:id="rId9" w:type="first"/>
-      <w:pgSz w:h="15840" w:w="12240"/>
-      <w:pgMar w:bottom="1440" w:footer="720" w:gutter="0" w:header="720" w:left="1440" w:right="1440" w:top="1440"/>
-      <w:lnNumType w:countBy="1" w:restart="continuous"/>
+      <w:footerReference w:type="default" r:id="rId8"/>
+      <w:footerReference w:type="first" r:id="rId9"/>
+      <w:pgSz w:w="12240" w:h="15840"/>
+      <w:pgMar w:top="1440" w:right="1440" w:bottom="1440" w:left="1440" w:header="720" w:footer="720" w:gutter="0"/>
       <w:pgNumType w:start="1"/>
       <w:cols w:space="720"/>
       <w:titlePg/>
@@ -115,12 +148,33 @@
 </w:document>
 </file>
 
-<file path=word/comments.xml><?xml version="1.0" encoding="utf-8"?>
-<w:comments xmlns:w="http://schemas.openxmlformats.org/wordprocessingml/2006/main" xmlns:m="http://schemas.openxmlformats.org/officeDocument/2006/math" xmlns:r="http://schemas.openxmlformats.org/officeDocument/2006/relationships" xmlns:o="urn:schemas-microsoft-com:office:office" xmlns:v="urn:schemas-microsoft-com:vml" xmlns:w10="urn:schemas-microsoft-com:office:word" xmlns:a="http://schemas.openxmlformats.org/drawingml/2006/main" xmlns:pic="http://schemas.openxmlformats.org/drawingml/2006/picture" xmlns:wp="http://schemas.openxmlformats.org/drawingml/2006/wordprocessingDrawing"/>
+<file path=word/endnotes.xml><?xml version="1.0" encoding="utf-8"?>
+<w:endnotes xmlns:wpc="http://schemas.microsoft.com/office/word/2010/wordprocessingCanvas" xmlns:cx="http://schemas.microsoft.com/office/drawing/2014/chartex" xmlns:cx1="http://schemas.microsoft.com/office/drawing/2015/9/8/chartex" xmlns:cx2="http://schemas.microsoft.com/office/drawing/2015/10/21/chartex" xmlns:cx3="http://schemas.microsoft.com/office/drawing/2016/5/9/chartex" xmlns:cx4="http://schemas.microsoft.com/office/drawing/2016/5/10/chartex" xmlns:cx5="http://schemas.microsoft.com/office/drawing/2016/5/11/chartex" xmlns:cx6="http://schemas.microsoft.com/office/drawing/2016/5/12/chartex" xmlns:cx7="http://schemas.microsoft.com/office/drawing/2016/5/13/chartex" xmlns:cx8="http://schemas.microsoft.com/office/drawing/2016/5/14/chartex" xmlns:mc="http://schemas.openxmlformats.org/markup-compatibility/2006" xmlns:m="http://schemas.openxmlformats.org/officeDocument/2006/math" xmlns:aink="http://schemas.microsoft.com/office/drawing/2016/ink" xmlns:am3d="http://schemas.microsoft.com/office/drawing/2017/model3d" xmlns:oel="http://schemas.microsoft.com/office/2019/extlst" xmlns:r="http://schemas.openxmlformats.org/officeDocument/2006/relationships" xmlns:wp14="http://schemas.microsoft.com/office/word/2010/wordprocessingDrawing" xmlns:wp="http://schemas.openxmlformats.org/drawingml/2006/wordprocessingDrawing" xmlns:wpg="http://schemas.microsoft.com/office/word/2010/wordprocessingGroup" xmlns:wpi="http://schemas.microsoft.com/office/word/2010/wordprocessingInk" xmlns:wps="http://schemas.microsoft.com/office/word/2010/wordprocessingShape" xmlns:o="urn:schemas-microsoft-com:office:office" xmlns:v="urn:schemas-microsoft-com:vml" xmlns:w10="urn:schemas-microsoft-com:office:word" xmlns:w="http://schemas.openxmlformats.org/wordprocessingml/2006/main" xmlns:w14="http://schemas.microsoft.com/office/word/2010/wordml" xmlns:w15="http://schemas.microsoft.com/office/word/2012/wordml" xmlns:w16cex="http://schemas.microsoft.com/office/word/2018/wordml/cex" xmlns:w16cid="http://schemas.microsoft.com/office/word/2016/wordml/cid" xmlns:w16="http://schemas.microsoft.com/office/word/2018/wordml" xmlns:w16sdtdh="http://schemas.microsoft.com/office/word/2020/wordml/sdtdatahash" xmlns:w16sdtfl="http://schemas.microsoft.com/office/word/2024/wordml/sdtformatlock" xmlns:w16se="http://schemas.microsoft.com/office/word/2015/wordml/symex" xmlns:w16du="http://schemas.microsoft.com/office/word/2023/wordml/word16du" xmlns:wne="http://schemas.microsoft.com/office/word/2006/wordml" mc:Ignorable="w14 w15 w16se w16cid w16 w16cex w16sdtdh w16sdtfl w16du wp14">
+  <w:endnote w:type="separator" w:id="-1">
+    <w:p>
+      <w:pPr>
+        <w:spacing w:before="0" w:after="0"/>
+      </w:pPr>
+      <w:r>
+        <w:separator/>
+      </w:r>
+    </w:p>
+  </w:endnote>
+  <w:endnote w:type="continuationSeparator" w:id="0">
+    <w:p>
+      <w:pPr>
+        <w:spacing w:before="0" w:after="0"/>
+      </w:pPr>
+      <w:r>
+        <w:continuationSeparator/>
+      </w:r>
+    </w:p>
+  </w:endnote>
+</w:endnotes>
 </file>
 
 <file path=word/footer1.xml><?xml version="1.0" encoding="utf-8"?>
-<w:ftr xmlns:wpc="http://schemas.microsoft.com/office/word/2010/wordprocessingCanvas" xmlns:cx="http://schemas.microsoft.com/office/drawing/2014/chartex" xmlns:cx1="http://schemas.microsoft.com/office/drawing/2015/9/8/chartex" xmlns:cx2="http://schemas.microsoft.com/office/drawing/2015/10/21/chartex" xmlns:cx3="http://schemas.microsoft.com/office/drawing/2016/5/9/chartex" xmlns:cx4="http://schemas.microsoft.com/office/drawing/2016/5/10/chartex" xmlns:cx5="http://schemas.microsoft.com/office/drawing/2016/5/11/chartex" xmlns:cx6="http://schemas.microsoft.com/office/drawing/2016/5/12/chartex" xmlns:cx7="http://schemas.microsoft.com/office/drawing/2016/5/13/chartex" xmlns:cx8="http://schemas.microsoft.com/office/drawing/2016/5/14/chartex" xmlns:mc="http://schemas.openxmlformats.org/markup-compatibility/2006" xmlns:m="http://schemas.openxmlformats.org/officeDocument/2006/math" xmlns:aink="http://schemas.microsoft.com/office/drawing/2016/ink" xmlns:am3d="http://schemas.microsoft.com/office/drawing/2017/model3d" xmlns:oel="http://schemas.microsoft.com/office/2019/extlst" xmlns:r="http://schemas.openxmlformats.org/officeDocument/2006/relationships" xmlns:wp14="http://schemas.microsoft.com/office/word/2010/wordprocessingDrawing" xmlns:wp="http://schemas.openxmlformats.org/drawingml/2006/wordprocessingDrawing" xmlns:wpg="http://schemas.microsoft.com/office/word/2010/wordprocessingGroup" xmlns:wpi="http://schemas.microsoft.com/office/word/2010/wordprocessingInk" xmlns:wps="http://schemas.microsoft.com/office/word/2010/wordprocessingShape" xmlns:o="urn:schemas-microsoft-com:office:office" xmlns:v="urn:schemas-microsoft-com:vml" xmlns:w10="urn:schemas-microsoft-com:office:word" xmlns:w="http://schemas.openxmlformats.org/wordprocessingml/2006/main" xmlns:w14="http://schemas.microsoft.com/office/word/2010/wordml" xmlns:w15="http://schemas.microsoft.com/office/word/2012/wordml" xmlns:w16cei="http://schemas.microsoft.com/office/word/2026/wordml/cei" xmlns:w16cex="http://schemas.microsoft.com/office/word/2018/wordml/cex" xmlns:w16cid="http://schemas.microsoft.com/office/word/2016/wordml/cid" xmlns:w16="http://schemas.microsoft.com/office/word/2018/wordml" xmlns:w16sdtdh="http://schemas.microsoft.com/office/word/2020/wordml/sdtdatahash" xmlns:w16sdtfl="http://schemas.microsoft.com/office/word/2024/wordml/sdtformatlock" xmlns:w16se="http://schemas.microsoft.com/office/word/2015/wordml/symex" xmlns:w16du="http://schemas.microsoft.com/office/word/2023/wordml/word16du" xmlns:wne="http://schemas.microsoft.com/office/word/2006/wordml" mc:Ignorable="w14 w15 w16se w16cid w16 w16cex w16sdtdh w16sdtfl w16du wp14">
+<w:ftr xmlns:wpc="http://schemas.microsoft.com/office/word/2010/wordprocessingCanvas" xmlns:cx="http://schemas.microsoft.com/office/drawing/2014/chartex" xmlns:cx1="http://schemas.microsoft.com/office/drawing/2015/9/8/chartex" xmlns:cx2="http://schemas.microsoft.com/office/drawing/2015/10/21/chartex" xmlns:cx3="http://schemas.microsoft.com/office/drawing/2016/5/9/chartex" xmlns:cx4="http://schemas.microsoft.com/office/drawing/2016/5/10/chartex" xmlns:cx5="http://schemas.microsoft.com/office/drawing/2016/5/11/chartex" xmlns:cx6="http://schemas.microsoft.com/office/drawing/2016/5/12/chartex" xmlns:cx7="http://schemas.microsoft.com/office/drawing/2016/5/13/chartex" xmlns:cx8="http://schemas.microsoft.com/office/drawing/2016/5/14/chartex" xmlns:mc="http://schemas.openxmlformats.org/markup-compatibility/2006" xmlns:m="http://schemas.openxmlformats.org/officeDocument/2006/math" xmlns:aink="http://schemas.microsoft.com/office/drawing/2016/ink" xmlns:am3d="http://schemas.microsoft.com/office/drawing/2017/model3d" xmlns:oel="http://schemas.microsoft.com/office/2019/extlst" xmlns:r="http://schemas.openxmlformats.org/officeDocument/2006/relationships" xmlns:wp14="http://schemas.microsoft.com/office/word/2010/wordprocessingDrawing" xmlns:wp="http://schemas.openxmlformats.org/drawingml/2006/wordprocessingDrawing" xmlns:wpg="http://schemas.microsoft.com/office/word/2010/wordprocessingGroup" xmlns:wpi="http://schemas.microsoft.com/office/word/2010/wordprocessingInk" xmlns:wps="http://schemas.microsoft.com/office/word/2010/wordprocessingShape" xmlns:o="urn:schemas-microsoft-com:office:office" xmlns:v="urn:schemas-microsoft-com:vml" xmlns:w10="urn:schemas-microsoft-com:office:word" xmlns:w="http://schemas.openxmlformats.org/wordprocessingml/2006/main" xmlns:w14="http://schemas.microsoft.com/office/word/2010/wordml" xmlns:w15="http://schemas.microsoft.com/office/word/2012/wordml" xmlns:w16cex="http://schemas.microsoft.com/office/word/2018/wordml/cex" xmlns:w16cid="http://schemas.microsoft.com/office/word/2016/wordml/cid" xmlns:w16="http://schemas.microsoft.com/office/word/2018/wordml" xmlns:w16sdtdh="http://schemas.microsoft.com/office/word/2020/wordml/sdtdatahash" xmlns:w16sdtfl="http://schemas.microsoft.com/office/word/2024/wordml/sdtformatlock" xmlns:w16se="http://schemas.microsoft.com/office/word/2015/wordml/symex" xmlns:w16du="http://schemas.microsoft.com/office/word/2023/wordml/word16du" xmlns:wne="http://schemas.microsoft.com/office/word/2006/wordml" mc:Ignorable="w14 w15 w16se w16cid w16 w16cex w16sdtdh w16sdtfl w16du wp14">
   <w:p>
     <w:r>
       <w:fldChar w:fldCharType="begin"/>
@@ -145,24 +199,30 @@
 </file>
 
 <file path=word/footer2.xml><?xml version="1.0" encoding="utf-8"?>
-<w:ftr xmlns:wpc="http://schemas.microsoft.com/office/word/2010/wordprocessingCanvas" xmlns:cx="http://schemas.microsoft.com/office/drawing/2014/chartex" xmlns:cx1="http://schemas.microsoft.com/office/drawing/2015/9/8/chartex" xmlns:cx2="http://schemas.microsoft.com/office/drawing/2015/10/21/chartex" xmlns:cx3="http://schemas.microsoft.com/office/drawing/2016/5/9/chartex" xmlns:cx4="http://schemas.microsoft.com/office/drawing/2016/5/10/chartex" xmlns:cx5="http://schemas.microsoft.com/office/drawing/2016/5/11/chartex" xmlns:cx6="http://schemas.microsoft.com/office/drawing/2016/5/12/chartex" xmlns:cx7="http://schemas.microsoft.com/office/drawing/2016/5/13/chartex" xmlns:cx8="http://schemas.microsoft.com/office/drawing/2016/5/14/chartex" xmlns:mc="http://schemas.openxmlformats.org/markup-compatibility/2006" xmlns:m="http://schemas.openxmlformats.org/officeDocument/2006/math" xmlns:aink="http://schemas.microsoft.com/office/drawing/2016/ink" xmlns:am3d="http://schemas.microsoft.com/office/drawing/2017/model3d" xmlns:oel="http://schemas.microsoft.com/office/2019/extlst" xmlns:r="http://schemas.openxmlformats.org/officeDocument/2006/relationships" xmlns:wp14="http://schemas.microsoft.com/office/word/2010/wordprocessingDrawing" xmlns:wp="http://schemas.openxmlformats.org/drawingml/2006/wordprocessingDrawing" xmlns:wpg="http://schemas.microsoft.com/office/word/2010/wordprocessingGroup" xmlns:wpi="http://schemas.microsoft.com/office/word/2010/wordprocessingInk" xmlns:wps="http://schemas.microsoft.com/office/word/2010/wordprocessingShape" xmlns:o="urn:schemas-microsoft-com:office:office" xmlns:v="urn:schemas-microsoft-com:vml" xmlns:w10="urn:schemas-microsoft-com:office:word" xmlns:w="http://schemas.openxmlformats.org/wordprocessingml/2006/main" xmlns:w14="http://schemas.microsoft.com/office/word/2010/wordml" xmlns:w15="http://schemas.microsoft.com/office/word/2012/wordml" xmlns:w16cei="http://schemas.microsoft.com/office/word/2026/wordml/cei" xmlns:w16cex="http://schemas.microsoft.com/office/word/2018/wordml/cex" xmlns:w16cid="http://schemas.microsoft.com/office/word/2016/wordml/cid" xmlns:w16="http://schemas.microsoft.com/office/word/2018/wordml" xmlns:w16sdtdh="http://schemas.microsoft.com/office/word/2020/wordml/sdtdatahash" xmlns:w16sdtfl="http://schemas.microsoft.com/office/word/2024/wordml/sdtformatlock" xmlns:w16se="http://schemas.microsoft.com/office/word/2015/wordml/symex" xmlns:w16du="http://schemas.microsoft.com/office/word/2023/wordml/word16du" xmlns:wne="http://schemas.microsoft.com/office/word/2006/wordml" mc:Ignorable="w14 w15 w16se w16cid w16 w16cex w16sdtdh w16sdtfl w16du wp14">
+<w:ftr xmlns:wpc="http://schemas.microsoft.com/office/word/2010/wordprocessingCanvas" xmlns:cx="http://schemas.microsoft.com/office/drawing/2014/chartex" xmlns:cx1="http://schemas.microsoft.com/office/drawing/2015/9/8/chartex" xmlns:cx2="http://schemas.microsoft.com/office/drawing/2015/10/21/chartex" xmlns:cx3="http://schemas.microsoft.com/office/drawing/2016/5/9/chartex" xmlns:cx4="http://schemas.microsoft.com/office/drawing/2016/5/10/chartex" xmlns:cx5="http://schemas.microsoft.com/office/drawing/2016/5/11/chartex" xmlns:cx6="http://schemas.microsoft.com/office/drawing/2016/5/12/chartex" xmlns:cx7="http://schemas.microsoft.com/office/drawing/2016/5/13/chartex" xmlns:cx8="http://schemas.microsoft.com/office/drawing/2016/5/14/chartex" xmlns:mc="http://schemas.openxmlformats.org/markup-compatibility/2006" xmlns:m="http://schemas.openxmlformats.org/officeDocument/2006/math" xmlns:aink="http://schemas.microsoft.com/office/drawing/2016/ink" xmlns:am3d="http://schemas.microsoft.com/office/drawing/2017/model3d" xmlns:oel="http://schemas.microsoft.com/office/2019/extlst" xmlns:r="http://schemas.openxmlformats.org/officeDocument/2006/relationships" xmlns:wp14="http://schemas.microsoft.com/office/word/2010/wordprocessingDrawing" xmlns:wp="http://schemas.openxmlformats.org/drawingml/2006/wordprocessingDrawing" xmlns:wpg="http://schemas.microsoft.com/office/word/2010/wordprocessingGroup" xmlns:wpi="http://schemas.microsoft.com/office/word/2010/wordprocessingInk" xmlns:wps="http://schemas.microsoft.com/office/word/2010/wordprocessingShape" xmlns:o="urn:schemas-microsoft-com:office:office" xmlns:v="urn:schemas-microsoft-com:vml" xmlns:w10="urn:schemas-microsoft-com:office:word" xmlns:w="http://schemas.openxmlformats.org/wordprocessingml/2006/main" xmlns:w14="http://schemas.microsoft.com/office/word/2010/wordml" xmlns:w15="http://schemas.microsoft.com/office/word/2012/wordml" xmlns:w16cex="http://schemas.microsoft.com/office/word/2018/wordml/cex" xmlns:w16cid="http://schemas.microsoft.com/office/word/2016/wordml/cid" xmlns:w16="http://schemas.microsoft.com/office/word/2018/wordml" xmlns:w16sdtdh="http://schemas.microsoft.com/office/word/2020/wordml/sdtdatahash" xmlns:w16sdtfl="http://schemas.microsoft.com/office/word/2024/wordml/sdtformatlock" xmlns:w16se="http://schemas.microsoft.com/office/word/2015/wordml/symex" xmlns:w16du="http://schemas.microsoft.com/office/word/2023/wordml/word16du" xmlns:wne="http://schemas.microsoft.com/office/word/2006/wordml" mc:Ignorable="w14 w15 w16se w16cid w16 w16cex w16sdtdh w16sdtfl w16du wp14">
   <w:p/>
 </w:ftr>
 </file>
 
 <file path=word/footnotes.xml><?xml version="1.0" encoding="utf-8"?>
-<w:footnotes xmlns:w="http://schemas.openxmlformats.org/wordprocessingml/2006/main" xmlns:m="http://schemas.openxmlformats.org/officeDocument/2006/math" xmlns:r="http://schemas.openxmlformats.org/officeDocument/2006/relationships" xmlns:o="urn:schemas-microsoft-com:office:office" xmlns:v="urn:schemas-microsoft-com:vml" xmlns:w10="urn:schemas-microsoft-com:office:word" xmlns:a="http://schemas.openxmlformats.org/drawingml/2006/main" xmlns:pic="http://schemas.openxmlformats.org/drawingml/2006/picture" xmlns:wp="http://schemas.openxmlformats.org/drawingml/2006/wordprocessingDrawing">
-  <w:footnote w:type="continuationSeparator" w:id="0">
+<w:footnotes xmlns:wpc="http://schemas.microsoft.com/office/word/2010/wordprocessingCanvas" xmlns:cx="http://schemas.microsoft.com/office/drawing/2014/chartex" xmlns:cx1="http://schemas.microsoft.com/office/drawing/2015/9/8/chartex" xmlns:cx2="http://schemas.microsoft.com/office/drawing/2015/10/21/chartex" xmlns:cx3="http://schemas.microsoft.com/office/drawing/2016/5/9/chartex" xmlns:cx4="http://schemas.microsoft.com/office/drawing/2016/5/10/chartex" xmlns:cx5="http://schemas.microsoft.com/office/drawing/2016/5/11/chartex" xmlns:cx6="http://schemas.microsoft.com/office/drawing/2016/5/12/chartex" xmlns:cx7="http://schemas.microsoft.com/office/drawing/2016/5/13/chartex" xmlns:cx8="http://schemas.microsoft.com/office/drawing/2016/5/14/chartex" xmlns:mc="http://schemas.openxmlformats.org/markup-compatibility/2006" xmlns:m="http://schemas.openxmlformats.org/officeDocument/2006/math" xmlns:aink="http://schemas.microsoft.com/office/drawing/2016/ink" xmlns:am3d="http://schemas.microsoft.com/office/drawing/2017/model3d" xmlns:oel="http://schemas.microsoft.com/office/2019/extlst" xmlns:r="http://schemas.openxmlformats.org/officeDocument/2006/relationships" xmlns:wp14="http://schemas.microsoft.com/office/word/2010/wordprocessingDrawing" xmlns:wp="http://schemas.openxmlformats.org/drawingml/2006/wordprocessingDrawing" xmlns:wpg="http://schemas.microsoft.com/office/word/2010/wordprocessingGroup" xmlns:wpi="http://schemas.microsoft.com/office/word/2010/wordprocessingInk" xmlns:wps="http://schemas.microsoft.com/office/word/2010/wordprocessingShape" xmlns:o="urn:schemas-microsoft-com:office:office" xmlns:v="urn:schemas-microsoft-com:vml" xmlns:w10="urn:schemas-microsoft-com:office:word" xmlns:w="http://schemas.openxmlformats.org/wordprocessingml/2006/main" xmlns:w14="http://schemas.microsoft.com/office/word/2010/wordml" xmlns:w15="http://schemas.microsoft.com/office/word/2012/wordml" xmlns:w16cex="http://schemas.microsoft.com/office/word/2018/wordml/cex" xmlns:w16cid="http://schemas.microsoft.com/office/word/2016/wordml/cid" xmlns:w16="http://schemas.microsoft.com/office/word/2018/wordml" xmlns:w16sdtdh="http://schemas.microsoft.com/office/word/2020/wordml/sdtdatahash" xmlns:w16sdtfl="http://schemas.microsoft.com/office/word/2024/wordml/sdtformatlock" xmlns:w16se="http://schemas.microsoft.com/office/word/2015/wordml/symex" xmlns:w16du="http://schemas.microsoft.com/office/word/2023/wordml/word16du" xmlns:wne="http://schemas.microsoft.com/office/word/2006/wordml" mc:Ignorable="w14 w15 w16se w16cid w16 w16cex w16sdtdh w16sdtfl w16du wp14">
+  <w:footnote w:type="separator" w:id="-1">
     <w:p>
+      <w:pPr>
+        <w:spacing w:before="0" w:after="0"/>
+      </w:pPr>
       <w:r>
-        <w:continuationSeparator/>
+        <w:separator/>
       </w:r>
     </w:p>
   </w:footnote>
-  <w:footnote w:type="separator" w:id="-1">
+  <w:footnote w:type="continuationSeparator" w:id="0">
     <w:p>
+      <w:pPr>
+        <w:spacing w:before="0" w:after="0"/>
+      </w:pPr>
       <w:r>
-        <w:separator/>
+        <w:continuationSeparator/>
       </w:r>
     </w:p>
   </w:footnote>
@@ -170,8 +230,85 @@
 </file>
 
 <file path=word/numbering.xml><?xml version="1.0" encoding="utf-8"?>
-<w:numbering xmlns:aink="http://schemas.microsoft.com/office/drawing/2016/ink" xmlns:am3d="http://schemas.microsoft.com/office/drawing/2017/model3d" xmlns:cx="http://schemas.microsoft.com/office/drawing/2014/chartex" xmlns:cx1="http://schemas.microsoft.com/office/drawing/2015/9/8/chartex" xmlns:cx2="http://schemas.microsoft.com/office/drawing/2015/10/21/chartex" xmlns:cx3="http://schemas.microsoft.com/office/drawing/2016/5/9/chartex" xmlns:cx4="http://schemas.microsoft.com/office/drawing/2016/5/10/chartex" xmlns:cx5="http://schemas.microsoft.com/office/drawing/2016/5/11/chartex" xmlns:cx6="http://schemas.microsoft.com/office/drawing/2016/5/12/chartex" xmlns:cx7="http://schemas.microsoft.com/office/drawing/2016/5/13/chartex" xmlns:cx8="http://schemas.microsoft.com/office/drawing/2016/5/14/chartex" xmlns:m="http://schemas.openxmlformats.org/officeDocument/2006/math" xmlns:mc="http://schemas.openxmlformats.org/markup-compatibility/2006" xmlns:o="urn:schemas-microsoft-com:office:office" xmlns:oel="http://schemas.microsoft.com/office/2019/extlst" xmlns:r="http://schemas.openxmlformats.org/officeDocument/2006/relationships" xmlns:v="urn:schemas-microsoft-com:vml" xmlns:w="http://schemas.openxmlformats.org/wordprocessingml/2006/main" xmlns:w10="urn:schemas-microsoft-com:office:word" xmlns:w14="http://schemas.microsoft.com/office/word/2010/wordml" xmlns:w15="http://schemas.microsoft.com/office/word/2012/wordml" xmlns:w16="http://schemas.microsoft.com/office/word/2018/wordml" xmlns:w16cei="http://schemas.microsoft.com/office/word/2026/wordml/cei" xmlns:w16cex="http://schemas.microsoft.com/office/word/2018/wordml/cex" xmlns:w16cid="http://schemas.microsoft.com/office/word/2016/wordml/cid" xmlns:w16du="http://schemas.microsoft.com/office/word/2023/wordml/word16du" xmlns:w16sdtdh="http://schemas.microsoft.com/office/word/2020/wordml/sdtdatahash" xmlns:w16sdtfl="http://schemas.microsoft.com/office/word/2024/wordml/sdtformatlock" xmlns:w16se="http://schemas.microsoft.com/office/word/2015/wordml/symex" xmlns:wne="http://schemas.microsoft.com/office/word/2006/wordml" xmlns:wp="http://schemas.openxmlformats.org/drawingml/2006/wordprocessingDrawing" xmlns:wp14="http://schemas.microsoft.com/office/word/2010/wordprocessingDrawing" xmlns:wpc="http://schemas.microsoft.com/office/word/2010/wordprocessingCanvas" xmlns:wpg="http://schemas.microsoft.com/office/word/2010/wordprocessingGroup" xmlns:wpi="http://schemas.microsoft.com/office/word/2010/wordprocessingInk" xmlns:wps="http://schemas.microsoft.com/office/word/2010/wordprocessingShape" mc:Ignorable="w14 w15 w16se w16cid w16 w16cex w16sdtdh w16sdtfl w16du wp14">
-  <w:abstractNum w15:restartNumberingAfterBreak="0" w:abstractNumId="0">
+<w:numbering xmlns:wpc="http://schemas.microsoft.com/office/word/2010/wordprocessingCanvas" xmlns:cx="http://schemas.microsoft.com/office/drawing/2014/chartex" xmlns:cx1="http://schemas.microsoft.com/office/drawing/2015/9/8/chartex" xmlns:cx2="http://schemas.microsoft.com/office/drawing/2015/10/21/chartex" xmlns:cx3="http://schemas.microsoft.com/office/drawing/2016/5/9/chartex" xmlns:cx4="http://schemas.microsoft.com/office/drawing/2016/5/10/chartex" xmlns:cx5="http://schemas.microsoft.com/office/drawing/2016/5/11/chartex" xmlns:cx6="http://schemas.microsoft.com/office/drawing/2016/5/12/chartex" xmlns:cx7="http://schemas.microsoft.com/office/drawing/2016/5/13/chartex" xmlns:cx8="http://schemas.microsoft.com/office/drawing/2016/5/14/chartex" xmlns:mc="http://schemas.openxmlformats.org/markup-compatibility/2006" xmlns:m="http://schemas.openxmlformats.org/officeDocument/2006/math" xmlns:aink="http://schemas.microsoft.com/office/drawing/2016/ink" xmlns:am3d="http://schemas.microsoft.com/office/drawing/2017/model3d" xmlns:oel="http://schemas.microsoft.com/office/2019/extlst" xmlns:r="http://schemas.openxmlformats.org/officeDocument/2006/relationships" xmlns:wp14="http://schemas.microsoft.com/office/word/2010/wordprocessingDrawing" xmlns:wp="http://schemas.openxmlformats.org/drawingml/2006/wordprocessingDrawing" xmlns:wpg="http://schemas.microsoft.com/office/word/2010/wordprocessingGroup" xmlns:wpi="http://schemas.microsoft.com/office/word/2010/wordprocessingInk" xmlns:wps="http://schemas.microsoft.com/office/word/2010/wordprocessingShape" xmlns:o="urn:schemas-microsoft-com:office:office" xmlns:v="urn:schemas-microsoft-com:vml" xmlns:w10="urn:schemas-microsoft-com:office:word" xmlns:w="http://schemas.openxmlformats.org/wordprocessingml/2006/main" xmlns:w14="http://schemas.microsoft.com/office/word/2010/wordml" xmlns:w15="http://schemas.microsoft.com/office/word/2012/wordml" xmlns:w16cex="http://schemas.microsoft.com/office/word/2018/wordml/cex" xmlns:w16cid="http://schemas.microsoft.com/office/word/2016/wordml/cid" xmlns:w16="http://schemas.microsoft.com/office/word/2018/wordml" xmlns:w16sdtdh="http://schemas.microsoft.com/office/word/2020/wordml/sdtdatahash" xmlns:w16sdtfl="http://schemas.microsoft.com/office/word/2024/wordml/sdtformatlock" xmlns:w16se="http://schemas.microsoft.com/office/word/2015/wordml/symex" xmlns:w16du="http://schemas.microsoft.com/office/word/2023/wordml/word16du" xmlns:wne="http://schemas.microsoft.com/office/word/2006/wordml" mc:Ignorable="w14 w15 w16se w16cid w16 w16cex w16sdtdh w16sdtfl w16du wp14">
+  <w:abstractNum w:abstractNumId="0" w15:restartNumberingAfterBreak="0">
+    <w:nsid w:val="0000A990"/>
+    <w:multiLevelType w:val="multilevel"/>
+    <w:tmpl w:val="185A9E48"/>
+    <w:lvl w:ilvl="0">
+      <w:numFmt w:val="bullet"/>
+      <w:lvlText w:val=" "/>
+      <w:lvlJc w:val="left"/>
+      <w:pPr>
+        <w:ind w:left="720" w:hanging="360"/>
+      </w:pPr>
+    </w:lvl>
+    <w:lvl w:ilvl="1">
+      <w:numFmt w:val="bullet"/>
+      <w:lvlText w:val=" "/>
+      <w:lvlJc w:val="left"/>
+      <w:pPr>
+        <w:ind w:left="1440" w:hanging="360"/>
+      </w:pPr>
+    </w:lvl>
+    <w:lvl w:ilvl="2">
+      <w:numFmt w:val="bullet"/>
+      <w:lvlText w:val=" "/>
+      <w:lvlJc w:val="left"/>
+      <w:pPr>
+        <w:ind w:left="2160" w:hanging="360"/>
+      </w:pPr>
+    </w:lvl>
+    <w:lvl w:ilvl="3">
+      <w:numFmt w:val="bullet"/>
+      <w:lvlText w:val=" "/>
+      <w:lvlJc w:val="left"/>
+      <w:pPr>
+        <w:ind w:left="2880" w:hanging="360"/>
+      </w:pPr>
+    </w:lvl>
+    <w:lvl w:ilvl="4">
+      <w:numFmt w:val="bullet"/>
+      <w:lvlText w:val=" "/>
+      <w:lvlJc w:val="left"/>
+      <w:pPr>
+        <w:ind w:left="3600" w:hanging="360"/>
+      </w:pPr>
+    </w:lvl>
+    <w:lvl w:ilvl="5">
+      <w:numFmt w:val="bullet"/>
+      <w:lvlText w:val=" "/>
+      <w:lvlJc w:val="left"/>
+      <w:pPr>
+        <w:ind w:left="4320" w:hanging="360"/>
+      </w:pPr>
+    </w:lvl>
+    <w:lvl w:ilvl="6">
+      <w:numFmt w:val="bullet"/>
+      <w:lvlText w:val=" "/>
+      <w:lvlJc w:val="left"/>
+      <w:pPr>
+        <w:ind w:left="5040" w:hanging="360"/>
+      </w:pPr>
+    </w:lvl>
+    <w:lvl w:ilvl="7">
+      <w:numFmt w:val="bullet"/>
+      <w:lvlText w:val=" "/>
+      <w:lvlJc w:val="left"/>
+      <w:pPr>
+        <w:ind w:left="5760" w:hanging="360"/>
+      </w:pPr>
+    </w:lvl>
+    <w:lvl w:ilvl="8">
+      <w:numFmt w:val="bullet"/>
+      <w:lvlText w:val=" "/>
+      <w:lvlJc w:val="left"/>
+      <w:pPr>
+        <w:ind w:left="6480" w:hanging="360"/>
+      </w:pPr>
+    </w:lvl>
+  </w:abstractNum>
+  <w:abstractNum w:abstractNumId="1" w15:restartNumberingAfterBreak="0">
     <w:nsid w:val="02536786"/>
     <w:multiLevelType w:val="multilevel"/>
     <w:tmpl w:val="81A64DDC"/>
@@ -181,7 +318,7 @@
       <w:lvlText w:val="-"/>
       <w:lvlJc w:val="left"/>
       <w:pPr>
-        <w:ind w:hanging="360" w:left="720"/>
+        <w:ind w:left="720" w:hanging="360"/>
       </w:pPr>
       <w:rPr>
         <w:u w:val="none"/>
@@ -193,7 +330,7 @@
       <w:lvlText w:val="-"/>
       <w:lvlJc w:val="left"/>
       <w:pPr>
-        <w:ind w:hanging="360" w:left="1440"/>
+        <w:ind w:left="1440" w:hanging="360"/>
       </w:pPr>
       <w:rPr>
         <w:u w:val="none"/>
@@ -205,7 +342,7 @@
       <w:lvlText w:val="-"/>
       <w:lvlJc w:val="left"/>
       <w:pPr>
-        <w:ind w:hanging="360" w:left="2160"/>
+        <w:ind w:left="2160" w:hanging="360"/>
       </w:pPr>
       <w:rPr>
         <w:u w:val="none"/>
@@ -217,7 +354,7 @@
       <w:lvlText w:val="-"/>
       <w:lvlJc w:val="left"/>
       <w:pPr>
-        <w:ind w:hanging="360" w:left="2880"/>
+        <w:ind w:left="2880" w:hanging="360"/>
       </w:pPr>
       <w:rPr>
         <w:u w:val="none"/>
@@ -229,7 +366,7 @@
       <w:lvlText w:val="-"/>
       <w:lvlJc w:val="left"/>
       <w:pPr>
-        <w:ind w:hanging="360" w:left="3600"/>
+        <w:ind w:left="3600" w:hanging="360"/>
       </w:pPr>
       <w:rPr>
         <w:u w:val="none"/>
@@ -241,7 +378,7 @@
       <w:lvlText w:val="-"/>
       <w:lvlJc w:val="left"/>
       <w:pPr>
-        <w:ind w:hanging="360" w:left="4320"/>
+        <w:ind w:left="4320" w:hanging="360"/>
       </w:pPr>
       <w:rPr>
         <w:u w:val="none"/>
@@ -253,7 +390,7 @@
       <w:lvlText w:val="-"/>
       <w:lvlJc w:val="left"/>
       <w:pPr>
-        <w:ind w:hanging="360" w:left="5040"/>
+        <w:ind w:left="5040" w:hanging="360"/>
       </w:pPr>
       <w:rPr>
         <w:u w:val="none"/>
@@ -265,7 +402,7 @@
       <w:lvlText w:val="-"/>
       <w:lvlJc w:val="left"/>
       <w:pPr>
-        <w:ind w:hanging="360" w:left="5760"/>
+        <w:ind w:left="5760" w:hanging="360"/>
       </w:pPr>
       <w:rPr>
         <w:u w:val="none"/>
@@ -277,14 +414,14 @@
       <w:lvlText w:val="-"/>
       <w:lvlJc w:val="left"/>
       <w:pPr>
-        <w:ind w:hanging="360" w:left="6480"/>
+        <w:ind w:left="6480" w:hanging="360"/>
       </w:pPr>
       <w:rPr>
         <w:u w:val="none"/>
       </w:rPr>
     </w:lvl>
   </w:abstractNum>
-  <w:abstractNum w15:restartNumberingAfterBreak="0" w:abstractNumId="1">
+  <w:abstractNum w:abstractNumId="2" w15:restartNumberingAfterBreak="0">
     <w:nsid w:val="036851CF"/>
     <w:multiLevelType w:val="hybridMultilevel"/>
     <w:tmpl w:val="AF2A710C"/>
@@ -294,110 +431,110 @@
       <w:lvlText w:val="%1."/>
       <w:lvlJc w:val="left"/>
       <w:pPr>
-        <w:ind w:hanging="360" w:left="360"/>
+        <w:ind w:left="360" w:hanging="360"/>
       </w:pPr>
       <w:rPr>
         <w:rFonts w:hint="default"/>
       </w:rPr>
     </w:lvl>
-    <w:lvl w:ilvl="1" w:tentative="1" w:tplc="FFFFFFFF">
+    <w:lvl w:ilvl="1" w:tplc="FFFFFFFF" w:tentative="1">
       <w:start w:val="1"/>
       <w:numFmt w:val="bullet"/>
       <w:lvlText w:val="o"/>
       <w:lvlJc w:val="left"/>
       <w:pPr>
-        <w:ind w:hanging="360" w:left="1080"/>
+        <w:ind w:left="1080" w:hanging="360"/>
       </w:pPr>
       <w:rPr>
         <w:rFonts w:ascii="Courier New" w:hAnsi="Courier New" w:hint="default"/>
       </w:rPr>
     </w:lvl>
-    <w:lvl w:ilvl="2" w:tentative="1" w:tplc="FFFFFFFF">
+    <w:lvl w:ilvl="2" w:tplc="FFFFFFFF" w:tentative="1">
       <w:start w:val="1"/>
       <w:numFmt w:val="bullet"/>
       <w:lvlText w:val=""/>
       <w:lvlJc w:val="left"/>
       <w:pPr>
-        <w:ind w:hanging="360" w:left="1800"/>
+        <w:ind w:left="1800" w:hanging="360"/>
       </w:pPr>
       <w:rPr>
         <w:rFonts w:ascii="Wingdings" w:hAnsi="Wingdings" w:hint="default"/>
       </w:rPr>
     </w:lvl>
-    <w:lvl w:ilvl="3" w:tentative="1" w:tplc="FFFFFFFF">
+    <w:lvl w:ilvl="3" w:tplc="FFFFFFFF" w:tentative="1">
       <w:start w:val="1"/>
       <w:numFmt w:val="bullet"/>
       <w:lvlText w:val=""/>
       <w:lvlJc w:val="left"/>
       <w:pPr>
-        <w:ind w:hanging="360" w:left="2520"/>
+        <w:ind w:left="2520" w:hanging="360"/>
       </w:pPr>
       <w:rPr>
         <w:rFonts w:ascii="Symbol" w:hAnsi="Symbol" w:hint="default"/>
       </w:rPr>
     </w:lvl>
-    <w:lvl w:ilvl="4" w:tentative="1" w:tplc="FFFFFFFF">
+    <w:lvl w:ilvl="4" w:tplc="FFFFFFFF" w:tentative="1">
       <w:start w:val="1"/>
       <w:numFmt w:val="bullet"/>
       <w:lvlText w:val="o"/>
       <w:lvlJc w:val="left"/>
       <w:pPr>
-        <w:ind w:hanging="360" w:left="3240"/>
+        <w:ind w:left="3240" w:hanging="360"/>
       </w:pPr>
       <w:rPr>
         <w:rFonts w:ascii="Courier New" w:hAnsi="Courier New" w:hint="default"/>
       </w:rPr>
     </w:lvl>
-    <w:lvl w:ilvl="5" w:tentative="1" w:tplc="FFFFFFFF">
+    <w:lvl w:ilvl="5" w:tplc="FFFFFFFF" w:tentative="1">
       <w:start w:val="1"/>
       <w:numFmt w:val="bullet"/>
       <w:lvlText w:val=""/>
       <w:lvlJc w:val="left"/>
       <w:pPr>
-        <w:ind w:hanging="360" w:left="3960"/>
+        <w:ind w:left="3960" w:hanging="360"/>
       </w:pPr>
       <w:rPr>
         <w:rFonts w:ascii="Wingdings" w:hAnsi="Wingdings" w:hint="default"/>
       </w:rPr>
     </w:lvl>
-    <w:lvl w:ilvl="6" w:tentative="1" w:tplc="FFFFFFFF">
+    <w:lvl w:ilvl="6" w:tplc="FFFFFFFF" w:tentative="1">
       <w:start w:val="1"/>
       <w:numFmt w:val="bullet"/>
       <w:lvlText w:val=""/>
       <w:lvlJc w:val="left"/>
       <w:pPr>
-        <w:ind w:hanging="360" w:left="4680"/>
+        <w:ind w:left="4680" w:hanging="360"/>
       </w:pPr>
       <w:rPr>
         <w:rFonts w:ascii="Symbol" w:hAnsi="Symbol" w:hint="default"/>
       </w:rPr>
     </w:lvl>
-    <w:lvl w:ilvl="7" w:tentative="1" w:tplc="FFFFFFFF">
+    <w:lvl w:ilvl="7" w:tplc="FFFFFFFF" w:tentative="1">
       <w:start w:val="1"/>
       <w:numFmt w:val="bullet"/>
       <w:lvlText w:val="o"/>
       <w:lvlJc w:val="left"/>
       <w:pPr>
-        <w:ind w:hanging="360" w:left="5400"/>
+        <w:ind w:left="5400" w:hanging="360"/>
       </w:pPr>
       <w:rPr>
         <w:rFonts w:ascii="Courier New" w:hAnsi="Courier New" w:hint="default"/>
       </w:rPr>
     </w:lvl>
-    <w:lvl w:ilvl="8" w:tentative="1" w:tplc="FFFFFFFF">
+    <w:lvl w:ilvl="8" w:tplc="FFFFFFFF" w:tentative="1">
       <w:start w:val="1"/>
       <w:numFmt w:val="bullet"/>
       <w:lvlText w:val=""/>
       <w:lvlJc w:val="left"/>
       <w:pPr>
-        <w:ind w:hanging="360" w:left="6120"/>
+        <w:ind w:left="6120" w:hanging="360"/>
       </w:pPr>
       <w:rPr>
         <w:rFonts w:ascii="Wingdings" w:hAnsi="Wingdings" w:hint="default"/>
       </w:rPr>
     </w:lvl>
   </w:abstractNum>
-  <w:abstractNum w15:restartNumberingAfterBreak="0" w:abstractNumId="2">
+  <w:abstractNum w:abstractNumId="3" w15:restartNumberingAfterBreak="0">
     <w:nsid w:val="171A0667"/>
     <w:multiLevelType w:val="hybridMultilevel"/>
     <w:tmpl w:val="AB988C60"/>
@@ -407,110 +544,110 @@
       <w:lvlText w:val=""/>
       <w:lvlJc w:val="left"/>
       <w:pPr>
-        <w:ind w:hanging="360" w:left="720"/>
+        <w:ind w:left="720" w:hanging="360"/>
       </w:pPr>
       <w:rPr>
         <w:rFonts w:ascii="Symbol" w:hAnsi="Symbol" w:hint="default"/>
       </w:rPr>
     </w:lvl>
-    <w:lvl w:ilvl="1" w:tentative="1" w:tplc="04090003">
+    <w:lvl w:ilvl="1" w:tplc="04090003" w:tentative="1">
       <w:start w:val="1"/>
       <w:numFmt w:val="bullet"/>
       <w:lvlText w:val="o"/>
       <w:lvlJc w:val="left"/>
       <w:pPr>
-        <w:ind w:hanging="360" w:left="1440"/>
+        <w:ind w:left="1440" w:hanging="360"/>
       </w:pPr>
       <w:rPr>
         <w:rFonts w:ascii="Courier New" w:hAnsi="Courier New" w:hint="default"/>
       </w:rPr>
     </w:lvl>
-    <w:lvl w:ilvl="2" w:tentative="1" w:tplc="04090005">
+    <w:lvl w:ilvl="2" w:tplc="04090005" w:tentative="1">
       <w:start w:val="1"/>
       <w:numFmt w:val="bullet"/>
       <w:lvlText w:val=""/>
       <w:lvlJc w:val="left"/>
       <w:pPr>
-        <w:ind w:hanging="360" w:left="2160"/>
+        <w:ind w:left="2160" w:hanging="360"/>
       </w:pPr>
       <w:rPr>
         <w:rFonts w:ascii="Wingdings" w:hAnsi="Wingdings" w:hint="default"/>
       </w:rPr>
     </w:lvl>
-    <w:lvl w:ilvl="3" w:tentative="1" w:tplc="04090001">
+    <w:lvl w:ilvl="3" w:tplc="04090001" w:tentative="1">
       <w:start w:val="1"/>
       <w:numFmt w:val="bullet"/>
       <w:lvlText w:val=""/>
       <w:lvlJc w:val="left"/>
       <w:pPr>
-        <w:ind w:hanging="360" w:left="2880"/>
+        <w:ind w:left="2880" w:hanging="360"/>
       </w:pPr>
       <w:rPr>
         <w:rFonts w:ascii="Symbol" w:hAnsi="Symbol" w:hint="default"/>
       </w:rPr>
     </w:lvl>
-    <w:lvl w:ilvl="4" w:tentative="1" w:tplc="04090003">
+    <w:lvl w:ilvl="4" w:tplc="04090003" w:tentative="1">
       <w:start w:val="1"/>
       <w:numFmt w:val="bullet"/>
       <w:lvlText w:val="o"/>
       <w:lvlJc w:val="left"/>
       <w:pPr>
-        <w:ind w:hanging="360" w:left="3600"/>
+        <w:ind w:left="3600" w:hanging="360"/>
       </w:pPr>
       <w:rPr>
         <w:rFonts w:ascii="Courier New" w:hAnsi="Courier New" w:hint="default"/>
       </w:rPr>
     </w:lvl>
-    <w:lvl w:ilvl="5" w:tentative="1" w:tplc="04090005">
+    <w:lvl w:ilvl="5" w:tplc="04090005" w:tentative="1">
       <w:start w:val="1"/>
       <w:numFmt w:val="bullet"/>
       <w:lvlText w:val=""/>
       <w:lvlJc w:val="left"/>
       <w:pPr>
-        <w:ind w:hanging="360" w:left="4320"/>
+        <w:ind w:left="4320" w:hanging="360"/>
       </w:pPr>
       <w:rPr>
         <w:rFonts w:ascii="Wingdings" w:hAnsi="Wingdings" w:hint="default"/>
       </w:rPr>
     </w:lvl>
-    <w:lvl w:ilvl="6" w:tentative="1" w:tplc="04090001">
+    <w:lvl w:ilvl="6" w:tplc="04090001" w:tentative="1">
       <w:start w:val="1"/>
       <w:numFmt w:val="bullet"/>
       <w:lvlText w:val=""/>
       <w:lvlJc w:val="left"/>
       <w:pPr>
-        <w:ind w:hanging="360" w:left="5040"/>
+        <w:ind w:left="5040" w:hanging="360"/>
       </w:pPr>
       <w:rPr>
         <w:rFonts w:ascii="Symbol" w:hAnsi="Symbol" w:hint="default"/>
       </w:rPr>
     </w:lvl>
-    <w:lvl w:ilvl="7" w:tentative="1" w:tplc="04090003">
+    <w:lvl w:ilvl="7" w:tplc="04090003" w:tentative="1">
       <w:start w:val="1"/>
       <w:numFmt w:val="bullet"/>
       <w:lvlText w:val="o"/>
       <w:lvlJc w:val="left"/>
       <w:pPr>
-        <w:ind w:hanging="360" w:left="5760"/>
+        <w:ind w:left="5760" w:hanging="360"/>
       </w:pPr>
       <w:rPr>
         <w:rFonts w:ascii="Courier New" w:hAnsi="Courier New" w:hint="default"/>
       </w:rPr>
     </w:lvl>
-    <w:lvl w:ilvl="8" w:tentative="1" w:tplc="04090005">
+    <w:lvl w:ilvl="8" w:tplc="04090005" w:tentative="1">
       <w:start w:val="1"/>
       <w:numFmt w:val="bullet"/>
       <w:lvlText w:val=""/>
       <w:lvlJc w:val="left"/>
       <w:pPr>
-        <w:ind w:hanging="360" w:left="6480"/>
+        <w:ind w:left="6480" w:hanging="360"/>
       </w:pPr>
       <w:rPr>
         <w:rFonts w:ascii="Wingdings" w:hAnsi="Wingdings" w:hint="default"/>
       </w:rPr>
     </w:lvl>
   </w:abstractNum>
-  <w:abstractNum w15:restartNumberingAfterBreak="0" w:abstractNumId="3">
+  <w:abstractNum w:abstractNumId="4" w15:restartNumberingAfterBreak="0">
     <w:nsid w:val="1744454D"/>
     <w:multiLevelType w:val="multilevel"/>
     <w:tmpl w:val="BEA2E0AA"/>
@@ -520,7 +657,7 @@
       <w:lvlText w:val="-"/>
       <w:lvlJc w:val="left"/>
       <w:pPr>
-        <w:ind w:hanging="360" w:left="720"/>
+        <w:ind w:left="720" w:hanging="360"/>
       </w:pPr>
       <w:rPr>
         <w:u w:val="none"/>
@@ -532,7 +669,7 @@
       <w:lvlText w:val="-"/>
       <w:lvlJc w:val="left"/>
       <w:pPr>
-        <w:ind w:hanging="360" w:left="1440"/>
+        <w:ind w:left="1440" w:hanging="360"/>
       </w:pPr>
       <w:rPr>
         <w:u w:val="none"/>
@@ -544,7 +681,7 @@
       <w:lvlText w:val="-"/>
       <w:lvlJc w:val="left"/>
       <w:pPr>
-        <w:ind w:hanging="360" w:left="2160"/>
+        <w:ind w:left="2160" w:hanging="360"/>
       </w:pPr>
       <w:rPr>
         <w:u w:val="none"/>
@@ -556,7 +693,7 @@
       <w:lvlText w:val="-"/>
       <w:lvlJc w:val="left"/>
       <w:pPr>
-        <w:ind w:hanging="360" w:left="2880"/>
+        <w:ind w:left="2880" w:hanging="360"/>
       </w:pPr>
       <w:rPr>
         <w:u w:val="none"/>
@@ -568,7 +705,7 @@
       <w:lvlText w:val="-"/>
       <w:lvlJc w:val="left"/>
       <w:pPr>
-        <w:ind w:hanging="360" w:left="3600"/>
+        <w:ind w:left="3600" w:hanging="360"/>
       </w:pPr>
       <w:rPr>
         <w:u w:val="none"/>
@@ -580,7 +717,7 @@
       <w:lvlText w:val="-"/>
       <w:lvlJc w:val="left"/>
       <w:pPr>
-        <w:ind w:hanging="360" w:left="4320"/>
+        <w:ind w:left="4320" w:hanging="360"/>
       </w:pPr>
       <w:rPr>
         <w:u w:val="none"/>
@@ -592,7 +729,7 @@
       <w:lvlText w:val="-"/>
       <w:lvlJc w:val="left"/>
       <w:pPr>
-        <w:ind w:hanging="360" w:left="5040"/>
+        <w:ind w:left="5040" w:hanging="360"/>
       </w:pPr>
       <w:rPr>
         <w:u w:val="none"/>
@@ -604,7 +741,7 @@
       <w:lvlText w:val="-"/>
       <w:lvlJc w:val="left"/>
       <w:pPr>
-        <w:ind w:hanging="360" w:left="5760"/>
+        <w:ind w:left="5760" w:hanging="360"/>
       </w:pPr>
       <w:rPr>
         <w:u w:val="none"/>
@@ -616,14 +753,14 @@
       <w:lvlText w:val="-"/>
       <w:lvlJc w:val="left"/>
       <w:pPr>
-        <w:ind w:hanging="360" w:left="6480"/>
+        <w:ind w:left="6480" w:hanging="360"/>
       </w:pPr>
       <w:rPr>
         <w:u w:val="none"/>
       </w:rPr>
     </w:lvl>
   </w:abstractNum>
-  <w:abstractNum w15:restartNumberingAfterBreak="0" w:abstractNumId="4">
+  <w:abstractNum w:abstractNumId="5" w15:restartNumberingAfterBreak="0">
     <w:nsid w:val="1D5040A3"/>
     <w:multiLevelType w:val="multilevel"/>
     <w:tmpl w:val="E8DC0374"/>
@@ -633,7 +770,7 @@
       <w:lvlText w:val="-"/>
       <w:lvlJc w:val="left"/>
       <w:pPr>
-        <w:ind w:hanging="360" w:left="720"/>
+        <w:ind w:left="720" w:hanging="360"/>
       </w:pPr>
       <w:rPr>
         <w:u w:val="none"/>
@@ -645,7 +782,7 @@
       <w:lvlText w:val="-"/>
       <w:lvlJc w:val="left"/>
       <w:pPr>
-        <w:ind w:hanging="360" w:left="1440"/>
+        <w:ind w:left="1440" w:hanging="360"/>
       </w:pPr>
       <w:rPr>
         <w:u w:val="none"/>
@@ -657,7 +794,7 @@
       <w:lvlText w:val="-"/>
       <w:lvlJc w:val="left"/>
       <w:pPr>
-        <w:ind w:hanging="360" w:left="2160"/>
+        <w:ind w:left="2160" w:hanging="360"/>
       </w:pPr>
       <w:rPr>
         <w:u w:val="none"/>
@@ -669,7 +806,7 @@
       <w:lvlText w:val="-"/>
       <w:lvlJc w:val="left"/>
       <w:pPr>
-        <w:ind w:hanging="360" w:left="2880"/>
+        <w:ind w:left="2880" w:hanging="360"/>
       </w:pPr>
       <w:rPr>
         <w:u w:val="none"/>
@@ -681,7 +818,7 @@
       <w:lvlText w:val="-"/>
       <w:lvlJc w:val="left"/>
       <w:pPr>
-        <w:ind w:hanging="360" w:left="3600"/>
+        <w:ind w:left="3600" w:hanging="360"/>
       </w:pPr>
       <w:rPr>
         <w:u w:val="none"/>
@@ -693,7 +830,7 @@
       <w:lvlText w:val="-"/>
       <w:lvlJc w:val="left"/>
       <w:pPr>
-        <w:ind w:hanging="360" w:left="4320"/>
+        <w:ind w:left="4320" w:hanging="360"/>
       </w:pPr>
       <w:rPr>
         <w:u w:val="none"/>
@@ -705,7 +842,7 @@
       <w:lvlText w:val="-"/>
       <w:lvlJc w:val="left"/>
       <w:pPr>
-        <w:ind w:hanging="360" w:left="5040"/>
+        <w:ind w:left="5040" w:hanging="360"/>
       </w:pPr>
       <w:rPr>
         <w:u w:val="none"/>
@@ -717,7 +854,7 @@
       <w:lvlText w:val="-"/>
       <w:lvlJc w:val="left"/>
       <w:pPr>
-        <w:ind w:hanging="360" w:left="5760"/>
+        <w:ind w:left="5760" w:hanging="360"/>
       </w:pPr>
       <w:rPr>
         <w:u w:val="none"/>
@@ -729,14 +866,14 @@
       <w:lvlText w:val="-"/>
       <w:lvlJc w:val="left"/>
       <w:pPr>
-        <w:ind w:hanging="360" w:left="6480"/>
+        <w:ind w:left="6480" w:hanging="360"/>
       </w:pPr>
       <w:rPr>
         <w:u w:val="none"/>
       </w:rPr>
     </w:lvl>
   </w:abstractNum>
-  <w:abstractNum w15:restartNumberingAfterBreak="0" w:abstractNumId="5">
+  <w:abstractNum w:abstractNumId="6" w15:restartNumberingAfterBreak="0">
     <w:nsid w:val="29EA41D8"/>
     <w:multiLevelType w:val="multilevel"/>
     <w:tmpl w:val="267245EE"/>
@@ -747,9 +884,9 @@
       <w:lvlJc w:val="left"/>
       <w:pPr>
         <w:tabs>
-          <w:tab w:pos="720" w:val="num"/>
-        </w:tabs>
-        <w:ind w:hanging="360" w:left="720"/>
+          <w:tab w:val="num" w:pos="720"/>
+        </w:tabs>
+        <w:ind w:left="720" w:hanging="360"/>
       </w:pPr>
     </w:lvl>
     <w:lvl w:ilvl="1" w:tentative="1">
@@ -759,9 +896,9 @@
       <w:lvlJc w:val="left"/>
       <w:pPr>
         <w:tabs>
-          <w:tab w:pos="1440" w:val="num"/>
-        </w:tabs>
-        <w:ind w:hanging="360" w:left="1440"/>
+          <w:tab w:val="num" w:pos="1440"/>
+        </w:tabs>
+        <w:ind w:left="1440" w:hanging="360"/>
       </w:pPr>
     </w:lvl>
     <w:lvl w:ilvl="2" w:tentative="1">
@@ -771,9 +908,9 @@
       <w:lvlJc w:val="left"/>
       <w:pPr>
         <w:tabs>
-          <w:tab w:pos="2160" w:val="num"/>
-        </w:tabs>
-        <w:ind w:hanging="360" w:left="2160"/>
+          <w:tab w:val="num" w:pos="2160"/>
+        </w:tabs>
+        <w:ind w:left="2160" w:hanging="360"/>
       </w:pPr>
     </w:lvl>
     <w:lvl w:ilvl="3" w:tentative="1">
@@ -783,9 +920,9 @@
       <w:lvlJc w:val="left"/>
       <w:pPr>
         <w:tabs>
-          <w:tab w:pos="2880" w:val="num"/>
-        </w:tabs>
-        <w:ind w:hanging="360" w:left="2880"/>
+          <w:tab w:val="num" w:pos="2880"/>
+        </w:tabs>
+        <w:ind w:left="2880" w:hanging="360"/>
       </w:pPr>
     </w:lvl>
     <w:lvl w:ilvl="4" w:tentative="1">
@@ -795,9 +932,9 @@
       <w:lvlJc w:val="left"/>
       <w:pPr>
         <w:tabs>
-          <w:tab w:pos="3600" w:val="num"/>
-        </w:tabs>
-        <w:ind w:hanging="360" w:left="3600"/>
+          <w:tab w:val="num" w:pos="3600"/>
+        </w:tabs>
+        <w:ind w:left="3600" w:hanging="360"/>
       </w:pPr>
     </w:lvl>
     <w:lvl w:ilvl="5" w:tentative="1">
@@ -807,9 +944,9 @@
       <w:lvlJc w:val="left"/>
       <w:pPr>
         <w:tabs>
-          <w:tab w:pos="4320" w:val="num"/>
-        </w:tabs>
-        <w:ind w:hanging="360" w:left="4320"/>
+          <w:tab w:val="num" w:pos="4320"/>
+        </w:tabs>
+        <w:ind w:left="4320" w:hanging="360"/>
       </w:pPr>
     </w:lvl>
     <w:lvl w:ilvl="6" w:tentative="1">
@@ -819,9 +956,9 @@
       <w:lvlJc w:val="left"/>
       <w:pPr>
         <w:tabs>
-          <w:tab w:pos="5040" w:val="num"/>
-        </w:tabs>
-        <w:ind w:hanging="360" w:left="5040"/>
+          <w:tab w:val="num" w:pos="5040"/>
+        </w:tabs>
+        <w:ind w:left="5040" w:hanging="360"/>
       </w:pPr>
     </w:lvl>
     <w:lvl w:ilvl="7" w:tentative="1">
@@ -831,9 +968,9 @@
       <w:lvlJc w:val="left"/>
       <w:pPr>
         <w:tabs>
-          <w:tab w:pos="5760" w:val="num"/>
-        </w:tabs>
-        <w:ind w:hanging="360" w:left="5760"/>
+          <w:tab w:val="num" w:pos="5760"/>
+        </w:tabs>
+        <w:ind w:left="5760" w:hanging="360"/>
       </w:pPr>
     </w:lvl>
     <w:lvl w:ilvl="8" w:tentative="1">
@@ -843,13 +980,13 @@
       <w:lvlJc w:val="left"/>
       <w:pPr>
         <w:tabs>
-          <w:tab w:pos="6480" w:val="num"/>
-        </w:tabs>
-        <w:ind w:hanging="360" w:left="6480"/>
+          <w:tab w:val="num" w:pos="6480"/>
+        </w:tabs>
+        <w:ind w:left="6480" w:hanging="360"/>
       </w:pPr>
     </w:lvl>
   </w:abstractNum>
-  <w:abstractNum w15:restartNumberingAfterBreak="0" w:abstractNumId="6">
+  <w:abstractNum w:abstractNumId="7" w15:restartNumberingAfterBreak="0">
     <w:nsid w:val="2D7802DA"/>
     <w:multiLevelType w:val="multilevel"/>
     <w:tmpl w:val="0CC420B2"/>
@@ -859,7 +996,7 @@
       <w:lvlText w:val="-"/>
       <w:lvlJc w:val="left"/>
       <w:pPr>
-        <w:ind w:hanging="360" w:left="720"/>
+        <w:ind w:left="720" w:hanging="360"/>
       </w:pPr>
       <w:rPr>
         <w:u w:val="none"/>
@@ -871,7 +1008,7 @@
       <w:lvlText w:val="-"/>
       <w:lvlJc w:val="left"/>
       <w:pPr>
-        <w:ind w:hanging="360" w:left="1440"/>
+        <w:ind w:left="1440" w:hanging="360"/>
       </w:pPr>
       <w:rPr>
         <w:u w:val="none"/>
@@ -883,7 +1020,7 @@
       <w:lvlText w:val="-"/>
       <w:lvlJc w:val="left"/>
       <w:pPr>
-        <w:ind w:hanging="360" w:left="2160"/>
+        <w:ind w:left="2160" w:hanging="360"/>
       </w:pPr>
       <w:rPr>
         <w:u w:val="none"/>
@@ -895,7 +1032,7 @@
       <w:lvlText w:val="-"/>
       <w:lvlJc w:val="left"/>
       <w:pPr>
-        <w:ind w:hanging="360" w:left="2880"/>
+        <w:ind w:left="2880" w:hanging="360"/>
       </w:pPr>
       <w:rPr>
         <w:u w:val="none"/>
@@ -907,7 +1044,7 @@
       <w:lvlText w:val="-"/>
       <w:lvlJc w:val="left"/>
       <w:pPr>
-        <w:ind w:hanging="360" w:left="3600"/>
+        <w:ind w:left="3600" w:hanging="360"/>
       </w:pPr>
       <w:rPr>
         <w:u w:val="none"/>
@@ -919,7 +1056,7 @@
       <w:lvlText w:val="-"/>
       <w:lvlJc w:val="left"/>
       <w:pPr>
-        <w:ind w:hanging="360" w:left="4320"/>
+        <w:ind w:left="4320" w:hanging="360"/>
       </w:pPr>
       <w:rPr>
         <w:u w:val="none"/>
@@ -931,7 +1068,7 @@
       <w:lvlText w:val="-"/>
       <w:lvlJc w:val="left"/>
       <w:pPr>
-        <w:ind w:hanging="360" w:left="5040"/>
+        <w:ind w:left="5040" w:hanging="360"/>
       </w:pPr>
       <w:rPr>
         <w:u w:val="none"/>
@@ -943,7 +1080,7 @@
       <w:lvlText w:val="-"/>
       <w:lvlJc w:val="left"/>
       <w:pPr>
-        <w:ind w:hanging="360" w:left="5760"/>
+        <w:ind w:left="5760" w:hanging="360"/>
       </w:pPr>
       <w:rPr>
         <w:u w:val="none"/>
@@ -955,14 +1092,14 @@
       <w:lvlText w:val="-"/>
       <w:lvlJc w:val="left"/>
       <w:pPr>
-        <w:ind w:hanging="360" w:left="6480"/>
+        <w:ind w:left="6480" w:hanging="360"/>
       </w:pPr>
       <w:rPr>
         <w:u w:val="none"/>
       </w:rPr>
     </w:lvl>
   </w:abstractNum>
-  <w:abstractNum w15:restartNumberingAfterBreak="0" w:abstractNumId="7">
+  <w:abstractNum w:abstractNumId="8" w15:restartNumberingAfterBreak="0">
     <w:nsid w:val="2E5524F5"/>
     <w:multiLevelType w:val="multilevel"/>
     <w:tmpl w:val="244E3E70"/>
@@ -972,7 +1109,7 @@
       <w:lvlText w:val="-"/>
       <w:lvlJc w:val="left"/>
       <w:pPr>
-        <w:ind w:hanging="360" w:left="720"/>
+        <w:ind w:left="720" w:hanging="360"/>
       </w:pPr>
       <w:rPr>
         <w:u w:val="none"/>
@@ -984,7 +1121,7 @@
       <w:lvlText w:val="-"/>
       <w:lvlJc w:val="left"/>
       <w:pPr>
-        <w:ind w:hanging="360" w:left="1440"/>
+        <w:ind w:left="1440" w:hanging="360"/>
       </w:pPr>
       <w:rPr>
         <w:u w:val="none"/>
@@ -996,7 +1133,7 @@
       <w:lvlText w:val="-"/>
       <w:lvlJc w:val="left"/>
       <w:pPr>
-        <w:ind w:hanging="360" w:left="2160"/>
+        <w:ind w:left="2160" w:hanging="360"/>
       </w:pPr>
       <w:rPr>
         <w:u w:val="none"/>
@@ -1008,7 +1145,7 @@
       <w:lvlText w:val="-"/>
       <w:lvlJc w:val="left"/>
       <w:pPr>
-        <w:ind w:hanging="360" w:left="2880"/>
+        <w:ind w:left="2880" w:hanging="360"/>
       </w:pPr>
       <w:rPr>
         <w:u w:val="none"/>
@@ -1020,7 +1157,7 @@
       <w:lvlText w:val="-"/>
       <w:lvlJc w:val="left"/>
       <w:pPr>
-        <w:ind w:hanging="360" w:left="3600"/>
+        <w:ind w:left="3600" w:hanging="360"/>
       </w:pPr>
       <w:rPr>
         <w:u w:val="none"/>
@@ -1032,7 +1169,7 @@
       <w:lvlText w:val="-"/>
       <w:lvlJc w:val="left"/>
       <w:pPr>
-        <w:ind w:hanging="360" w:left="4320"/>
+        <w:ind w:left="4320" w:hanging="360"/>
       </w:pPr>
       <w:rPr>
         <w:u w:val="none"/>
@@ -1044,7 +1181,7 @@
       <w:lvlText w:val="-"/>
       <w:lvlJc w:val="left"/>
       <w:pPr>
-        <w:ind w:hanging="360" w:left="5040"/>
+        <w:ind w:left="5040" w:hanging="360"/>
       </w:pPr>
       <w:rPr>
         <w:u w:val="none"/>
@@ -1056,7 +1193,7 @@
       <w:lvlText w:val="-"/>
       <w:lvlJc w:val="left"/>
       <w:pPr>
-        <w:ind w:hanging="360" w:left="5760"/>
+        <w:ind w:left="5760" w:hanging="360"/>
       </w:pPr>
       <w:rPr>
         <w:u w:val="none"/>
@@ -1068,14 +1205,14 @@
       <w:lvlText w:val="-"/>
       <w:lvlJc w:val="left"/>
       <w:pPr>
-        <w:ind w:hanging="360" w:left="6480"/>
+        <w:ind w:left="6480" w:hanging="360"/>
       </w:pPr>
       <w:rPr>
         <w:u w:val="none"/>
       </w:rPr>
     </w:lvl>
   </w:abstractNum>
-  <w:abstractNum w15:restartNumberingAfterBreak="0" w:abstractNumId="8">
+  <w:abstractNum w:abstractNumId="9" w15:restartNumberingAfterBreak="0">
     <w:nsid w:val="30FC0002"/>
     <w:multiLevelType w:val="hybridMultilevel"/>
     <w:tmpl w:val="007AAE82"/>
@@ -1085,86 +1222,86 @@
       <w:lvlText w:val="%1."/>
       <w:lvlJc w:val="left"/>
       <w:pPr>
-        <w:ind w:hanging="360" w:left="360"/>
+        <w:ind w:left="360" w:hanging="360"/>
       </w:pPr>
       <w:rPr>
         <w:rFonts w:hint="default"/>
       </w:rPr>
     </w:lvl>
-    <w:lvl w:ilvl="1" w:tentative="1" w:tplc="04090019">
+    <w:lvl w:ilvl="1" w:tplc="04090019" w:tentative="1">
       <w:start w:val="1"/>
       <w:numFmt w:val="lowerLetter"/>
       <w:lvlText w:val="%2."/>
       <w:lvlJc w:val="left"/>
       <w:pPr>
-        <w:ind w:hanging="360" w:left="1080"/>
-      </w:pPr>
-    </w:lvl>
-    <w:lvl w:ilvl="2" w:tentative="1" w:tplc="0409001B">
+        <w:ind w:left="1080" w:hanging="360"/>
+      </w:pPr>
+    </w:lvl>
+    <w:lvl w:ilvl="2" w:tplc="0409001B" w:tentative="1">
       <w:start w:val="1"/>
       <w:numFmt w:val="lowerRoman"/>
       <w:lvlText w:val="%3."/>
       <w:lvlJc w:val="right"/>
       <w:pPr>
-        <w:ind w:hanging="180" w:left="1800"/>
-      </w:pPr>
-    </w:lvl>
-    <w:lvl w:ilvl="3" w:tentative="1" w:tplc="0409000F">
+        <w:ind w:left="1800" w:hanging="180"/>
+      </w:pPr>
+    </w:lvl>
+    <w:lvl w:ilvl="3" w:tplc="0409000F" w:tentative="1">
       <w:start w:val="1"/>
       <w:numFmt w:val="decimal"/>
       <w:lvlText w:val="%4."/>
       <w:lvlJc w:val="left"/>
       <w:pPr>
-        <w:ind w:hanging="360" w:left="2520"/>
-      </w:pPr>
-    </w:lvl>
-    <w:lvl w:ilvl="4" w:tentative="1" w:tplc="04090019">
+        <w:ind w:left="2520" w:hanging="360"/>
+      </w:pPr>
+    </w:lvl>
+    <w:lvl w:ilvl="4" w:tplc="04090019" w:tentative="1">
       <w:start w:val="1"/>
       <w:numFmt w:val="lowerLetter"/>
       <w:lvlText w:val="%5."/>
       <w:lvlJc w:val="left"/>
       <w:pPr>
-        <w:ind w:hanging="360" w:left="3240"/>
-      </w:pPr>
-    </w:lvl>
-    <w:lvl w:ilvl="5" w:tentative="1" w:tplc="0409001B">
+        <w:ind w:left="3240" w:hanging="360"/>
+      </w:pPr>
+    </w:lvl>
+    <w:lvl w:ilvl="5" w:tplc="0409001B" w:tentative="1">
       <w:start w:val="1"/>
       <w:numFmt w:val="lowerRoman"/>
       <w:lvlText w:val="%6."/>
       <w:lvlJc w:val="right"/>
       <w:pPr>
-        <w:ind w:hanging="180" w:left="3960"/>
-      </w:pPr>
-    </w:lvl>
-    <w:lvl w:ilvl="6" w:tentative="1" w:tplc="0409000F">
+        <w:ind w:left="3960" w:hanging="180"/>
+      </w:pPr>
+    </w:lvl>
+    <w:lvl w:ilvl="6" w:tplc="0409000F" w:tentative="1">
       <w:start w:val="1"/>
       <w:numFmt w:val="decimal"/>
       <w:lvlText w:val="%7."/>
       <w:lvlJc w:val="left"/>
       <w:pPr>
-        <w:ind w:hanging="360" w:left="4680"/>
-      </w:pPr>
-    </w:lvl>
-    <w:lvl w:ilvl="7" w:tentative="1" w:tplc="04090019">
+        <w:ind w:left="4680" w:hanging="360"/>
+      </w:pPr>
+    </w:lvl>
+    <w:lvl w:ilvl="7" w:tplc="04090019" w:tentative="1">
       <w:start w:val="1"/>
       <w:numFmt w:val="lowerLetter"/>
       <w:lvlText w:val="%8."/>
       <w:lvlJc w:val="left"/>
       <w:pPr>
-        <w:ind w:hanging="360" w:left="5400"/>
-      </w:pPr>
-    </w:lvl>
-    <w:lvl w:ilvl="8" w:tentative="1" w:tplc="0409001B">
+        <w:ind w:left="5400" w:hanging="360"/>
+      </w:pPr>
+    </w:lvl>
+    <w:lvl w:ilvl="8" w:tplc="0409001B" w:tentative="1">
       <w:start w:val="1"/>
       <w:numFmt w:val="lowerRoman"/>
       <w:lvlText w:val="%9."/>
       <w:lvlJc w:val="right"/>
       <w:pPr>
-        <w:ind w:hanging="180" w:left="6120"/>
+        <w:ind w:left="6120" w:hanging="180"/>
       </w:pPr>
     </w:lvl>
   </w:abstractNum>
-  <w:abstractNum w15:restartNumberingAfterBreak="0" w:abstractNumId="9">
+  <w:abstractNum w:abstractNumId="10" w15:restartNumberingAfterBreak="0">
     <w:nsid w:val="44E96C8B"/>
     <w:multiLevelType w:val="multilevel"/>
     <w:tmpl w:val="267245EE"/>
@@ -1175,9 +1312,9 @@
       <w:lvlJc w:val="left"/>
       <w:pPr>
         <w:tabs>
-          <w:tab w:pos="720" w:val="num"/>
-        </w:tabs>
-        <w:ind w:hanging="360" w:left="720"/>
+          <w:tab w:val="num" w:pos="720"/>
+        </w:tabs>
+        <w:ind w:left="720" w:hanging="360"/>
       </w:pPr>
     </w:lvl>
     <w:lvl w:ilvl="1" w:tentative="1">
@@ -1187,9 +1324,9 @@
       <w:lvlJc w:val="left"/>
       <w:pPr>
         <w:tabs>
-          <w:tab w:pos="1440" w:val="num"/>
-        </w:tabs>
-        <w:ind w:hanging="360" w:left="1440"/>
+          <w:tab w:val="num" w:pos="1440"/>
+        </w:tabs>
+        <w:ind w:left="1440" w:hanging="360"/>
       </w:pPr>
     </w:lvl>
     <w:lvl w:ilvl="2" w:tentative="1">
@@ -1199,9 +1336,9 @@
       <w:lvlJc w:val="left"/>
       <w:pPr>
         <w:tabs>
-          <w:tab w:pos="2160" w:val="num"/>
-        </w:tabs>
-        <w:ind w:hanging="360" w:left="2160"/>
+          <w:tab w:val="num" w:pos="2160"/>
+        </w:tabs>
+        <w:ind w:left="2160" w:hanging="360"/>
       </w:pPr>
     </w:lvl>
     <w:lvl w:ilvl="3" w:tentative="1">
@@ -1211,9 +1348,9 @@
       <w:lvlJc w:val="left"/>
       <w:pPr>
         <w:tabs>
-          <w:tab w:pos="2880" w:val="num"/>
-        </w:tabs>
-        <w:ind w:hanging="360" w:left="2880"/>
+          <w:tab w:val="num" w:pos="2880"/>
+        </w:tabs>
+        <w:ind w:left="2880" w:hanging="360"/>
       </w:pPr>
     </w:lvl>
     <w:lvl w:ilvl="4" w:tentative="1">
@@ -1223,9 +1360,9 @@
       <w:lvlJc w:val="left"/>
       <w:pPr>
         <w:tabs>
-          <w:tab w:pos="3600" w:val="num"/>
-        </w:tabs>
-        <w:ind w:hanging="360" w:left="3600"/>
+          <w:tab w:val="num" w:pos="3600"/>
+        </w:tabs>
+        <w:ind w:left="3600" w:hanging="360"/>
       </w:pPr>
     </w:lvl>
     <w:lvl w:ilvl="5" w:tentative="1">
@@ -1235,9 +1372,9 @@
       <w:lvlJc w:val="left"/>
       <w:pPr>
         <w:tabs>
-          <w:tab w:pos="4320" w:val="num"/>
-        </w:tabs>
-        <w:ind w:hanging="360" w:left="4320"/>
+          <w:tab w:val="num" w:pos="4320"/>
+        </w:tabs>
+        <w:ind w:left="4320" w:hanging="360"/>
       </w:pPr>
     </w:lvl>
     <w:lvl w:ilvl="6" w:tentative="1">
@@ -1247,9 +1384,9 @@
       <w:lvlJc w:val="left"/>
       <w:pPr>
         <w:tabs>
-          <w:tab w:pos="5040" w:val="num"/>
-        </w:tabs>
-        <w:ind w:hanging="360" w:left="5040"/>
+          <w:tab w:val="num" w:pos="5040"/>
+        </w:tabs>
+        <w:ind w:left="5040" w:hanging="360"/>
       </w:pPr>
     </w:lvl>
     <w:lvl w:ilvl="7" w:tentative="1">
@@ -1259,9 +1396,9 @@
       <w:lvlJc w:val="left"/>
       <w:pPr>
         <w:tabs>
-          <w:tab w:pos="5760" w:val="num"/>
-        </w:tabs>
-        <w:ind w:hanging="360" w:left="5760"/>
+          <w:tab w:val="num" w:pos="5760"/>
+        </w:tabs>
+        <w:ind w:left="5760" w:hanging="360"/>
       </w:pPr>
     </w:lvl>
     <w:lvl w:ilvl="8" w:tentative="1">
@@ -1271,13 +1408,13 @@
       <w:lvlJc w:val="left"/>
       <w:pPr>
         <w:tabs>
-          <w:tab w:pos="6480" w:val="num"/>
-        </w:tabs>
-        <w:ind w:hanging="360" w:left="6480"/>
+          <w:tab w:val="num" w:pos="6480"/>
+        </w:tabs>
+        <w:ind w:left="6480" w:hanging="360"/>
       </w:pPr>
     </w:lvl>
   </w:abstractNum>
-  <w:abstractNum w15:restartNumberingAfterBreak="0" w:abstractNumId="10">
+  <w:abstractNum w:abstractNumId="11" w15:restartNumberingAfterBreak="0">
     <w:nsid w:val="485A5F5D"/>
     <w:multiLevelType w:val="multilevel"/>
     <w:tmpl w:val="267245EE"/>
@@ -1288,9 +1425,9 @@
       <w:lvlJc w:val="left"/>
       <w:pPr>
         <w:tabs>
-          <w:tab w:pos="720" w:val="num"/>
-        </w:tabs>
-        <w:ind w:hanging="360" w:left="720"/>
+          <w:tab w:val="num" w:pos="720"/>
+        </w:tabs>
+        <w:ind w:left="720" w:hanging="360"/>
       </w:pPr>
     </w:lvl>
     <w:lvl w:ilvl="1" w:tentative="1">
@@ -1300,9 +1437,9 @@
       <w:lvlJc w:val="left"/>
       <w:pPr>
         <w:tabs>
-          <w:tab w:pos="1440" w:val="num"/>
-        </w:tabs>
-        <w:ind w:hanging="360" w:left="1440"/>
+          <w:tab w:val="num" w:pos="1440"/>
+        </w:tabs>
+        <w:ind w:left="1440" w:hanging="360"/>
       </w:pPr>
     </w:lvl>
     <w:lvl w:ilvl="2" w:tentative="1">
@@ -1312,9 +1449,9 @@
       <w:lvlJc w:val="left"/>
       <w:pPr>
         <w:tabs>
-          <w:tab w:pos="2160" w:val="num"/>
-        </w:tabs>
-        <w:ind w:hanging="360" w:left="2160"/>
+          <w:tab w:val="num" w:pos="2160"/>
+        </w:tabs>
+        <w:ind w:left="2160" w:hanging="360"/>
       </w:pPr>
     </w:lvl>
     <w:lvl w:ilvl="3" w:tentative="1">
@@ -1324,9 +1461,9 @@
       <w:lvlJc w:val="left"/>
       <w:pPr>
         <w:tabs>
-          <w:tab w:pos="2880" w:val="num"/>
-        </w:tabs>
-        <w:ind w:hanging="360" w:left="2880"/>
+          <w:tab w:val="num" w:pos="2880"/>
+        </w:tabs>
+        <w:ind w:left="2880" w:hanging="360"/>
       </w:pPr>
     </w:lvl>
     <w:lvl w:ilvl="4" w:tentative="1">
@@ -1336,9 +1473,9 @@
       <w:lvlJc w:val="left"/>
       <w:pPr>
         <w:tabs>
-          <w:tab w:pos="3600" w:val="num"/>
-        </w:tabs>
-        <w:ind w:hanging="360" w:left="3600"/>
+          <w:tab w:val="num" w:pos="3600"/>
+        </w:tabs>
+        <w:ind w:left="3600" w:hanging="360"/>
       </w:pPr>
     </w:lvl>
     <w:lvl w:ilvl="5" w:tentative="1">
@@ -1348,9 +1485,9 @@
       <w:lvlJc w:val="left"/>
       <w:pPr>
         <w:tabs>
-          <w:tab w:pos="4320" w:val="num"/>
-        </w:tabs>
-        <w:ind w:hanging="360" w:left="4320"/>
+          <w:tab w:val="num" w:pos="4320"/>
+        </w:tabs>
+        <w:ind w:left="4320" w:hanging="360"/>
       </w:pPr>
     </w:lvl>
     <w:lvl w:ilvl="6" w:tentative="1">
@@ -1360,9 +1497,9 @@
       <w:lvlJc w:val="left"/>
       <w:pPr>
         <w:tabs>
-          <w:tab w:pos="5040" w:val="num"/>
-        </w:tabs>
-        <w:ind w:hanging="360" w:left="5040"/>
+          <w:tab w:val="num" w:pos="5040"/>
+        </w:tabs>
+        <w:ind w:left="5040" w:hanging="360"/>
       </w:pPr>
     </w:lvl>
     <w:lvl w:ilvl="7" w:tentative="1">
@@ -1372,9 +1509,9 @@
       <w:lvlJc w:val="left"/>
       <w:pPr>
         <w:tabs>
-          <w:tab w:pos="5760" w:val="num"/>
-        </w:tabs>
-        <w:ind w:hanging="360" w:left="5760"/>
+          <w:tab w:val="num" w:pos="5760"/>
+        </w:tabs>
+        <w:ind w:left="5760" w:hanging="360"/>
       </w:pPr>
     </w:lvl>
     <w:lvl w:ilvl="8" w:tentative="1">
@@ -1384,13 +1521,13 @@
       <w:lvlJc w:val="left"/>
       <w:pPr>
         <w:tabs>
-          <w:tab w:pos="6480" w:val="num"/>
-        </w:tabs>
-        <w:ind w:hanging="360" w:left="6480"/>
+          <w:tab w:val="num" w:pos="6480"/>
+        </w:tabs>
+        <w:ind w:left="6480" w:hanging="360"/>
       </w:pPr>
     </w:lvl>
   </w:abstractNum>
-  <w:abstractNum w15:restartNumberingAfterBreak="0" w:abstractNumId="11">
+  <w:abstractNum w:abstractNumId="12" w15:restartNumberingAfterBreak="0">
     <w:nsid w:val="49127D73"/>
     <w:multiLevelType w:val="multilevel"/>
     <w:tmpl w:val="1736CE22"/>
@@ -1400,7 +1537,7 @@
       <w:lvlText w:val=""/>
       <w:lvlJc w:val="left"/>
       <w:pPr>
-        <w:ind w:hanging="360" w:left="720"/>
+        <w:ind w:left="720" w:hanging="360"/>
       </w:pPr>
       <w:rPr>
         <w:rFonts w:ascii="Symbol" w:hAnsi="Symbol" w:hint="default"/>
@@ -1413,7 +1550,7 @@
       <w:lvlText w:val="%1.%2"/>
       <w:lvlJc w:val="left"/>
       <w:pPr>
-        <w:ind w:hanging="360" w:left="720"/>
+        <w:ind w:left="720" w:hanging="360"/>
       </w:pPr>
       <w:rPr>
         <w:rFonts w:hint="default"/>
@@ -1426,7 +1563,7 @@
       <w:lvlText w:val="%1.%2.%3"/>
       <w:lvlJc w:val="left"/>
       <w:pPr>
-        <w:ind w:hanging="720" w:left="1080"/>
+        <w:ind w:left="1080" w:hanging="720"/>
       </w:pPr>
       <w:rPr>
         <w:rFonts w:hint="default"/>
@@ -1439,7 +1576,7 @@
       <w:lvlText w:val="%1.%2.%3.%4"/>
       <w:lvlJc w:val="left"/>
       <w:pPr>
-        <w:ind w:hanging="720" w:left="1080"/>
+        <w:ind w:left="1080" w:hanging="720"/>
       </w:pPr>
       <w:rPr>
         <w:rFonts w:hint="default"/>
@@ -1452,7 +1589,7 @@
       <w:lvlText w:val="%1.%2.%3.%4.%5"/>
       <w:lvlJc w:val="left"/>
       <w:pPr>
-        <w:ind w:hanging="1080" w:left="1440"/>
+        <w:ind w:left="1440" w:hanging="1080"/>
       </w:pPr>
       <w:rPr>
         <w:rFonts w:hint="default"/>
@@ -1465,7 +1602,7 @@
       <w:lvlText w:val="%1.%2.%3.%4.%5.%6"/>
       <w:lvlJc w:val="left"/>
       <w:pPr>
-        <w:ind w:hanging="1080" w:left="1440"/>
+        <w:ind w:left="1440" w:hanging="1080"/>
       </w:pPr>
       <w:rPr>
         <w:rFonts w:hint="default"/>
@@ -1478,7 +1615,7 @@
       <w:lvlText w:val="%1.%2.%3.%4.%5.%6.%7"/>
       <w:lvlJc w:val="left"/>
       <w:pPr>
-        <w:ind w:hanging="1440" w:left="1800"/>
+        <w:ind w:left="1800" w:hanging="1440"/>
       </w:pPr>
       <w:rPr>
         <w:rFonts w:hint="default"/>
@@ -1491,7 +1628,7 @@
       <w:lvlText w:val="%1.%2.%3.%4.%5.%6.%7.%8"/>
       <w:lvlJc w:val="left"/>
       <w:pPr>
-        <w:ind w:hanging="1440" w:left="1800"/>
+        <w:ind w:left="1800" w:hanging="1440"/>
       </w:pPr>
       <w:rPr>
         <w:rFonts w:hint="default"/>
@@ -1504,14 +1641,14 @@
       <w:lvlText w:val="%1.%2.%3.%4.%5.%6.%7.%8.%9"/>
       <w:lvlJc w:val="left"/>
       <w:pPr>
-        <w:ind w:hanging="1800" w:left="2160"/>
+        <w:ind w:left="2160" w:hanging="1800"/>
       </w:pPr>
       <w:rPr>
         <w:rFonts w:hint="default"/>
       </w:rPr>
     </w:lvl>
   </w:abstractNum>
-  <w:abstractNum w15:restartNumberingAfterBreak="0" w:abstractNumId="12">
+  <w:abstractNum w:abstractNumId="13" w15:restartNumberingAfterBreak="0">
     <w:nsid w:val="4D0460AB"/>
     <w:multiLevelType w:val="multilevel"/>
     <w:tmpl w:val="8638B9EE"/>
@@ -1521,7 +1658,7 @@
       <w:lvlText w:val="%1."/>
       <w:lvlJc w:val="left"/>
       <w:pPr>
-        <w:ind w:hanging="360" w:left="720"/>
+        <w:ind w:left="720" w:hanging="360"/>
       </w:pPr>
       <w:rPr>
         <w:u w:val="none"/>
@@ -1533,7 +1670,7 @@
       <w:lvlText w:val="%2."/>
       <w:lvlJc w:val="left"/>
       <w:pPr>
-        <w:ind w:hanging="360" w:left="1440"/>
+        <w:ind w:left="1440" w:hanging="360"/>
       </w:pPr>
       <w:rPr>
         <w:u w:val="none"/>
@@ -1545,7 +1682,7 @@
       <w:lvlText w:val="%3."/>
       <w:lvlJc w:val="right"/>
       <w:pPr>
-        <w:ind w:hanging="360" w:left="2160"/>
+        <w:ind w:left="2160" w:hanging="360"/>
       </w:pPr>
       <w:rPr>
         <w:u w:val="none"/>
@@ -1557,7 +1694,7 @@
       <w:lvlText w:val="%4."/>
       <w:lvlJc w:val="left"/>
       <w:pPr>
-        <w:ind w:hanging="360" w:left="2880"/>
+        <w:ind w:left="2880" w:hanging="360"/>
       </w:pPr>
       <w:rPr>
         <w:u w:val="none"/>
@@ -1569,7 +1706,7 @@
       <w:lvlText w:val="%5."/>
       <w:lvlJc w:val="left"/>
       <w:pPr>
-        <w:ind w:hanging="360" w:left="3600"/>
+        <w:ind w:left="3600" w:hanging="360"/>
       </w:pPr>
       <w:rPr>
         <w:u w:val="none"/>
@@ -1581,7 +1718,7 @@
       <w:lvlText w:val="%6."/>
       <w:lvlJc w:val="right"/>
       <w:pPr>
-        <w:ind w:hanging="360" w:left="4320"/>
+        <w:ind w:left="4320" w:hanging="360"/>
       </w:pPr>
       <w:rPr>
         <w:u w:val="none"/>
@@ -1593,7 +1730,7 @@
       <w:lvlText w:val="%7."/>
       <w:lvlJc w:val="left"/>
       <w:pPr>
-        <w:ind w:hanging="360" w:left="5040"/>
+        <w:ind w:left="5040" w:hanging="360"/>
       </w:pPr>
       <w:rPr>
         <w:u w:val="none"/>
@@ -1605,7 +1742,7 @@
       <w:lvlText w:val="%8."/>
       <w:lvlJc w:val="left"/>
       <w:pPr>
-        <w:ind w:hanging="360" w:left="5760"/>
+        <w:ind w:left="5760" w:hanging="360"/>
       </w:pPr>
       <w:rPr>
         <w:u w:val="none"/>
@@ -1617,14 +1754,14 @@
       <w:lvlText w:val="%9."/>
       <w:lvlJc w:val="right"/>
       <w:pPr>
-        <w:ind w:hanging="360" w:left="6480"/>
+        <w:ind w:left="6480" w:hanging="360"/>
       </w:pPr>
       <w:rPr>
         <w:u w:val="none"/>
       </w:rPr>
     </w:lvl>
   </w:abstractNum>
-  <w:abstractNum w15:restartNumberingAfterBreak="0" w:abstractNumId="13">
+  <w:abstractNum w:abstractNumId="14" w15:restartNumberingAfterBreak="0">
     <w:nsid w:val="5583452F"/>
     <w:multiLevelType w:val="hybridMultilevel"/>
     <w:tmpl w:val="099ABA20"/>
@@ -1634,86 +1771,86 @@
       <w:lvlText w:val="%1."/>
       <w:lvlJc w:val="left"/>
       <w:pPr>
-        <w:ind w:hanging="360" w:left="420"/>
-      </w:pPr>
-      <w:rPr>
-        <w:rFonts w:ascii="Times New Roman" w:cs="Times New Roman" w:hAnsi="Times New Roman" w:hint="default"/>
-      </w:rPr>
-    </w:lvl>
-    <w:lvl w:ilvl="1" w:tentative="1" w:tplc="04090019">
+        <w:ind w:left="420" w:hanging="360"/>
+      </w:pPr>
+      <w:rPr>
+        <w:rFonts w:ascii="Times New Roman" w:hAnsi="Times New Roman" w:cs="Times New Roman" w:hint="default"/>
+      </w:rPr>
+    </w:lvl>
+    <w:lvl w:ilvl="1" w:tplc="04090019" w:tentative="1">
       <w:start w:val="1"/>
       <w:numFmt w:val="lowerLetter"/>
       <w:lvlText w:val="%2."/>
       <w:lvlJc w:val="left"/>
       <w:pPr>
-        <w:ind w:hanging="360" w:left="1140"/>
-      </w:pPr>
-    </w:lvl>
-    <w:lvl w:ilvl="2" w:tentative="1" w:tplc="0409001B">
+        <w:ind w:left="1140" w:hanging="360"/>
+      </w:pPr>
+    </w:lvl>
+    <w:lvl w:ilvl="2" w:tplc="0409001B" w:tentative="1">
       <w:start w:val="1"/>
       <w:numFmt w:val="lowerRoman"/>
       <w:lvlText w:val="%3."/>
       <w:lvlJc w:val="right"/>
       <w:pPr>
-        <w:ind w:hanging="180" w:left="1860"/>
-      </w:pPr>
-    </w:lvl>
-    <w:lvl w:ilvl="3" w:tentative="1" w:tplc="0409000F">
+        <w:ind w:left="1860" w:hanging="180"/>
+      </w:pPr>
+    </w:lvl>
+    <w:lvl w:ilvl="3" w:tplc="0409000F" w:tentative="1">
       <w:start w:val="1"/>
       <w:numFmt w:val="decimal"/>
       <w:lvlText w:val="%4."/>
       <w:lvlJc w:val="left"/>
       <w:pPr>
-        <w:ind w:hanging="360" w:left="2580"/>
-      </w:pPr>
-    </w:lvl>
-    <w:lvl w:ilvl="4" w:tentative="1" w:tplc="04090019">
+        <w:ind w:left="2580" w:hanging="360"/>
+      </w:pPr>
+    </w:lvl>
+    <w:lvl w:ilvl="4" w:tplc="04090019" w:tentative="1">
       <w:start w:val="1"/>
       <w:numFmt w:val="lowerLetter"/>
       <w:lvlText w:val="%5."/>
       <w:lvlJc w:val="left"/>
       <w:pPr>
-        <w:ind w:hanging="360" w:left="3300"/>
-      </w:pPr>
-    </w:lvl>
-    <w:lvl w:ilvl="5" w:tentative="1" w:tplc="0409001B">
+        <w:ind w:left="3300" w:hanging="360"/>
+      </w:pPr>
+    </w:lvl>
+    <w:lvl w:ilvl="5" w:tplc="0409001B" w:tentative="1">
       <w:start w:val="1"/>
       <w:numFmt w:val="lowerRoman"/>
       <w:lvlText w:val="%6."/>
       <w:lvlJc w:val="right"/>
       <w:pPr>
-        <w:ind w:hanging="180" w:left="4020"/>
-      </w:pPr>
-    </w:lvl>
-    <w:lvl w:ilvl="6" w:tentative="1" w:tplc="0409000F">
+        <w:ind w:left="4020" w:hanging="180"/>
+      </w:pPr>
+    </w:lvl>
+    <w:lvl w:ilvl="6" w:tplc="0409000F" w:tentative="1">
       <w:start w:val="1"/>
       <w:numFmt w:val="decimal"/>
       <w:lvlText w:val="%7."/>
       <w:lvlJc w:val="left"/>
       <w:pPr>
-        <w:ind w:hanging="360" w:left="4740"/>
-      </w:pPr>
-    </w:lvl>
-    <w:lvl w:ilvl="7" w:tentative="1" w:tplc="04090019">
+        <w:ind w:left="4740" w:hanging="360"/>
+      </w:pPr>
+    </w:lvl>
+    <w:lvl w:ilvl="7" w:tplc="04090019" w:tentative="1">
       <w:start w:val="1"/>
       <w:numFmt w:val="lowerLetter"/>
       <w:lvlText w:val="%8."/>
       <w:lvlJc w:val="left"/>
       <w:pPr>
-        <w:ind w:hanging="360" w:left="5460"/>
-      </w:pPr>
-    </w:lvl>
-    <w:lvl w:ilvl="8" w:tentative="1" w:tplc="0409001B">
+        <w:ind w:left="5460" w:hanging="360"/>
+      </w:pPr>
+    </w:lvl>
+    <w:lvl w:ilvl="8" w:tplc="0409001B" w:tentative="1">
       <w:start w:val="1"/>
       <w:numFmt w:val="lowerRoman"/>
       <w:lvlText w:val="%9."/>
       <w:lvlJc w:val="right"/>
       <w:pPr>
-        <w:ind w:hanging="180" w:left="6180"/>
+        <w:ind w:left="6180" w:hanging="180"/>
       </w:pPr>
     </w:lvl>
   </w:abstractNum>
-  <w:abstractNum w15:restartNumberingAfterBreak="0" w:abstractNumId="14">
+  <w:abstractNum w:abstractNumId="15" w15:restartNumberingAfterBreak="0">
     <w:nsid w:val="56942631"/>
     <w:multiLevelType w:val="multilevel"/>
     <w:tmpl w:val="D4041BCE"/>
@@ -1723,7 +1860,7 @@
       <w:lvlText w:val="-"/>
       <w:lvlJc w:val="left"/>
       <w:pPr>
-        <w:ind w:hanging="360" w:left="720"/>
+        <w:ind w:left="720" w:hanging="360"/>
       </w:pPr>
       <w:rPr>
         <w:u w:val="none"/>
@@ -1735,7 +1872,7 @@
       <w:lvlText w:val="-"/>
       <w:lvlJc w:val="left"/>
       <w:pPr>
-        <w:ind w:hanging="360" w:left="1440"/>
+        <w:ind w:left="1440" w:hanging="360"/>
       </w:pPr>
       <w:rPr>
         <w:u w:val="none"/>
@@ -1747,7 +1884,7 @@
       <w:lvlText w:val="-"/>
       <w:lvlJc w:val="left"/>
       <w:pPr>
-        <w:ind w:hanging="360" w:left="2160"/>
+        <w:ind w:left="2160" w:hanging="360"/>
       </w:pPr>
       <w:rPr>
         <w:u w:val="none"/>
@@ -1759,7 +1896,7 @@
       <w:lvlText w:val="-"/>
       <w:lvlJc w:val="left"/>
       <w:pPr>
-        <w:ind w:hanging="360" w:left="2880"/>
+        <w:ind w:left="2880" w:hanging="360"/>
       </w:pPr>
       <w:rPr>
         <w:u w:val="none"/>
@@ -1771,7 +1908,7 @@
       <w:lvlText w:val="-"/>
       <w:lvlJc w:val="left"/>
       <w:pPr>
-        <w:ind w:hanging="360" w:left="3600"/>
+        <w:ind w:left="3600" w:hanging="360"/>
       </w:pPr>
       <w:rPr>
         <w:u w:val="none"/>
@@ -1783,7 +1920,7 @@
       <w:lvlText w:val="-"/>
       <w:lvlJc w:val="left"/>
       <w:pPr>
-        <w:ind w:hanging="360" w:left="4320"/>
+        <w:ind w:left="4320" w:hanging="360"/>
       </w:pPr>
       <w:rPr>
         <w:u w:val="none"/>
@@ -1795,7 +1932,7 @@
       <w:lvlText w:val="-"/>
       <w:lvlJc w:val="left"/>
       <w:pPr>
-        <w:ind w:hanging="360" w:left="5040"/>
+        <w:ind w:left="5040" w:hanging="360"/>
       </w:pPr>
       <w:rPr>
         <w:u w:val="none"/>
@@ -1807,7 +1944,7 @@
       <w:lvlText w:val="-"/>
       <w:lvlJc w:val="left"/>
       <w:pPr>
-        <w:ind w:hanging="360" w:left="5760"/>
+        <w:ind w:left="5760" w:hanging="360"/>
       </w:pPr>
       <w:rPr>
         <w:u w:val="none"/>
@@ -1819,14 +1956,14 @@
       <w:lvlText w:val="-"/>
       <w:lvlJc w:val="left"/>
       <w:pPr>
-        <w:ind w:hanging="360" w:left="6480"/>
+        <w:ind w:left="6480" w:hanging="360"/>
       </w:pPr>
       <w:rPr>
         <w:u w:val="none"/>
       </w:rPr>
     </w:lvl>
   </w:abstractNum>
-  <w:abstractNum w15:restartNumberingAfterBreak="0" w:abstractNumId="15">
+  <w:abstractNum w:abstractNumId="16" w15:restartNumberingAfterBreak="0">
     <w:nsid w:val="59CB1727"/>
     <w:multiLevelType w:val="multilevel"/>
     <w:tmpl w:val="267245EE"/>
@@ -1837,9 +1974,9 @@
       <w:lvlJc w:val="left"/>
       <w:pPr>
         <w:tabs>
-          <w:tab w:pos="720" w:val="num"/>
-        </w:tabs>
-        <w:ind w:hanging="360" w:left="720"/>
+          <w:tab w:val="num" w:pos="720"/>
+        </w:tabs>
+        <w:ind w:left="720" w:hanging="360"/>
       </w:pPr>
     </w:lvl>
     <w:lvl w:ilvl="1" w:tentative="1">
@@ -1849,9 +1986,9 @@
       <w:lvlJc w:val="left"/>
       <w:pPr>
         <w:tabs>
-          <w:tab w:pos="1440" w:val="num"/>
-        </w:tabs>
-        <w:ind w:hanging="360" w:left="1440"/>
+          <w:tab w:val="num" w:pos="1440"/>
+        </w:tabs>
+        <w:ind w:left="1440" w:hanging="360"/>
       </w:pPr>
     </w:lvl>
     <w:lvl w:ilvl="2" w:tentative="1">
@@ -1861,9 +1998,9 @@
       <w:lvlJc w:val="left"/>
       <w:pPr>
         <w:tabs>
-          <w:tab w:pos="2160" w:val="num"/>
-        </w:tabs>
-        <w:ind w:hanging="360" w:left="2160"/>
+          <w:tab w:val="num" w:pos="2160"/>
+        </w:tabs>
+        <w:ind w:left="2160" w:hanging="360"/>
       </w:pPr>
     </w:lvl>
     <w:lvl w:ilvl="3" w:tentative="1">
@@ -1873,9 +2010,9 @@
       <w:lvlJc w:val="left"/>
       <w:pPr>
         <w:tabs>
-          <w:tab w:pos="2880" w:val="num"/>
-        </w:tabs>
-        <w:ind w:hanging="360" w:left="2880"/>
+          <w:tab w:val="num" w:pos="2880"/>
+        </w:tabs>
+        <w:ind w:left="2880" w:hanging="360"/>
       </w:pPr>
     </w:lvl>
     <w:lvl w:ilvl="4" w:tentative="1">
@@ -1885,9 +2022,9 @@
       <w:lvlJc w:val="left"/>
       <w:pPr>
         <w:tabs>
-          <w:tab w:pos="3600" w:val="num"/>
-        </w:tabs>
-        <w:ind w:hanging="360" w:left="3600"/>
+          <w:tab w:val="num" w:pos="3600"/>
+        </w:tabs>
+        <w:ind w:left="3600" w:hanging="360"/>
       </w:pPr>
     </w:lvl>
     <w:lvl w:ilvl="5" w:tentative="1">
@@ -1897,9 +2034,9 @@
       <w:lvlJc w:val="left"/>
       <w:pPr>
         <w:tabs>
-          <w:tab w:pos="4320" w:val="num"/>
-        </w:tabs>
-        <w:ind w:hanging="360" w:left="4320"/>
+          <w:tab w:val="num" w:pos="4320"/>
+        </w:tabs>
+        <w:ind w:left="4320" w:hanging="360"/>
       </w:pPr>
     </w:lvl>
     <w:lvl w:ilvl="6" w:tentative="1">
@@ -1909,9 +2046,9 @@
       <w:lvlJc w:val="left"/>
       <w:pPr>
         <w:tabs>
-          <w:tab w:pos="5040" w:val="num"/>
-        </w:tabs>
-        <w:ind w:hanging="360" w:left="5040"/>
+          <w:tab w:val="num" w:pos="5040"/>
+        </w:tabs>
+        <w:ind w:left="5040" w:hanging="360"/>
       </w:pPr>
     </w:lvl>
     <w:lvl w:ilvl="7" w:tentative="1">
@@ -1921,9 +2058,9 @@
       <w:lvlJc w:val="left"/>
       <w:pPr>
         <w:tabs>
-          <w:tab w:pos="5760" w:val="num"/>
-        </w:tabs>
-        <w:ind w:hanging="360" w:left="5760"/>
+          <w:tab w:val="num" w:pos="5760"/>
+        </w:tabs>
+        <w:ind w:left="5760" w:hanging="360"/>
       </w:pPr>
     </w:lvl>
     <w:lvl w:ilvl="8" w:tentative="1">
@@ -1933,13 +2070,13 @@
       <w:lvlJc w:val="left"/>
       <w:pPr>
         <w:tabs>
-          <w:tab w:pos="6480" w:val="num"/>
-        </w:tabs>
-        <w:ind w:hanging="360" w:left="6480"/>
+          <w:tab w:val="num" w:pos="6480"/>
+        </w:tabs>
+        <w:ind w:left="6480" w:hanging="360"/>
       </w:pPr>
     </w:lvl>
   </w:abstractNum>
-  <w:abstractNum w15:restartNumberingAfterBreak="0" w:abstractNumId="16">
+  <w:abstractNum w:abstractNumId="17" w15:restartNumberingAfterBreak="0">
     <w:nsid w:val="5AF76DFB"/>
     <w:multiLevelType w:val="multilevel"/>
     <w:tmpl w:val="267245EE"/>
@@ -1950,9 +2087,9 @@
       <w:lvlJc w:val="left"/>
       <w:pPr>
         <w:tabs>
-          <w:tab w:pos="720" w:val="num"/>
-        </w:tabs>
-        <w:ind w:hanging="360" w:left="720"/>
+          <w:tab w:val="num" w:pos="720"/>
+        </w:tabs>
+        <w:ind w:left="720" w:hanging="360"/>
       </w:pPr>
     </w:lvl>
     <w:lvl w:ilvl="1" w:tentative="1">
@@ -1962,9 +2099,9 @@
       <w:lvlJc w:val="left"/>
       <w:pPr>
         <w:tabs>
-          <w:tab w:pos="1440" w:val="num"/>
-        </w:tabs>
-        <w:ind w:hanging="360" w:left="1440"/>
+          <w:tab w:val="num" w:pos="1440"/>
+        </w:tabs>
+        <w:ind w:left="1440" w:hanging="360"/>
       </w:pPr>
     </w:lvl>
     <w:lvl w:ilvl="2" w:tentative="1">
@@ -1974,9 +2111,9 @@
       <w:lvlJc w:val="left"/>
       <w:pPr>
         <w:tabs>
-          <w:tab w:pos="2160" w:val="num"/>
-        </w:tabs>
-        <w:ind w:hanging="360" w:left="2160"/>
+          <w:tab w:val="num" w:pos="2160"/>
+        </w:tabs>
+        <w:ind w:left="2160" w:hanging="360"/>
       </w:pPr>
     </w:lvl>
     <w:lvl w:ilvl="3" w:tentative="1">
@@ -1986,9 +2123,9 @@
       <w:lvlJc w:val="left"/>
       <w:pPr>
         <w:tabs>
-          <w:tab w:pos="2880" w:val="num"/>
-        </w:tabs>
-        <w:ind w:hanging="360" w:left="2880"/>
+          <w:tab w:val="num" w:pos="2880"/>
+        </w:tabs>
+        <w:ind w:left="2880" w:hanging="360"/>
       </w:pPr>
     </w:lvl>
     <w:lvl w:ilvl="4" w:tentative="1">
@@ -1998,9 +2135,9 @@
       <w:lvlJc w:val="left"/>
       <w:pPr>
         <w:tabs>
-          <w:tab w:pos="3600" w:val="num"/>
-        </w:tabs>
-        <w:ind w:hanging="360" w:left="3600"/>
+          <w:tab w:val="num" w:pos="3600"/>
+        </w:tabs>
+        <w:ind w:left="3600" w:hanging="360"/>
       </w:pPr>
     </w:lvl>
     <w:lvl w:ilvl="5" w:tentative="1">
@@ -2010,9 +2147,9 @@
       <w:lvlJc w:val="left"/>
       <w:pPr>
         <w:tabs>
-          <w:tab w:pos="4320" w:val="num"/>
-        </w:tabs>
-        <w:ind w:hanging="360" w:left="4320"/>
+          <w:tab w:val="num" w:pos="4320"/>
+        </w:tabs>
+        <w:ind w:left="4320" w:hanging="360"/>
       </w:pPr>
     </w:lvl>
     <w:lvl w:ilvl="6" w:tentative="1">
@@ -2022,9 +2159,9 @@
       <w:lvlJc w:val="left"/>
       <w:pPr>
         <w:tabs>
-          <w:tab w:pos="5040" w:val="num"/>
-        </w:tabs>
-        <w:ind w:hanging="360" w:left="5040"/>
+          <w:tab w:val="num" w:pos="5040"/>
+        </w:tabs>
+        <w:ind w:left="5040" w:hanging="360"/>
       </w:pPr>
     </w:lvl>
     <w:lvl w:ilvl="7" w:tentative="1">
@@ -2034,9 +2171,9 @@
       <w:lvlJc w:val="left"/>
       <w:pPr>
         <w:tabs>
-          <w:tab w:pos="5760" w:val="num"/>
-        </w:tabs>
-        <w:ind w:hanging="360" w:left="5760"/>
+          <w:tab w:val="num" w:pos="5760"/>
+        </w:tabs>
+        <w:ind w:left="5760" w:hanging="360"/>
       </w:pPr>
     </w:lvl>
     <w:lvl w:ilvl="8" w:tentative="1">
@@ -2046,13 +2183,13 @@
       <w:lvlJc w:val="left"/>
       <w:pPr>
         <w:tabs>
-          <w:tab w:pos="6480" w:val="num"/>
-        </w:tabs>
-        <w:ind w:hanging="360" w:left="6480"/>
+          <w:tab w:val="num" w:pos="6480"/>
+        </w:tabs>
+        <w:ind w:left="6480" w:hanging="360"/>
       </w:pPr>
     </w:lvl>
   </w:abstractNum>
-  <w:abstractNum w15:restartNumberingAfterBreak="0" w:abstractNumId="17">
+  <w:abstractNum w:abstractNumId="18" w15:restartNumberingAfterBreak="0">
     <w:nsid w:val="5CAE3D11"/>
     <w:multiLevelType w:val="multilevel"/>
     <w:tmpl w:val="D038AA8E"/>
@@ -2062,10 +2199,10 @@
       <w:lvlText w:val="%1."/>
       <w:lvlJc w:val="left"/>
       <w:pPr>
-        <w:ind w:hanging="360" w:left="720"/>
-      </w:pPr>
-      <w:rPr>
-        <w:rFonts w:ascii="Ubuntu" w:cs="Ubuntu" w:eastAsia="Ubuntu" w:hAnsi="Ubuntu"/>
+        <w:ind w:left="720" w:hanging="360"/>
+      </w:pPr>
+      <w:rPr>
+        <w:rFonts w:ascii="Ubuntu" w:eastAsia="Ubuntu" w:hAnsi="Ubuntu" w:cs="Ubuntu"/>
         <w:color w:val="465360"/>
         <w:sz w:val="21"/>
         <w:szCs w:val="21"/>
@@ -2078,7 +2215,7 @@
       <w:lvlText w:val="%2."/>
       <w:lvlJc w:val="left"/>
       <w:pPr>
-        <w:ind w:hanging="360" w:left="1440"/>
+        <w:ind w:left="1440" w:hanging="360"/>
       </w:pPr>
       <w:rPr>
         <w:u w:val="none"/>
@@ -2090,7 +2227,7 @@
       <w:lvlText w:val="%3."/>
       <w:lvlJc w:val="left"/>
       <w:pPr>
-        <w:ind w:hanging="360" w:left="2160"/>
+        <w:ind w:left="2160" w:hanging="360"/>
       </w:pPr>
       <w:rPr>
         <w:u w:val="none"/>
@@ -2102,7 +2239,7 @@
       <w:lvlText w:val="%4."/>
       <w:lvlJc w:val="left"/>
       <w:pPr>
-        <w:ind w:hanging="360" w:left="2880"/>
+        <w:ind w:left="2880" w:hanging="360"/>
       </w:pPr>
       <w:rPr>
         <w:u w:val="none"/>
@@ -2114,7 +2251,7 @@
       <w:lvlText w:val="%5."/>
       <w:lvlJc w:val="left"/>
       <w:pPr>
-        <w:ind w:hanging="360" w:left="3600"/>
+        <w:ind w:left="3600" w:hanging="360"/>
       </w:pPr>
       <w:rPr>
         <w:u w:val="none"/>
@@ -2126,7 +2263,7 @@
       <w:lvlText w:val="%6."/>
       <w:lvlJc w:val="left"/>
       <w:pPr>
-        <w:ind w:hanging="360" w:left="4320"/>
+        <w:ind w:left="4320" w:hanging="360"/>
       </w:pPr>
       <w:rPr>
         <w:u w:val="none"/>
@@ -2138,7 +2275,7 @@
       <w:lvlText w:val="%7."/>
       <w:lvlJc w:val="left"/>
       <w:pPr>
-        <w:ind w:hanging="360" w:left="5040"/>
+        <w:ind w:left="5040" w:hanging="360"/>
       </w:pPr>
       <w:rPr>
         <w:u w:val="none"/>
@@ -2150,7 +2287,7 @@
       <w:lvlText w:val="%8."/>
       <w:lvlJc w:val="left"/>
       <w:pPr>
-        <w:ind w:hanging="360" w:left="5760"/>
+        <w:ind w:left="5760" w:hanging="360"/>
       </w:pPr>
       <w:rPr>
         <w:u w:val="none"/>
@@ -2162,14 +2299,14 @@
       <w:lvlText w:val="%9."/>
       <w:lvlJc w:val="left"/>
       <w:pPr>
-        <w:ind w:hanging="360" w:left="6480"/>
+        <w:ind w:left="6480" w:hanging="360"/>
       </w:pPr>
       <w:rPr>
         <w:u w:val="none"/>
       </w:rPr>
     </w:lvl>
   </w:abstractNum>
-  <w:abstractNum w15:restartNumberingAfterBreak="0" w:abstractNumId="18">
+  <w:abstractNum w:abstractNumId="19" w15:restartNumberingAfterBreak="0">
     <w:nsid w:val="613D3456"/>
     <w:multiLevelType w:val="hybridMultilevel"/>
     <w:tmpl w:val="0E88C840"/>
@@ -2179,110 +2316,110 @@
       <w:lvlText w:val=""/>
       <w:lvlJc w:val="left"/>
       <w:pPr>
-        <w:ind w:hanging="360" w:left="360"/>
+        <w:ind w:left="360" w:hanging="360"/>
       </w:pPr>
       <w:rPr>
         <w:rFonts w:ascii="Symbol" w:hAnsi="Symbol" w:hint="default"/>
       </w:rPr>
     </w:lvl>
-    <w:lvl w:ilvl="1" w:tentative="1" w:tplc="04090003">
+    <w:lvl w:ilvl="1" w:tplc="04090003" w:tentative="1">
       <w:start w:val="1"/>
       <w:numFmt w:val="bullet"/>
       <w:lvlText w:val="o"/>
       <w:lvlJc w:val="left"/>
       <w:pPr>
-        <w:ind w:hanging="360" w:left="1080"/>
+        <w:ind w:left="1080" w:hanging="360"/>
       </w:pPr>
       <w:rPr>
         <w:rFonts w:ascii="Courier New" w:hAnsi="Courier New" w:hint="default"/>
       </w:rPr>
     </w:lvl>
-    <w:lvl w:ilvl="2" w:tentative="1" w:tplc="04090005">
+    <w:lvl w:ilvl="2" w:tplc="04090005" w:tentative="1">
       <w:start w:val="1"/>
       <w:numFmt w:val="bullet"/>
       <w:lvlText w:val=""/>
       <w:lvlJc w:val="left"/>
       <w:pPr>
-        <w:ind w:hanging="360" w:left="1800"/>
+        <w:ind w:left="1800" w:hanging="360"/>
       </w:pPr>
       <w:rPr>
         <w:rFonts w:ascii="Wingdings" w:hAnsi="Wingdings" w:hint="default"/>
       </w:rPr>
     </w:lvl>
-    <w:lvl w:ilvl="3" w:tentative="1" w:tplc="04090001">
+    <w:lvl w:ilvl="3" w:tplc="04090001" w:tentative="1">
       <w:start w:val="1"/>
       <w:numFmt w:val="bullet"/>
       <w:lvlText w:val=""/>
       <w:lvlJc w:val="left"/>
       <w:pPr>
-        <w:ind w:hanging="360" w:left="2520"/>
+        <w:ind w:left="2520" w:hanging="360"/>
       </w:pPr>
       <w:rPr>
         <w:rFonts w:ascii="Symbol" w:hAnsi="Symbol" w:hint="default"/>
       </w:rPr>
     </w:lvl>
-    <w:lvl w:ilvl="4" w:tentative="1" w:tplc="04090003">
+    <w:lvl w:ilvl="4" w:tplc="04090003" w:tentative="1">
       <w:start w:val="1"/>
       <w:numFmt w:val="bullet"/>
       <w:lvlText w:val="o"/>
       <w:lvlJc w:val="left"/>
       <w:pPr>
-        <w:ind w:hanging="360" w:left="3240"/>
+        <w:ind w:left="3240" w:hanging="360"/>
       </w:pPr>
       <w:rPr>
         <w:rFonts w:ascii="Courier New" w:hAnsi="Courier New" w:hint="default"/>
       </w:rPr>
     </w:lvl>
-    <w:lvl w:ilvl="5" w:tentative="1" w:tplc="04090005">
+    <w:lvl w:ilvl="5" w:tplc="04090005" w:tentative="1">
       <w:start w:val="1"/>
       <w:numFmt w:val="bullet"/>
       <w:lvlText w:val=""/>
       <w:lvlJc w:val="left"/>
       <w:pPr>
-        <w:ind w:hanging="360" w:left="3960"/>
+        <w:ind w:left="3960" w:hanging="360"/>
       </w:pPr>
       <w:rPr>
         <w:rFonts w:ascii="Wingdings" w:hAnsi="Wingdings" w:hint="default"/>
       </w:rPr>
     </w:lvl>
-    <w:lvl w:ilvl="6" w:tentative="1" w:tplc="04090001">
+    <w:lvl w:ilvl="6" w:tplc="04090001" w:tentative="1">
       <w:start w:val="1"/>
       <w:numFmt w:val="bullet"/>
       <w:lvlText w:val=""/>
       <w:lvlJc w:val="left"/>
       <w:pPr>
-        <w:ind w:hanging="360" w:left="4680"/>
+        <w:ind w:left="4680" w:hanging="360"/>
       </w:pPr>
       <w:rPr>
         <w:rFonts w:ascii="Symbol" w:hAnsi="Symbol" w:hint="default"/>
       </w:rPr>
     </w:lvl>
-    <w:lvl w:ilvl="7" w:tentative="1" w:tplc="04090003">
+    <w:lvl w:ilvl="7" w:tplc="04090003" w:tentative="1">
       <w:start w:val="1"/>
       <w:numFmt w:val="bullet"/>
       <w:lvlText w:val="o"/>
       <w:lvlJc w:val="left"/>
       <w:pPr>
-        <w:ind w:hanging="360" w:left="5400"/>
+        <w:ind w:left="5400" w:hanging="360"/>
       </w:pPr>
       <w:rPr>
         <w:rFonts w:ascii="Courier New" w:hAnsi="Courier New" w:hint="default"/>
       </w:rPr>
     </w:lvl>
-    <w:lvl w:ilvl="8" w:tentative="1" w:tplc="04090005">
+    <w:lvl w:ilvl="8" w:tplc="04090005" w:tentative="1">
       <w:start w:val="1"/>
       <w:numFmt w:val="bullet"/>
       <w:lvlText w:val=""/>
       <w:lvlJc w:val="left"/>
       <w:pPr>
-        <w:ind w:hanging="360" w:left="6120"/>
+        <w:ind w:left="6120" w:hanging="360"/>
       </w:pPr>
       <w:rPr>
         <w:rFonts w:ascii="Wingdings" w:hAnsi="Wingdings" w:hint="default"/>
       </w:rPr>
     </w:lvl>
   </w:abstractNum>
-  <w:abstractNum w15:restartNumberingAfterBreak="0" w:abstractNumId="19">
+  <w:abstractNum w:abstractNumId="20" w15:restartNumberingAfterBreak="0">
     <w:nsid w:val="63F157A6"/>
     <w:multiLevelType w:val="multilevel"/>
     <w:tmpl w:val="90C45528"/>
@@ -2293,9 +2430,9 @@
       <w:lvlJc w:val="left"/>
       <w:pPr>
         <w:tabs>
-          <w:tab w:pos="720" w:val="num"/>
-        </w:tabs>
-        <w:ind w:hanging="360" w:left="720"/>
+          <w:tab w:val="num" w:pos="720"/>
+        </w:tabs>
+        <w:ind w:left="720" w:hanging="360"/>
       </w:pPr>
       <w:rPr>
         <w:rFonts w:ascii="Symbol" w:hAnsi="Symbol" w:hint="default"/>
@@ -2309,9 +2446,9 @@
       <w:lvlJc w:val="left"/>
       <w:pPr>
         <w:tabs>
-          <w:tab w:pos="1440" w:val="num"/>
-        </w:tabs>
-        <w:ind w:hanging="360" w:left="1440"/>
+          <w:tab w:val="num" w:pos="1440"/>
+        </w:tabs>
+        <w:ind w:left="1440" w:hanging="360"/>
       </w:pPr>
       <w:rPr>
         <w:rFonts w:ascii="Courier New" w:hAnsi="Courier New" w:hint="default"/>
@@ -2325,9 +2462,9 @@
       <w:lvlJc w:val="left"/>
       <w:pPr>
         <w:tabs>
-          <w:tab w:pos="2160" w:val="num"/>
-        </w:tabs>
-        <w:ind w:hanging="360" w:left="2160"/>
+          <w:tab w:val="num" w:pos="2160"/>
+        </w:tabs>
+        <w:ind w:left="2160" w:hanging="360"/>
       </w:pPr>
       <w:rPr>
         <w:rFonts w:ascii="Wingdings" w:hAnsi="Wingdings" w:hint="default"/>
@@ -2341,9 +2478,9 @@
       <w:lvlJc w:val="left"/>
       <w:pPr>
         <w:tabs>
-          <w:tab w:pos="2880" w:val="num"/>
-        </w:tabs>
-        <w:ind w:hanging="360" w:left="2880"/>
+          <w:tab w:val="num" w:pos="2880"/>
+        </w:tabs>
+        <w:ind w:left="2880" w:hanging="360"/>
       </w:pPr>
       <w:rPr>
         <w:rFonts w:ascii="Wingdings" w:hAnsi="Wingdings" w:hint="default"/>
@@ -2357,9 +2494,9 @@
       <w:lvlJc w:val="left"/>
       <w:pPr>
         <w:tabs>
-          <w:tab w:pos="3600" w:val="num"/>
-        </w:tabs>
-        <w:ind w:hanging="360" w:left="3600"/>
+          <w:tab w:val="num" w:pos="3600"/>
+        </w:tabs>
+        <w:ind w:left="3600" w:hanging="360"/>
       </w:pPr>
       <w:rPr>
         <w:rFonts w:ascii="Wingdings" w:hAnsi="Wingdings" w:hint="default"/>
@@ -2373,9 +2510,9 @@
       <w:lvlJc w:val="left"/>
       <w:pPr>
         <w:tabs>
-          <w:tab w:pos="4320" w:val="num"/>
-        </w:tabs>
-        <w:ind w:hanging="360" w:left="4320"/>
+          <w:tab w:val="num" w:pos="4320"/>
+        </w:tabs>
+        <w:ind w:left="4320" w:hanging="360"/>
       </w:pPr>
       <w:rPr>
         <w:rFonts w:ascii="Wingdings" w:hAnsi="Wingdings" w:hint="default"/>
@@ -2389,9 +2526,9 @@
       <w:lvlJc w:val="left"/>
       <w:pPr>
         <w:tabs>
-          <w:tab w:pos="5040" w:val="num"/>
-        </w:tabs>
-        <w:ind w:hanging="360" w:left="5040"/>
+          <w:tab w:val="num" w:pos="5040"/>
+        </w:tabs>
+        <w:ind w:left="5040" w:hanging="360"/>
       </w:pPr>
       <w:rPr>
         <w:rFonts w:ascii="Wingdings" w:hAnsi="Wingdings" w:hint="default"/>
@@ -2405,9 +2542,9 @@
       <w:lvlJc w:val="left"/>
       <w:pPr>
         <w:tabs>
-          <w:tab w:pos="5760" w:val="num"/>
-        </w:tabs>
-        <w:ind w:hanging="360" w:left="5760"/>
+          <w:tab w:val="num" w:pos="5760"/>
+        </w:tabs>
+        <w:ind w:left="5760" w:hanging="360"/>
       </w:pPr>
       <w:rPr>
         <w:rFonts w:ascii="Wingdings" w:hAnsi="Wingdings" w:hint="default"/>
@@ -2421,9 +2558,9 @@
       <w:lvlJc w:val="left"/>
       <w:pPr>
         <w:tabs>
-          <w:tab w:pos="6480" w:val="num"/>
-        </w:tabs>
-        <w:ind w:hanging="360" w:left="6480"/>
+          <w:tab w:val="num" w:pos="6480"/>
+        </w:tabs>
+        <w:ind w:left="6480" w:hanging="360"/>
       </w:pPr>
       <w:rPr>
         <w:rFonts w:ascii="Wingdings" w:hAnsi="Wingdings" w:hint="default"/>
@@ -2431,7 +2568,7 @@
       </w:rPr>
     </w:lvl>
   </w:abstractNum>
-  <w:abstractNum w15:restartNumberingAfterBreak="0" w:abstractNumId="20">
+  <w:abstractNum w:abstractNumId="21" w15:restartNumberingAfterBreak="0">
     <w:nsid w:val="66CD1B99"/>
     <w:multiLevelType w:val="multilevel"/>
     <w:tmpl w:val="D2DCC01C"/>
@@ -2441,7 +2578,7 @@
       <w:lvlText w:val="-"/>
       <w:lvlJc w:val="left"/>
       <w:pPr>
-        <w:ind w:hanging="360" w:left="720"/>
+        <w:ind w:left="720" w:hanging="360"/>
       </w:pPr>
       <w:rPr>
         <w:u w:val="none"/>
@@ -2453,7 +2590,7 @@
       <w:lvlText w:val="-"/>
       <w:lvlJc w:val="left"/>
       <w:pPr>
-        <w:ind w:hanging="360" w:left="1440"/>
+        <w:ind w:left="1440" w:hanging="360"/>
       </w:pPr>
       <w:rPr>
         <w:u w:val="none"/>
@@ -2465,7 +2602,7 @@
       <w:lvlText w:val="-"/>
       <w:lvlJc w:val="left"/>
       <w:pPr>
-        <w:ind w:hanging="360" w:left="2160"/>
+        <w:ind w:left="2160" w:hanging="360"/>
       </w:pPr>
       <w:rPr>
         <w:u w:val="none"/>
@@ -2477,7 +2614,7 @@
       <w:lvlText w:val="-"/>
       <w:lvlJc w:val="left"/>
       <w:pPr>
-        <w:ind w:hanging="360" w:left="2880"/>
+        <w:ind w:left="2880" w:hanging="360"/>
       </w:pPr>
       <w:rPr>
         <w:u w:val="none"/>
@@ -2489,7 +2626,7 @@
       <w:lvlText w:val="-"/>
       <w:lvlJc w:val="left"/>
       <w:pPr>
-        <w:ind w:hanging="360" w:left="3600"/>
+        <w:ind w:left="3600" w:hanging="360"/>
       </w:pPr>
       <w:rPr>
         <w:u w:val="none"/>
@@ -2501,7 +2638,7 @@
       <w:lvlText w:val="-"/>
       <w:lvlJc w:val="left"/>
       <w:pPr>
-        <w:ind w:hanging="360" w:left="4320"/>
+        <w:ind w:left="4320" w:hanging="360"/>
       </w:pPr>
       <w:rPr>
         <w:u w:val="none"/>
@@ -2513,7 +2650,7 @@
       <w:lvlText w:val="-"/>
       <w:lvlJc w:val="left"/>
       <w:pPr>
-        <w:ind w:hanging="360" w:left="5040"/>
+        <w:ind w:left="5040" w:hanging="360"/>
       </w:pPr>
       <w:rPr>
         <w:u w:val="none"/>
@@ -2525,7 +2662,7 @@
       <w:lvlText w:val="-"/>
       <w:lvlJc w:val="left"/>
       <w:pPr>
-        <w:ind w:hanging="360" w:left="5760"/>
+        <w:ind w:left="5760" w:hanging="360"/>
       </w:pPr>
       <w:rPr>
         <w:u w:val="none"/>
@@ -2537,14 +2674,14 @@
       <w:lvlText w:val="-"/>
       <w:lvlJc w:val="left"/>
       <w:pPr>
-        <w:ind w:hanging="360" w:left="6480"/>
+        <w:ind w:left="6480" w:hanging="360"/>
       </w:pPr>
       <w:rPr>
         <w:u w:val="none"/>
       </w:rPr>
     </w:lvl>
   </w:abstractNum>
-  <w:abstractNum w15:restartNumberingAfterBreak="0" w:abstractNumId="21">
+  <w:abstractNum w:abstractNumId="22" w15:restartNumberingAfterBreak="0">
     <w:nsid w:val="6A0B63B6"/>
     <w:multiLevelType w:val="multilevel"/>
     <w:tmpl w:val="267245EE"/>
@@ -2555,9 +2692,9 @@
       <w:lvlJc w:val="left"/>
       <w:pPr>
         <w:tabs>
-          <w:tab w:pos="720" w:val="num"/>
-        </w:tabs>
-        <w:ind w:hanging="360" w:left="720"/>
+          <w:tab w:val="num" w:pos="720"/>
+        </w:tabs>
+        <w:ind w:left="720" w:hanging="360"/>
       </w:pPr>
     </w:lvl>
     <w:lvl w:ilvl="1" w:tentative="1">
@@ -2567,9 +2704,9 @@
       <w:lvlJc w:val="left"/>
       <w:pPr>
         <w:tabs>
-          <w:tab w:pos="1440" w:val="num"/>
-        </w:tabs>
-        <w:ind w:hanging="360" w:left="1440"/>
+          <w:tab w:val="num" w:pos="1440"/>
+        </w:tabs>
+        <w:ind w:left="1440" w:hanging="360"/>
       </w:pPr>
     </w:lvl>
     <w:lvl w:ilvl="2" w:tentative="1">
@@ -2579,9 +2716,9 @@
       <w:lvlJc w:val="left"/>
       <w:pPr>
         <w:tabs>
-          <w:tab w:pos="2160" w:val="num"/>
-        </w:tabs>
-        <w:ind w:hanging="360" w:left="2160"/>
+          <w:tab w:val="num" w:pos="2160"/>
+        </w:tabs>
+        <w:ind w:left="2160" w:hanging="360"/>
       </w:pPr>
     </w:lvl>
     <w:lvl w:ilvl="3" w:tentative="1">
@@ -2591,9 +2728,9 @@
       <w:lvlJc w:val="left"/>
       <w:pPr>
         <w:tabs>
-          <w:tab w:pos="2880" w:val="num"/>
-        </w:tabs>
-        <w:ind w:hanging="360" w:left="2880"/>
+          <w:tab w:val="num" w:pos="2880"/>
+        </w:tabs>
+        <w:ind w:left="2880" w:hanging="360"/>
       </w:pPr>
     </w:lvl>
     <w:lvl w:ilvl="4" w:tentative="1">
@@ -2603,9 +2740,9 @@
       <w:lvlJc w:val="left"/>
       <w:pPr>
         <w:tabs>
-          <w:tab w:pos="3600" w:val="num"/>
-        </w:tabs>
-        <w:ind w:hanging="360" w:left="3600"/>
+          <w:tab w:val="num" w:pos="3600"/>
+        </w:tabs>
+        <w:ind w:left="3600" w:hanging="360"/>
       </w:pPr>
     </w:lvl>
     <w:lvl w:ilvl="5" w:tentative="1">
@@ -2615,9 +2752,9 @@
       <w:lvlJc w:val="left"/>
       <w:pPr>
         <w:tabs>
-          <w:tab w:pos="4320" w:val="num"/>
-        </w:tabs>
-        <w:ind w:hanging="360" w:left="4320"/>
+          <w:tab w:val="num" w:pos="4320"/>
+        </w:tabs>
+        <w:ind w:left="4320" w:hanging="360"/>
       </w:pPr>
     </w:lvl>
     <w:lvl w:ilvl="6" w:tentative="1">
@@ -2627,9 +2764,9 @@
       <w:lvlJc w:val="left"/>
       <w:pPr>
         <w:tabs>
-          <w:tab w:pos="5040" w:val="num"/>
-        </w:tabs>
-        <w:ind w:hanging="360" w:left="5040"/>
+          <w:tab w:val="num" w:pos="5040"/>
+        </w:tabs>
+        <w:ind w:left="5040" w:hanging="360"/>
       </w:pPr>
     </w:lvl>
     <w:lvl w:ilvl="7" w:tentative="1">
@@ -2639,9 +2776,9 @@
       <w:lvlJc w:val="left"/>
       <w:pPr>
         <w:tabs>
-          <w:tab w:pos="5760" w:val="num"/>
-        </w:tabs>
-        <w:ind w:hanging="360" w:left="5760"/>
+          <w:tab w:val="num" w:pos="5760"/>
+        </w:tabs>
+        <w:ind w:left="5760" w:hanging="360"/>
       </w:pPr>
     </w:lvl>
     <w:lvl w:ilvl="8" w:tentative="1">
@@ -2651,13 +2788,13 @@
       <w:lvlJc w:val="left"/>
       <w:pPr>
         <w:tabs>
-          <w:tab w:pos="6480" w:val="num"/>
-        </w:tabs>
-        <w:ind w:hanging="360" w:left="6480"/>
+          <w:tab w:val="num" w:pos="6480"/>
+        </w:tabs>
+        <w:ind w:left="6480" w:hanging="360"/>
       </w:pPr>
     </w:lvl>
   </w:abstractNum>
-  <w:abstractNum w15:restartNumberingAfterBreak="0" w:abstractNumId="22">
+  <w:abstractNum w:abstractNumId="23" w15:restartNumberingAfterBreak="0">
     <w:nsid w:val="718F48A8"/>
     <w:multiLevelType w:val="hybridMultilevel"/>
     <w:tmpl w:val="F718D7FE"/>
@@ -2667,110 +2804,110 @@
       <w:lvlText w:val="-"/>
       <w:lvlJc w:val="left"/>
       <w:pPr>
-        <w:ind w:hanging="360" w:left="720"/>
-      </w:pPr>
-      <w:rPr>
-        <w:rFonts w:ascii="Arial" w:cs="Arial" w:eastAsia="Times New Roman" w:hAnsi="Arial" w:hint="default"/>
-      </w:rPr>
-    </w:lvl>
-    <w:lvl w:ilvl="1" w:tentative="1" w:tplc="04090003">
+        <w:ind w:left="720" w:hanging="360"/>
+      </w:pPr>
+      <w:rPr>
+        <w:rFonts w:ascii="Arial" w:eastAsia="Times New Roman" w:hAnsi="Arial" w:cs="Arial" w:hint="default"/>
+      </w:rPr>
+    </w:lvl>
+    <w:lvl w:ilvl="1" w:tplc="04090003" w:tentative="1">
       <w:start w:val="1"/>
       <w:numFmt w:val="bullet"/>
       <w:lvlText w:val="o"/>
       <w:lvlJc w:val="left"/>
       <w:pPr>
-        <w:ind w:hanging="360" w:left="1440"/>
+        <w:ind w:left="1440" w:hanging="360"/>
       </w:pPr>
       <w:rPr>
         <w:rFonts w:ascii="Courier New" w:hAnsi="Courier New" w:hint="default"/>
       </w:rPr>
     </w:lvl>
-    <w:lvl w:ilvl="2" w:tentative="1" w:tplc="04090005">
+    <w:lvl w:ilvl="2" w:tplc="04090005" w:tentative="1">
       <w:start w:val="1"/>
       <w:numFmt w:val="bullet"/>
       <w:lvlText w:val=""/>
       <w:lvlJc w:val="left"/>
       <w:pPr>
-        <w:ind w:hanging="360" w:left="2160"/>
+        <w:ind w:left="2160" w:hanging="360"/>
       </w:pPr>
       <w:rPr>
         <w:rFonts w:ascii="Wingdings" w:hAnsi="Wingdings" w:hint="default"/>
       </w:rPr>
     </w:lvl>
-    <w:lvl w:ilvl="3" w:tentative="1" w:tplc="04090001">
+    <w:lvl w:ilvl="3" w:tplc="04090001" w:tentative="1">
       <w:start w:val="1"/>
       <w:numFmt w:val="bullet"/>
       <w:lvlText w:val=""/>
       <w:lvlJc w:val="left"/>
       <w:pPr>
-        <w:ind w:hanging="360" w:left="2880"/>
+        <w:ind w:left="2880" w:hanging="360"/>
       </w:pPr>
       <w:rPr>
         <w:rFonts w:ascii="Symbol" w:hAnsi="Symbol" w:hint="default"/>
       </w:rPr>
     </w:lvl>
-    <w:lvl w:ilvl="4" w:tentative="1" w:tplc="04090003">
+    <w:lvl w:ilvl="4" w:tplc="04090003" w:tentative="1">
       <w:start w:val="1"/>
       <w:numFmt w:val="bullet"/>
       <w:lvlText w:val="o"/>
       <w:lvlJc w:val="left"/>
       <w:pPr>
-        <w:ind w:hanging="360" w:left="3600"/>
+        <w:ind w:left="3600" w:hanging="360"/>
       </w:pPr>
       <w:rPr>
         <w:rFonts w:ascii="Courier New" w:hAnsi="Courier New" w:hint="default"/>
       </w:rPr>
     </w:lvl>
-    <w:lvl w:ilvl="5" w:tentative="1" w:tplc="04090005">
+    <w:lvl w:ilvl="5" w:tplc="04090005" w:tentative="1">
       <w:start w:val="1"/>
       <w:numFmt w:val="bullet"/>
       <w:lvlText w:val=""/>
       <w:lvlJc w:val="left"/>
       <w:pPr>
-        <w:ind w:hanging="360" w:left="4320"/>
+        <w:ind w:left="4320" w:hanging="360"/>
       </w:pPr>
       <w:rPr>
         <w:rFonts w:ascii="Wingdings" w:hAnsi="Wingdings" w:hint="default"/>
       </w:rPr>
     </w:lvl>
-    <w:lvl w:ilvl="6" w:tentative="1" w:tplc="04090001">
+    <w:lvl w:ilvl="6" w:tplc="04090001" w:tentative="1">
       <w:start w:val="1"/>
       <w:numFmt w:val="bullet"/>
       <w:lvlText w:val=""/>
       <w:lvlJc w:val="left"/>
       <w:pPr>
-        <w:ind w:hanging="360" w:left="5040"/>
+        <w:ind w:left="5040" w:hanging="360"/>
       </w:pPr>
       <w:rPr>
         <w:rFonts w:ascii="Symbol" w:hAnsi="Symbol" w:hint="default"/>
       </w:rPr>
     </w:lvl>
-    <w:lvl w:ilvl="7" w:tentative="1" w:tplc="04090003">
+    <w:lvl w:ilvl="7" w:tplc="04090003" w:tentative="1">
       <w:start w:val="1"/>
       <w:numFmt w:val="bullet"/>
       <w:lvlText w:val="o"/>
       <w:lvlJc w:val="left"/>
       <w:pPr>
-        <w:ind w:hanging="360" w:left="5760"/>
+        <w:ind w:left="5760" w:hanging="360"/>
       </w:pPr>
       <w:rPr>
         <w:rFonts w:ascii="Courier New" w:hAnsi="Courier New" w:hint="default"/>
       </w:rPr>
     </w:lvl>
-    <w:lvl w:ilvl="8" w:tentative="1" w:tplc="04090005">
+    <w:lvl w:ilvl="8" w:tplc="04090005" w:tentative="1">
       <w:start w:val="1"/>
       <w:numFmt w:val="bullet"/>
       <w:lvlText w:val=""/>
       <w:lvlJc w:val="left"/>
       <w:pPr>
-        <w:ind w:hanging="360" w:left="6480"/>
+        <w:ind w:left="6480" w:hanging="360"/>
       </w:pPr>
       <w:rPr>
         <w:rFonts w:ascii="Wingdings" w:hAnsi="Wingdings" w:hint="default"/>
       </w:rPr>
     </w:lvl>
   </w:abstractNum>
-  <w:abstractNum w15:restartNumberingAfterBreak="0" w:abstractNumId="23">
+  <w:abstractNum w:abstractNumId="24" w15:restartNumberingAfterBreak="0">
     <w:nsid w:val="73FC48F6"/>
     <w:multiLevelType w:val="multilevel"/>
     <w:tmpl w:val="7C6CC4BA"/>
@@ -2781,9 +2918,9 @@
       <w:lvlJc w:val="left"/>
       <w:pPr>
         <w:tabs>
-          <w:tab w:pos="720" w:val="num"/>
-        </w:tabs>
-        <w:ind w:hanging="360" w:left="720"/>
+          <w:tab w:val="num" w:pos="720"/>
+        </w:tabs>
+        <w:ind w:left="720" w:hanging="360"/>
       </w:pPr>
     </w:lvl>
     <w:lvl w:ilvl="1" w:tentative="1">
@@ -2793,9 +2930,9 @@
       <w:lvlJc w:val="left"/>
       <w:pPr>
         <w:tabs>
-          <w:tab w:pos="1440" w:val="num"/>
-        </w:tabs>
-        <w:ind w:hanging="360" w:left="1440"/>
+          <w:tab w:val="num" w:pos="1440"/>
+        </w:tabs>
+        <w:ind w:left="1440" w:hanging="360"/>
       </w:pPr>
     </w:lvl>
     <w:lvl w:ilvl="2" w:tentative="1">
@@ -2805,9 +2942,9 @@
       <w:lvlJc w:val="left"/>
       <w:pPr>
         <w:tabs>
-          <w:tab w:pos="2160" w:val="num"/>
-        </w:tabs>
-        <w:ind w:hanging="360" w:left="2160"/>
+          <w:tab w:val="num" w:pos="2160"/>
+        </w:tabs>
+        <w:ind w:left="2160" w:hanging="360"/>
       </w:pPr>
     </w:lvl>
     <w:lvl w:ilvl="3" w:tentative="1">
@@ -2817,9 +2954,9 @@
       <w:lvlJc w:val="left"/>
       <w:pPr>
         <w:tabs>
-          <w:tab w:pos="2880" w:val="num"/>
-        </w:tabs>
-        <w:ind w:hanging="360" w:left="2880"/>
+          <w:tab w:val="num" w:pos="2880"/>
+        </w:tabs>
+        <w:ind w:left="2880" w:hanging="360"/>
       </w:pPr>
     </w:lvl>
     <w:lvl w:ilvl="4" w:tentative="1">
@@ -2829,9 +2966,9 @@
       <w:lvlJc w:val="left"/>
       <w:pPr>
         <w:tabs>
-          <w:tab w:pos="3600" w:val="num"/>
-        </w:tabs>
-        <w:ind w:hanging="360" w:left="3600"/>
+          <w:tab w:val="num" w:pos="3600"/>
+        </w:tabs>
+        <w:ind w:left="3600" w:hanging="360"/>
       </w:pPr>
     </w:lvl>
     <w:lvl w:ilvl="5" w:tentative="1">
@@ -2841,9 +2978,9 @@
       <w:lvlJc w:val="left"/>
       <w:pPr>
         <w:tabs>
-          <w:tab w:pos="4320" w:val="num"/>
-        </w:tabs>
-        <w:ind w:hanging="360" w:left="4320"/>
+          <w:tab w:val="num" w:pos="4320"/>
+        </w:tabs>
+        <w:ind w:left="4320" w:hanging="360"/>
       </w:pPr>
     </w:lvl>
     <w:lvl w:ilvl="6" w:tentative="1">
@@ -2853,9 +2990,9 @@
       <w:lvlJc w:val="left"/>
       <w:pPr>
         <w:tabs>
-          <w:tab w:pos="5040" w:val="num"/>
-        </w:tabs>
-        <w:ind w:hanging="360" w:left="5040"/>
+          <w:tab w:val="num" w:pos="5040"/>
+        </w:tabs>
+        <w:ind w:left="5040" w:hanging="360"/>
       </w:pPr>
     </w:lvl>
     <w:lvl w:ilvl="7" w:tentative="1">
@@ -2865,9 +3002,9 @@
       <w:lvlJc w:val="left"/>
       <w:pPr>
         <w:tabs>
-          <w:tab w:pos="5760" w:val="num"/>
-        </w:tabs>
-        <w:ind w:hanging="360" w:left="5760"/>
+          <w:tab w:val="num" w:pos="5760"/>
+        </w:tabs>
+        <w:ind w:left="5760" w:hanging="360"/>
       </w:pPr>
     </w:lvl>
     <w:lvl w:ilvl="8" w:tentative="1">
@@ -2877,13 +3014,13 @@
       <w:lvlJc w:val="left"/>
       <w:pPr>
         <w:tabs>
-          <w:tab w:pos="6480" w:val="num"/>
-        </w:tabs>
-        <w:ind w:hanging="360" w:left="6480"/>
+          <w:tab w:val="num" w:pos="6480"/>
+        </w:tabs>
+        <w:ind w:left="6480" w:hanging="360"/>
       </w:pPr>
     </w:lvl>
   </w:abstractNum>
-  <w:abstractNum w15:restartNumberingAfterBreak="0" w:abstractNumId="24">
+  <w:abstractNum w:abstractNumId="25" w15:restartNumberingAfterBreak="0">
     <w:nsid w:val="7D980FE5"/>
     <w:multiLevelType w:val="multilevel"/>
     <w:tmpl w:val="EDDA6E46"/>
@@ -2893,7 +3030,7 @@
       <w:lvlText w:val="-"/>
       <w:lvlJc w:val="left"/>
       <w:pPr>
-        <w:ind w:hanging="360" w:left="720"/>
+        <w:ind w:left="720" w:hanging="360"/>
       </w:pPr>
       <w:rPr>
         <w:u w:val="none"/>
@@ -2905,7 +3042,7 @@
       <w:lvlText w:val="-"/>
       <w:lvlJc w:val="left"/>
       <w:pPr>
-        <w:ind w:hanging="360" w:left="1440"/>
+        <w:ind w:left="1440" w:hanging="360"/>
       </w:pPr>
       <w:rPr>
         <w:u w:val="none"/>
@@ -2917,7 +3054,7 @@
       <w:lvlText w:val="-"/>
       <w:lvlJc w:val="left"/>
       <w:pPr>
-        <w:ind w:hanging="360" w:left="2160"/>
+        <w:ind w:left="2160" w:hanging="360"/>
       </w:pPr>
       <w:rPr>
         <w:u w:val="none"/>
@@ -2929,7 +3066,7 @@
       <w:lvlText w:val="-"/>
       <w:lvlJc w:val="left"/>
       <w:pPr>
-        <w:ind w:hanging="360" w:left="2880"/>
+        <w:ind w:left="2880" w:hanging="360"/>
       </w:pPr>
       <w:rPr>
         <w:u w:val="none"/>
@@ -2941,7 +3078,7 @@
       <w:lvlText w:val="-"/>
       <w:lvlJc w:val="left"/>
       <w:pPr>
-        <w:ind w:hanging="360" w:left="3600"/>
+        <w:ind w:left="3600" w:hanging="360"/>
       </w:pPr>
       <w:rPr>
         <w:u w:val="none"/>
@@ -2953,7 +3090,7 @@
       <w:lvlText w:val="-"/>
       <w:lvlJc w:val="left"/>
       <w:pPr>
-        <w:ind w:hanging="360" w:left="4320"/>
+        <w:ind w:left="4320" w:hanging="360"/>
       </w:pPr>
       <w:rPr>
         <w:u w:val="none"/>
@@ -2965,7 +3102,7 @@
       <w:lvlText w:val="-"/>
       <w:lvlJc w:val="left"/>
       <w:pPr>
-        <w:ind w:hanging="360" w:left="5040"/>
+        <w:ind w:left="5040" w:hanging="360"/>
       </w:pPr>
       <w:rPr>
         <w:u w:val="none"/>
@@ -2977,7 +3114,7 @@
       <w:lvlText w:val="-"/>
       <w:lvlJc w:val="left"/>
       <w:pPr>
-        <w:ind w:hanging="360" w:left="5760"/>
+        <w:ind w:left="5760" w:hanging="360"/>
       </w:pPr>
       <w:rPr>
         <w:u w:val="none"/>
@@ -2989,199 +3126,123 @@
       <w:lvlText w:val="-"/>
       <w:lvlJc w:val="left"/>
       <w:pPr>
-        <w:ind w:hanging="360" w:left="6480"/>
+        <w:ind w:left="6480" w:hanging="360"/>
       </w:pPr>
       <w:rPr>
         <w:u w:val="none"/>
       </w:rPr>
     </w:lvl>
   </w:abstractNum>
-  <w:abstractNum w:abstractNumId="990">
-    <w:nsid w:val="0000A990"/>
-    <w:multiLevelType w:val="multilevel"/>
-    <w:lvl w:ilvl="0">
-      <w:numFmt w:val="bullet"/>
-      <w:lvlText w:val=" "/>
-      <w:lvlJc w:val="left"/>
-      <w:pPr>
-        <w:ind w:left="720" w:hanging="360"/>
-      </w:pPr>
-    </w:lvl>
-    <w:lvl w:ilvl="1">
-      <w:numFmt w:val="bullet"/>
-      <w:lvlText w:val=" "/>
-      <w:lvlJc w:val="left"/>
-      <w:pPr>
-        <w:ind w:left="1440" w:hanging="360"/>
-      </w:pPr>
-    </w:lvl>
-    <w:lvl w:ilvl="2">
-      <w:numFmt w:val="bullet"/>
-      <w:lvlText w:val=" "/>
-      <w:lvlJc w:val="left"/>
-      <w:pPr>
-        <w:ind w:left="2160" w:hanging="360"/>
-      </w:pPr>
-    </w:lvl>
-    <w:lvl w:ilvl="3">
-      <w:numFmt w:val="bullet"/>
-      <w:lvlText w:val=" "/>
-      <w:lvlJc w:val="left"/>
-      <w:pPr>
-        <w:ind w:left="2880" w:hanging="360"/>
-      </w:pPr>
-    </w:lvl>
-    <w:lvl w:ilvl="4">
-      <w:numFmt w:val="bullet"/>
-      <w:lvlText w:val=" "/>
-      <w:lvlJc w:val="left"/>
-      <w:pPr>
-        <w:ind w:left="3600" w:hanging="360"/>
-      </w:pPr>
-    </w:lvl>
-    <w:lvl w:ilvl="5">
-      <w:numFmt w:val="bullet"/>
-      <w:lvlText w:val=" "/>
-      <w:lvlJc w:val="left"/>
-      <w:pPr>
-        <w:ind w:left="4320" w:hanging="360"/>
-      </w:pPr>
-    </w:lvl>
-    <w:lvl w:ilvl="6">
-      <w:numFmt w:val="bullet"/>
-      <w:lvlText w:val=" "/>
-      <w:lvlJc w:val="left"/>
-      <w:pPr>
-        <w:ind w:left="5040" w:hanging="360"/>
-      </w:pPr>
-    </w:lvl>
-    <w:lvl w:ilvl="7">
-      <w:numFmt w:val="bullet"/>
-      <w:lvlText w:val=" "/>
-      <w:lvlJc w:val="left"/>
-      <w:pPr>
-        <w:ind w:left="5760" w:hanging="360"/>
-      </w:pPr>
-    </w:lvl>
-    <w:lvl w:ilvl="8">
-      <w:numFmt w:val="bullet"/>
-      <w:lvlText w:val=" "/>
-      <w:lvlJc w:val="left"/>
-      <w:pPr>
-        <w:ind w:left="6480" w:hanging="360"/>
-      </w:pPr>
-    </w:lvl>
-  </w:abstractNum>
-  <w:num w16cid:durableId="1065760883" w:numId="1">
+  <w:num w:numId="1" w16cid:durableId="1065760883">
+    <w:abstractNumId w:val="13"/>
+  </w:num>
+  <w:num w:numId="2" w16cid:durableId="1229654886">
+    <w:abstractNumId w:val="5"/>
+  </w:num>
+  <w:num w:numId="3" w16cid:durableId="1780876995">
+    <w:abstractNumId w:val="15"/>
+  </w:num>
+  <w:num w:numId="4" w16cid:durableId="974025194">
+    <w:abstractNumId w:val="21"/>
+  </w:num>
+  <w:num w:numId="5" w16cid:durableId="559169265">
+    <w:abstractNumId w:val="4"/>
+  </w:num>
+  <w:num w:numId="6" w16cid:durableId="749277374">
+    <w:abstractNumId w:val="7"/>
+  </w:num>
+  <w:num w:numId="7" w16cid:durableId="1982688459">
+    <w:abstractNumId w:val="18"/>
+  </w:num>
+  <w:num w:numId="8" w16cid:durableId="777025906">
+    <w:abstractNumId w:val="8"/>
+  </w:num>
+  <w:num w:numId="9" w16cid:durableId="1683047266">
+    <w:abstractNumId w:val="25"/>
+  </w:num>
+  <w:num w:numId="10" w16cid:durableId="1989626730">
+    <w:abstractNumId w:val="1"/>
+  </w:num>
+  <w:num w:numId="11" w16cid:durableId="1157310178">
+    <w:abstractNumId w:val="14"/>
+  </w:num>
+  <w:num w:numId="12" w16cid:durableId="2135756243">
     <w:abstractNumId w:val="12"/>
   </w:num>
-  <w:num w16cid:durableId="1229654886" w:numId="2">
-    <w:abstractNumId w:val="4"/>
+  <w:num w:numId="13" w16cid:durableId="1483307824">
+    <w:abstractNumId w:val="23"/>
   </w:num>
-  <w:num w16cid:durableId="1780876995" w:numId="3">
-    <w:abstractNumId w:val="14"/>
+  <w:num w:numId="14" w16cid:durableId="666329526">
+    <w:abstractNumId w:val="2"/>
   </w:num>
-  <w:num w16cid:durableId="974025194" w:numId="4">
+  <w:num w:numId="15" w16cid:durableId="361440534">
+    <w:abstractNumId w:val="17"/>
+  </w:num>
+  <w:num w:numId="16" w16cid:durableId="760414313">
     <w:abstractNumId w:val="20"/>
   </w:num>
-  <w:num w16cid:durableId="559169265" w:numId="5">
+  <w:num w:numId="17" w16cid:durableId="2113938833">
+    <w:abstractNumId w:val="16"/>
+  </w:num>
+  <w:num w:numId="18" w16cid:durableId="196820457">
+    <w:abstractNumId w:val="10"/>
+  </w:num>
+  <w:num w:numId="19" w16cid:durableId="1028726134">
+    <w:abstractNumId w:val="19"/>
+  </w:num>
+  <w:num w:numId="20" w16cid:durableId="192043067">
+    <w:abstractNumId w:val="6"/>
+  </w:num>
+  <w:num w:numId="21" w16cid:durableId="910313393">
     <w:abstractNumId w:val="3"/>
   </w:num>
-  <w:num w16cid:durableId="749277374" w:numId="6">
-    <w:abstractNumId w:val="6"/>
+  <w:num w:numId="22" w16cid:durableId="329673323">
+    <w:abstractNumId w:val="11"/>
   </w:num>
-  <w:num w16cid:durableId="1982688459" w:numId="7">
-    <w:abstractNumId w:val="17"/>
+  <w:num w:numId="23" w16cid:durableId="569272857">
+    <w:abstractNumId w:val="9"/>
   </w:num>
-  <w:num w16cid:durableId="777025906" w:numId="8">
-    <w:abstractNumId w:val="7"/>
-  </w:num>
-  <w:num w16cid:durableId="1683047266" w:numId="9">
+  <w:num w:numId="24" w16cid:durableId="1467820160">
     <w:abstractNumId w:val="24"/>
   </w:num>
-  <w:num w16cid:durableId="1989626730" w:numId="10">
-    <w:abstractNumId w:val="0"/>
-  </w:num>
-  <w:num w16cid:durableId="1157310178" w:numId="11">
-    <w:abstractNumId w:val="13"/>
-  </w:num>
-  <w:num w16cid:durableId="2135756243" w:numId="12">
-    <w:abstractNumId w:val="11"/>
-  </w:num>
-  <w:num w16cid:durableId="1483307824" w:numId="13">
+  <w:num w:numId="25" w16cid:durableId="1134904917">
     <w:abstractNumId w:val="22"/>
   </w:num>
-  <w:num w16cid:durableId="666329526" w:numId="14">
-    <w:abstractNumId w:val="1"/>
-  </w:num>
-  <w:num w16cid:durableId="361440534" w:numId="15">
-    <w:abstractNumId w:val="16"/>
-  </w:num>
-  <w:num w16cid:durableId="760414313" w:numId="16">
-    <w:abstractNumId w:val="19"/>
-  </w:num>
-  <w:num w16cid:durableId="2113938833" w:numId="17">
-    <w:abstractNumId w:val="15"/>
-  </w:num>
-  <w:num w16cid:durableId="196820457" w:numId="18">
-    <w:abstractNumId w:val="9"/>
-  </w:num>
-  <w:num w16cid:durableId="1028726134" w:numId="19">
-    <w:abstractNumId w:val="18"/>
-  </w:num>
-  <w:num w16cid:durableId="192043067" w:numId="20">
-    <w:abstractNumId w:val="5"/>
-  </w:num>
-  <w:num w16cid:durableId="910313393" w:numId="21">
-    <w:abstractNumId w:val="2"/>
-  </w:num>
-  <w:num w16cid:durableId="329673323" w:numId="22">
-    <w:abstractNumId w:val="10"/>
-  </w:num>
-  <w:num w16cid:durableId="569272857" w:numId="23">
-    <w:abstractNumId w:val="8"/>
-  </w:num>
-  <w:num w16cid:durableId="1467820160" w:numId="24">
-    <w:abstractNumId w:val="23"/>
-  </w:num>
-  <w:num w16cid:durableId="1134904917" w:numId="25">
-    <w:abstractNumId w:val="21"/>
-  </w:num>
-  <w:num w:numId="1000">
-    <w:abstractNumId w:val="990"/>
+  <w:num w:numId="26" w16cid:durableId="1210411448">
+    <w:abstractNumId w:val="0"/>
   </w:num>
 </w:numbering>
 </file>
 
 <file path=word/styles.xml><?xml version="1.0" encoding="utf-8"?>
-<w:styles xmlns:mc="http://schemas.openxmlformats.org/markup-compatibility/2006" xmlns:r="http://schemas.openxmlformats.org/officeDocument/2006/relationships" xmlns:w="http://schemas.openxmlformats.org/wordprocessingml/2006/main" xmlns:w14="http://schemas.microsoft.com/office/word/2010/wordml" xmlns:w15="http://schemas.microsoft.com/office/word/2012/wordml" xmlns:w16="http://schemas.microsoft.com/office/word/2018/wordml" xmlns:w16cex="http://schemas.microsoft.com/office/word/2018/wordml/cex" xmlns:w16cid="http://schemas.microsoft.com/office/word/2016/wordml/cid" xmlns:w16du="http://schemas.microsoft.com/office/word/2023/wordml/word16du" xmlns:w16sdtdh="http://schemas.microsoft.com/office/word/2020/wordml/sdtdatahash" xmlns:w16sdtfl="http://schemas.microsoft.com/office/word/2024/wordml/sdtformatlock" xmlns:w16se="http://schemas.microsoft.com/office/word/2015/wordml/symex" mc:Ignorable="w14 w15 w16se w16cid w16 w16cex w16sdtdh w16sdtfl w16du">
+<w:styles xmlns:mc="http://schemas.openxmlformats.org/markup-compatibility/2006" xmlns:r="http://schemas.openxmlformats.org/officeDocument/2006/relationships" xmlns:w="http://schemas.openxmlformats.org/wordprocessingml/2006/main" xmlns:w14="http://schemas.microsoft.com/office/word/2010/wordml" xmlns:w15="http://schemas.microsoft.com/office/word/2012/wordml" xmlns:w16cex="http://schemas.microsoft.com/office/word/2018/wordml/cex" xmlns:w16cid="http://schemas.microsoft.com/office/word/2016/wordml/cid" xmlns:w16="http://schemas.microsoft.com/office/word/2018/wordml" xmlns:w16sdtdh="http://schemas.microsoft.com/office/word/2020/wordml/sdtdatahash" xmlns:w16sdtfl="http://schemas.microsoft.com/office/word/2024/wordml/sdtformatlock" xmlns:w16se="http://schemas.microsoft.com/office/word/2015/wordml/symex" xmlns:w16du="http://schemas.microsoft.com/office/word/2023/wordml/word16du" mc:Ignorable="w14 w15 w16se w16cid w16 w16cex w16sdtdh w16sdtfl w16du">
   <w:docDefaults>
     <w:rPrDefault>
       <w:rPr>
-        <w:rFonts w:ascii="Times New Roman" w:cs="Times New Roman" w:eastAsia="Times New Roman" w:hAnsi="Times New Roman"/>
+        <w:rFonts w:ascii="Times New Roman" w:eastAsia="Times New Roman" w:hAnsi="Times New Roman" w:cs="Times New Roman"/>
         <w:sz w:val="22"/>
         <w:szCs w:val="22"/>
-        <w:lang w:bidi="ar-SA" w:eastAsia="en-US" w:val="en"/>
+        <w:lang w:val="en" w:eastAsia="en-US" w:bidi="ar-SA"/>
       </w:rPr>
     </w:rPrDefault>
     <w:pPrDefault>
       <w:pPr>
-        <w:spacing w:after="180" w:before="180"/>
+        <w:spacing w:before="180" w:after="180"/>
         <w:jc w:val="both"/>
       </w:pPr>
     </w:pPrDefault>
   </w:docDefaults>
-  <w:latentStyles w:count="376" w:defLockedState="0" w:defQFormat="0" w:defSemiHidden="0" w:defUIPriority="99" w:defUnhideWhenUsed="0">
-    <w:lsdException w:name="Normal" w:qFormat="1" w:uiPriority="0"/>
-    <w:lsdException w:name="heading 1" w:qFormat="1" w:uiPriority="9"/>
-    <w:lsdException w:name="heading 2" w:qFormat="1" w:semiHidden="1" w:uiPriority="9" w:unhideWhenUsed="1"/>
-    <w:lsdException w:name="heading 3" w:qFormat="1" w:semiHidden="1" w:uiPriority="9" w:unhideWhenUsed="1"/>
-    <w:lsdException w:name="heading 4" w:qFormat="1" w:semiHidden="1" w:uiPriority="9" w:unhideWhenUsed="1"/>
-    <w:lsdException w:name="heading 5" w:qFormat="1" w:semiHidden="1" w:uiPriority="9" w:unhideWhenUsed="1"/>
-    <w:lsdException w:name="heading 6" w:qFormat="1" w:semiHidden="1" w:uiPriority="9" w:unhideWhenUsed="1"/>
-    <w:lsdException w:name="heading 7" w:qFormat="1" w:semiHidden="1" w:uiPriority="9" w:unhideWhenUsed="1"/>
-    <w:lsdException w:name="heading 8" w:qFormat="1" w:semiHidden="1" w:uiPriority="9" w:unhideWhenUsed="1"/>
-    <w:lsdException w:name="heading 9" w:qFormat="1" w:semiHidden="1" w:uiPriority="9" w:unhideWhenUsed="1"/>
+  <w:latentStyles w:defLockedState="0" w:defUIPriority="99" w:defSemiHidden="0" w:defUnhideWhenUsed="0" w:defQFormat="0" w:count="376">
+    <w:lsdException w:name="Normal" w:uiPriority="0" w:qFormat="1"/>
+    <w:lsdException w:name="heading 1" w:uiPriority="9" w:qFormat="1"/>
+    <w:lsdException w:name="heading 2" w:semiHidden="1" w:uiPriority="9" w:unhideWhenUsed="1" w:qFormat="1"/>
+    <w:lsdException w:name="heading 3" w:semiHidden="1" w:uiPriority="9" w:unhideWhenUsed="1" w:qFormat="1"/>
+    <w:lsdException w:name="heading 4" w:semiHidden="1" w:uiPriority="9" w:unhideWhenUsed="1" w:qFormat="1"/>
+    <w:lsdException w:name="heading 5" w:semiHidden="1" w:uiPriority="9" w:unhideWhenUsed="1" w:qFormat="1"/>
+    <w:lsdException w:name="heading 6" w:semiHidden="1" w:uiPriority="9" w:unhideWhenUsed="1" w:qFormat="1"/>
+    <w:lsdException w:name="heading 7" w:semiHidden="1" w:uiPriority="9" w:unhideWhenUsed="1" w:qFormat="1"/>
+    <w:lsdException w:name="heading 8" w:semiHidden="1" w:uiPriority="9" w:unhideWhenUsed="1" w:qFormat="1"/>
+    <w:lsdException w:name="heading 9" w:semiHidden="1" w:uiPriority="9" w:unhideWhenUsed="1" w:qFormat="1"/>
     <w:lsdException w:name="index 1" w:semiHidden="1" w:unhideWhenUsed="1"/>
     <w:lsdException w:name="index 2" w:semiHidden="1" w:unhideWhenUsed="1"/>
     <w:lsdException w:name="index 3" w:semiHidden="1" w:unhideWhenUsed="1"/>
@@ -3206,7 +3267,7 @@
     <w:lsdException w:name="header" w:semiHidden="1" w:unhideWhenUsed="1"/>
     <w:lsdException w:name="footer" w:semiHidden="1" w:unhideWhenUsed="1"/>
     <w:lsdException w:name="index heading" w:semiHidden="1" w:unhideWhenUsed="1"/>
-    <w:lsdException w:name="caption" w:qFormat="1" w:semiHidden="1" w:uiPriority="35" w:unhideWhenUsed="1"/>
+    <w:lsdException w:name="caption" w:semiHidden="1" w:uiPriority="35" w:unhideWhenUsed="1" w:qFormat="1"/>
     <w:lsdException w:name="table of figures" w:semiHidden="1" w:unhideWhenUsed="1"/>
     <w:lsdException w:name="envelope address" w:semiHidden="1" w:unhideWhenUsed="1"/>
     <w:lsdException w:name="envelope return" w:semiHidden="1" w:unhideWhenUsed="1"/>
@@ -3234,7 +3295,7 @@
     <w:lsdException w:name="List Number 3" w:semiHidden="1" w:unhideWhenUsed="1"/>
     <w:lsdException w:name="List Number 4" w:semiHidden="1" w:unhideWhenUsed="1"/>
     <w:lsdException w:name="List Number 5" w:semiHidden="1" w:unhideWhenUsed="1"/>
-    <w:lsdException w:name="Title" w:qFormat="1" w:uiPriority="10"/>
+    <w:lsdException w:name="Title" w:uiPriority="10" w:qFormat="1"/>
     <w:lsdException w:name="Closing" w:semiHidden="1" w:unhideWhenUsed="1"/>
     <w:lsdException w:name="Signature" w:semiHidden="1" w:unhideWhenUsed="1"/>
     <w:lsdException w:name="Default Paragraph Font" w:semiHidden="1" w:uiPriority="1" w:unhideWhenUsed="1"/>
@@ -3246,7 +3307,7 @@
     <w:lsdException w:name="List Continue 4" w:semiHidden="1" w:unhideWhenUsed="1"/>
     <w:lsdException w:name="List Continue 5" w:semiHidden="1" w:unhideWhenUsed="1"/>
     <w:lsdException w:name="Message Header" w:semiHidden="1" w:unhideWhenUsed="1"/>
-    <w:lsdException w:name="Subtitle" w:qFormat="1" w:uiPriority="11"/>
+    <w:lsdException w:name="Subtitle" w:uiPriority="11" w:qFormat="1"/>
     <w:lsdException w:name="Salutation" w:semiHidden="1" w:unhideWhenUsed="1"/>
     <w:lsdException w:name="Date" w:semiHidden="1" w:unhideWhenUsed="1"/>
     <w:lsdException w:name="Body Text First Indent" w:semiHidden="1" w:unhideWhenUsed="1"/>
@@ -3259,8 +3320,8 @@
     <w:lsdException w:name="Block Text" w:semiHidden="1" w:unhideWhenUsed="1"/>
     <w:lsdException w:name="Hyperlink" w:semiHidden="1" w:unhideWhenUsed="1"/>
     <w:lsdException w:name="FollowedHyperlink" w:semiHidden="1" w:unhideWhenUsed="1"/>
-    <w:lsdException w:name="Strong" w:qFormat="1" w:uiPriority="22"/>
-    <w:lsdException w:name="Emphasis" w:qFormat="1" w:uiPriority="20"/>
+    <w:lsdException w:name="Strong" w:uiPriority="22" w:qFormat="1"/>
+    <w:lsdException w:name="Emphasis" w:uiPriority="20" w:qFormat="1"/>
     <w:lsdException w:name="Document Map" w:semiHidden="1" w:unhideWhenUsed="1"/>
     <w:lsdException w:name="Plain Text" w:semiHidden="1" w:unhideWhenUsed="1"/>
     <w:lsdException w:name="E-mail Signature" w:semiHidden="1" w:unhideWhenUsed="1"/>
@@ -3329,7 +3390,7 @@
     <w:lsdException w:name="Table Grid" w:uiPriority="39"/>
     <w:lsdException w:name="Table Theme" w:semiHidden="1" w:unhideWhenUsed="1"/>
     <w:lsdException w:name="Placeholder Text" w:semiHidden="1"/>
-    <w:lsdException w:name="No Spacing" w:qFormat="1" w:uiPriority="1"/>
+    <w:lsdException w:name="No Spacing" w:uiPriority="1" w:qFormat="1"/>
     <w:lsdException w:name="Light Shading" w:uiPriority="60"/>
     <w:lsdException w:name="Light List" w:uiPriority="61"/>
     <w:lsdException w:name="Light Grid" w:uiPriority="62"/>
@@ -3351,9 +3412,9 @@
     <w:lsdException w:name="Medium Shading 2 Accent 1" w:uiPriority="64"/>
     <w:lsdException w:name="Medium List 1 Accent 1" w:uiPriority="65"/>
     <w:lsdException w:name="Revision" w:semiHidden="1"/>
-    <w:lsdException w:name="List Paragraph" w:qFormat="1" w:uiPriority="34"/>
-    <w:lsdException w:name="Quote" w:qFormat="1" w:uiPriority="29"/>
-    <w:lsdException w:name="Intense Quote" w:qFormat="1" w:uiPriority="30"/>
+    <w:lsdException w:name="List Paragraph" w:uiPriority="34" w:qFormat="1"/>
+    <w:lsdException w:name="Quote" w:uiPriority="29" w:qFormat="1"/>
+    <w:lsdException w:name="Intense Quote" w:uiPriority="30" w:qFormat="1"/>
     <w:lsdException w:name="Medium List 2 Accent 1" w:uiPriority="66"/>
     <w:lsdException w:name="Medium Grid 1 Accent 1" w:uiPriority="67"/>
     <w:lsdException w:name="Medium Grid 2 Accent 1" w:uiPriority="68"/>
@@ -3432,13 +3493,13 @@
     <w:lsdException w:name="Colorful Shading Accent 6" w:uiPriority="71"/>
     <w:lsdException w:name="Colorful List Accent 6" w:uiPriority="72"/>
     <w:lsdException w:name="Colorful Grid Accent 6" w:uiPriority="73"/>
-    <w:lsdException w:name="Subtle Emphasis" w:qFormat="1" w:uiPriority="19"/>
-    <w:lsdException w:name="Intense Emphasis" w:qFormat="1" w:uiPriority="21"/>
-    <w:lsdException w:name="Subtle Reference" w:qFormat="1" w:uiPriority="31"/>
-    <w:lsdException w:name="Intense Reference" w:qFormat="1" w:uiPriority="32"/>
-    <w:lsdException w:name="Book Title" w:qFormat="1" w:uiPriority="33"/>
+    <w:lsdException w:name="Subtle Emphasis" w:uiPriority="19" w:qFormat="1"/>
+    <w:lsdException w:name="Intense Emphasis" w:uiPriority="21" w:qFormat="1"/>
+    <w:lsdException w:name="Subtle Reference" w:uiPriority="31" w:qFormat="1"/>
+    <w:lsdException w:name="Intense Reference" w:uiPriority="32" w:qFormat="1"/>
+    <w:lsdException w:name="Book Title" w:uiPriority="33" w:qFormat="1"/>
     <w:lsdException w:name="Bibliography" w:semiHidden="1" w:uiPriority="37" w:unhideWhenUsed="1"/>
-    <w:lsdException w:name="TOC Heading" w:qFormat="1" w:semiHidden="1" w:uiPriority="39" w:unhideWhenUsed="1"/>
+    <w:lsdException w:name="TOC Heading" w:semiHidden="1" w:uiPriority="39" w:unhideWhenUsed="1" w:qFormat="1"/>
     <w:lsdException w:name="Plain Table 1" w:uiPriority="41"/>
     <w:lsdException w:name="Plain Table 2" w:uiPriority="42"/>
     <w:lsdException w:name="Plain Table 3" w:uiPriority="43"/>
@@ -3549,15 +3610,15 @@
     <w:lsdException w:name="Unresolved Mention" w:semiHidden="1" w:unhideWhenUsed="1"/>
     <w:lsdException w:name="Smart Link" w:semiHidden="1" w:unhideWhenUsed="1"/>
   </w:latentStyles>
-  <w:style w:default="1" w:styleId="Normal" w:type="paragraph">
+  <w:style w:type="paragraph" w:default="1" w:styleId="Normal">
     <w:name w:val="Normal"/>
     <w:qFormat/>
     <w:rsid w:val="00D648AE"/>
     <w:rPr>
-      <w:rFonts w:ascii="Arial" w:cs="Arial" w:hAnsi="Arial"/>
-    </w:rPr>
-  </w:style>
-  <w:style w:styleId="Heading1" w:type="paragraph">
+      <w:rFonts w:ascii="Arial" w:hAnsi="Arial" w:cs="Arial"/>
+    </w:rPr>
+  </w:style>
+  <w:style w:type="paragraph" w:styleId="Heading1">
     <w:name w:val="heading 1"/>
     <w:basedOn w:val="Normal"/>
     <w:next w:val="Normal"/>
@@ -3568,17 +3629,17 @@
     <w:pPr>
       <w:keepNext/>
       <w:keepLines/>
-      <w:spacing w:after="80" w:before="360"/>
+      <w:spacing w:before="360" w:after="80"/>
       <w:outlineLvl w:val="0"/>
     </w:pPr>
     <w:rPr>
-      <w:rFonts w:ascii="Play" w:cs="Play" w:eastAsia="Play" w:hAnsi="Play"/>
+      <w:rFonts w:ascii="Play" w:eastAsia="Play" w:hAnsi="Play" w:cs="Play"/>
       <w:b/>
       <w:sz w:val="28"/>
       <w:szCs w:val="40"/>
     </w:rPr>
   </w:style>
-  <w:style w:styleId="Heading2" w:type="paragraph">
+  <w:style w:type="paragraph" w:styleId="Heading2">
     <w:name w:val="heading 2"/>
     <w:basedOn w:val="Normal"/>
     <w:next w:val="Normal"/>
@@ -3590,17 +3651,17 @@
     <w:pPr>
       <w:keepNext/>
       <w:keepLines/>
-      <w:spacing w:after="80" w:before="160"/>
+      <w:spacing w:before="160" w:after="80"/>
       <w:outlineLvl w:val="1"/>
     </w:pPr>
     <w:rPr>
       <w:b/>
-      <w:color w:themeColor="text1" w:val="000000"/>
+      <w:color w:val="000000" w:themeColor="text1"/>
       <w:sz w:val="26"/>
       <w:szCs w:val="28"/>
     </w:rPr>
   </w:style>
-  <w:style w:styleId="Heading3" w:type="paragraph">
+  <w:style w:type="paragraph" w:styleId="Heading3">
     <w:name w:val="heading 3"/>
     <w:basedOn w:val="Normal"/>
     <w:next w:val="Normal"/>
@@ -3612,7 +3673,7 @@
     <w:pPr>
       <w:keepNext/>
       <w:keepLines/>
-      <w:spacing w:after="80" w:before="160"/>
+      <w:spacing w:before="160" w:after="80"/>
       <w:outlineLvl w:val="2"/>
     </w:pPr>
     <w:rPr>
@@ -3621,7 +3682,7 @@
       <w:szCs w:val="24"/>
     </w:rPr>
   </w:style>
-  <w:style w:styleId="Heading4" w:type="paragraph">
+  <w:style w:type="paragraph" w:styleId="Heading4">
     <w:name w:val="heading 4"/>
     <w:basedOn w:val="Normal"/>
     <w:next w:val="Normal"/>
@@ -3632,7 +3693,7 @@
     <w:pPr>
       <w:keepNext/>
       <w:keepLines/>
-      <w:spacing w:after="120" w:before="80"/>
+      <w:spacing w:before="80" w:after="120"/>
       <w:outlineLvl w:val="3"/>
     </w:pPr>
     <w:rPr>
@@ -3640,7 +3701,7 @@
       <w:color w:val="0F4761"/>
     </w:rPr>
   </w:style>
-  <w:style w:styleId="Heading5" w:type="paragraph">
+  <w:style w:type="paragraph" w:styleId="Heading5">
     <w:name w:val="heading 5"/>
     <w:basedOn w:val="Normal"/>
     <w:next w:val="Normal"/>
@@ -3651,14 +3712,14 @@
     <w:pPr>
       <w:keepNext/>
       <w:keepLines/>
-      <w:spacing w:after="40" w:before="80"/>
+      <w:spacing w:before="80" w:after="40"/>
       <w:outlineLvl w:val="4"/>
     </w:pPr>
     <w:rPr>
       <w:color w:val="0F4761"/>
     </w:rPr>
   </w:style>
-  <w:style w:styleId="Heading6" w:type="paragraph">
+  <w:style w:type="paragraph" w:styleId="Heading6">
     <w:name w:val="heading 6"/>
     <w:basedOn w:val="Normal"/>
     <w:next w:val="Normal"/>
@@ -3669,7 +3730,7 @@
     <w:pPr>
       <w:keepNext/>
       <w:keepLines/>
-      <w:spacing w:after="0" w:before="40"/>
+      <w:spacing w:before="40" w:after="0"/>
       <w:jc w:val="center"/>
       <w:outlineLvl w:val="5"/>
     </w:pPr>
@@ -3678,7 +3739,7 @@
       <w:color w:val="595959"/>
     </w:rPr>
   </w:style>
-  <w:style w:styleId="Heading7" w:type="paragraph">
+  <w:style w:type="paragraph" w:styleId="Heading7">
     <w:name w:val="heading 7"/>
     <w:basedOn w:val="Normal"/>
     <w:next w:val="BodyText"/>
@@ -3691,15 +3752,15 @@
     <w:pPr>
       <w:keepNext/>
       <w:keepLines/>
-      <w:spacing w:after="0" w:before="40"/>
+      <w:spacing w:before="40" w:after="0"/>
       <w:outlineLvl w:val="6"/>
     </w:pPr>
     <w:rPr>
-      <w:rFonts w:cstheme="majorBidi" w:eastAsiaTheme="majorEastAsia"/>
-      <w:color w:themeColor="text1" w:themeTint="A6" w:val="595959"/>
-    </w:rPr>
-  </w:style>
-  <w:style w:styleId="Heading8" w:type="paragraph">
+      <w:rFonts w:eastAsiaTheme="majorEastAsia" w:cstheme="majorBidi"/>
+      <w:color w:val="595959" w:themeColor="text1" w:themeTint="A6"/>
+    </w:rPr>
+  </w:style>
+  <w:style w:type="paragraph" w:styleId="Heading8">
     <w:name w:val="heading 8"/>
     <w:basedOn w:val="Normal"/>
     <w:next w:val="BodyText"/>
@@ -3716,13 +3777,13 @@
       <w:outlineLvl w:val="7"/>
     </w:pPr>
     <w:rPr>
-      <w:rFonts w:cstheme="majorBidi" w:eastAsiaTheme="majorEastAsia"/>
+      <w:rFonts w:eastAsiaTheme="majorEastAsia" w:cstheme="majorBidi"/>
       <w:i/>
       <w:iCs/>
-      <w:color w:themeColor="text1" w:themeTint="D8" w:val="272727"/>
-    </w:rPr>
-  </w:style>
-  <w:style w:styleId="Heading9" w:type="paragraph">
+      <w:color w:val="272727" w:themeColor="text1" w:themeTint="D8"/>
+    </w:rPr>
+  </w:style>
+  <w:style w:type="paragraph" w:styleId="Heading9">
     <w:name w:val="heading 9"/>
     <w:basedOn w:val="Normal"/>
     <w:next w:val="BodyText"/>
@@ -3739,48 +3800,49 @@
       <w:outlineLvl w:val="8"/>
     </w:pPr>
     <w:rPr>
-      <w:rFonts w:cstheme="majorBidi" w:eastAsiaTheme="majorEastAsia"/>
-      <w:color w:themeColor="text1" w:themeTint="D8" w:val="272727"/>
-    </w:rPr>
-  </w:style>
-  <w:style w:default="1" w:styleId="DefaultParagraphFont" w:type="character">
+      <w:rFonts w:eastAsiaTheme="majorEastAsia" w:cstheme="majorBidi"/>
+      <w:color w:val="272727" w:themeColor="text1" w:themeTint="D8"/>
+    </w:rPr>
+  </w:style>
+  <w:style w:type="character" w:default="1" w:styleId="DefaultParagraphFont">
     <w:name w:val="Default Paragraph Font"/>
     <w:uiPriority w:val="1"/>
+    <w:semiHidden/>
     <w:unhideWhenUsed/>
   </w:style>
-  <w:style w:default="1" w:styleId="TableNormal" w:type="table">
+  <w:style w:type="table" w:default="1" w:styleId="TableNormal">
     <w:name w:val="Normal Table"/>
     <w:uiPriority w:val="99"/>
     <w:semiHidden/>
     <w:unhideWhenUsed/>
     <w:tblPr>
-      <w:tblInd w:type="dxa" w:w="0"/>
+      <w:tblInd w:w="0" w:type="dxa"/>
       <w:tblCellMar>
-        <w:top w:type="dxa" w:w="0"/>
-        <w:left w:type="dxa" w:w="108"/>
-        <w:bottom w:type="dxa" w:w="0"/>
-        <w:right w:type="dxa" w:w="108"/>
+        <w:top w:w="0" w:type="dxa"/>
+        <w:left w:w="108" w:type="dxa"/>
+        <w:bottom w:w="0" w:type="dxa"/>
+        <w:right w:w="108" w:type="dxa"/>
       </w:tblCellMar>
     </w:tblPr>
   </w:style>
-  <w:style w:default="1" w:styleId="NoList" w:type="numbering">
+  <w:style w:type="numbering" w:default="1" w:styleId="NoList">
     <w:name w:val="No List"/>
     <w:uiPriority w:val="99"/>
     <w:semiHidden/>
     <w:unhideWhenUsed/>
   </w:style>
-  <w:style w:customStyle="1" w:styleId="TableNormal0" w:type="table">
+  <w:style w:type="table" w:customStyle="1" w:styleId="TableNormal0">
     <w:name w:val="TableNormal"/>
     <w:tblPr>
       <w:tblCellMar>
-        <w:top w:type="dxa" w:w="0"/>
-        <w:left w:type="dxa" w:w="0"/>
-        <w:bottom w:type="dxa" w:w="0"/>
-        <w:right w:type="dxa" w:w="0"/>
+        <w:top w:w="0" w:type="dxa"/>
+        <w:left w:w="0" w:type="dxa"/>
+        <w:bottom w:w="0" w:type="dxa"/>
+        <w:right w:w="0" w:type="dxa"/>
       </w:tblCellMar>
     </w:tblPr>
   </w:style>
-  <w:style w:styleId="Title" w:type="paragraph">
+  <w:style w:type="paragraph" w:styleId="Title">
     <w:name w:val="Title"/>
     <w:basedOn w:val="Normal"/>
     <w:next w:val="Normal"/>
@@ -3793,13 +3855,13 @@
       <w:jc w:val="center"/>
     </w:pPr>
     <w:rPr>
-      <w:rFonts w:cs="Play" w:eastAsia="Play"/>
+      <w:rFonts w:eastAsia="Play" w:cs="Play"/>
       <w:b/>
       <w:sz w:val="28"/>
       <w:szCs w:val="56"/>
     </w:rPr>
   </w:style>
-  <w:style w:styleId="BodyText" w:type="paragraph">
+  <w:style w:type="paragraph" w:styleId="BodyText">
     <w:name w:val="Body Text"/>
     <w:basedOn w:val="Normal"/>
     <w:qFormat/>
@@ -3808,52 +3870,52 @@
       <w:spacing w:line="360" w:lineRule="auto"/>
     </w:pPr>
   </w:style>
-  <w:style w:customStyle="1" w:styleId="FirstParagraph" w:type="paragraph">
+  <w:style w:type="paragraph" w:customStyle="1" w:styleId="FirstParagraph">
     <w:name w:val="First Paragraph"/>
     <w:basedOn w:val="BodyText"/>
     <w:next w:val="BodyText"/>
     <w:qFormat/>
   </w:style>
-  <w:style w:customStyle="1" w:styleId="Compact" w:type="paragraph">
+  <w:style w:type="paragraph" w:customStyle="1" w:styleId="Compact">
     <w:name w:val="Compact"/>
     <w:basedOn w:val="BodyText"/>
     <w:qFormat/>
     <w:rsid w:val="00DE287C"/>
     <w:pPr>
-      <w:spacing w:after="36" w:before="36"/>
+      <w:spacing w:before="36" w:after="36"/>
     </w:pPr>
     <w:rPr>
       <w:sz w:val="18"/>
     </w:rPr>
   </w:style>
-  <w:style w:customStyle="1" w:styleId="TitleChar" w:type="character">
+  <w:style w:type="character" w:customStyle="1" w:styleId="TitleChar">
     <w:name w:val="Title Char"/>
     <w:basedOn w:val="DefaultParagraphFont"/>
     <w:link w:val="Title"/>
     <w:uiPriority w:val="10"/>
     <w:rsid w:val="00242606"/>
     <w:rPr>
-      <w:rFonts w:ascii="Arial" w:cs="Play" w:eastAsia="Play" w:hAnsi="Arial"/>
+      <w:rFonts w:ascii="Arial" w:eastAsia="Play" w:hAnsi="Arial" w:cs="Play"/>
       <w:b/>
       <w:sz w:val="28"/>
       <w:szCs w:val="56"/>
     </w:rPr>
   </w:style>
-  <w:style w:customStyle="1" w:styleId="SubtitleChar" w:type="character">
+  <w:style w:type="character" w:customStyle="1" w:styleId="SubtitleChar">
     <w:name w:val="Subtitle Char"/>
     <w:basedOn w:val="DefaultParagraphFont"/>
     <w:link w:val="Subtitle"/>
     <w:uiPriority w:val="11"/>
     <w:rsid w:val="00A10FD9"/>
     <w:rPr>
-      <w:rFonts w:cstheme="majorBidi" w:eastAsiaTheme="majorEastAsia"/>
-      <w:color w:themeColor="text1" w:themeTint="A6" w:val="595959"/>
+      <w:rFonts w:eastAsiaTheme="majorEastAsia" w:cstheme="majorBidi"/>
+      <w:color w:val="595959" w:themeColor="text1" w:themeTint="A6"/>
       <w:spacing w:val="15"/>
       <w:sz w:val="28"/>
       <w:szCs w:val="28"/>
     </w:rPr>
   </w:style>
-  <w:style w:customStyle="1" w:styleId="Author" w:type="paragraph">
+  <w:style w:type="paragraph" w:customStyle="1" w:styleId="Author">
     <w:name w:val="Author"/>
     <w:next w:val="BodyText"/>
     <w:qFormat/>
@@ -3864,12 +3926,12 @@
       <w:jc w:val="left"/>
     </w:pPr>
     <w:rPr>
-      <w:rFonts w:ascii="Arial" w:cs="Arial" w:hAnsi="Arial"/>
+      <w:rFonts w:ascii="Arial" w:hAnsi="Arial" w:cs="Arial"/>
       <w:sz w:val="21"/>
       <w:szCs w:val="21"/>
     </w:rPr>
   </w:style>
-  <w:style w:styleId="Date" w:type="paragraph">
+  <w:style w:type="paragraph" w:styleId="Date">
     <w:name w:val="Date"/>
     <w:basedOn w:val="BodyText"/>
     <w:next w:val="BodyText"/>
@@ -3883,7 +3945,7 @@
       <w:szCs w:val="21"/>
     </w:rPr>
   </w:style>
-  <w:style w:customStyle="1" w:styleId="AbstractTitle" w:type="paragraph">
+  <w:style w:type="paragraph" w:customStyle="1" w:styleId="AbstractTitle">
     <w:name w:val="Abstract Title"/>
     <w:basedOn w:val="Normal"/>
     <w:next w:val="Abstract"/>
@@ -3892,7 +3954,7 @@
     <w:pPr>
       <w:keepNext/>
       <w:keepLines/>
-      <w:spacing w:after="0" w:before="0" w:line="360" w:lineRule="auto"/>
+      <w:spacing w:before="0" w:after="0" w:line="360" w:lineRule="auto"/>
       <w:jc w:val="left"/>
     </w:pPr>
     <w:rPr>
@@ -3901,7 +3963,7 @@
       <w:szCs w:val="20"/>
     </w:rPr>
   </w:style>
-  <w:style w:customStyle="1" w:styleId="Abstract" w:type="paragraph">
+  <w:style w:type="paragraph" w:customStyle="1" w:styleId="Abstract">
     <w:name w:val="Abstract"/>
     <w:basedOn w:val="Normal"/>
     <w:next w:val="BodyText"/>
@@ -3910,33 +3972,33 @@
     <w:pPr>
       <w:keepNext/>
       <w:keepLines/>
-      <w:spacing w:after="300" w:before="100" w:line="360" w:lineRule="auto"/>
+      <w:spacing w:before="100" w:after="300" w:line="360" w:lineRule="auto"/>
     </w:pPr>
     <w:rPr>
       <w:sz w:val="20"/>
       <w:szCs w:val="20"/>
     </w:rPr>
   </w:style>
-  <w:style w:styleId="Bibliography" w:type="paragraph">
+  <w:style w:type="paragraph" w:styleId="Bibliography">
     <w:name w:val="Bibliography"/>
     <w:basedOn w:val="Normal"/>
     <w:qFormat/>
     <w:rsid w:val="00242606"/>
   </w:style>
-  <w:style w:customStyle="1" w:styleId="Heading1Char" w:type="character">
+  <w:style w:type="character" w:customStyle="1" w:styleId="Heading1Char">
     <w:name w:val="Heading 1 Char"/>
     <w:basedOn w:val="DefaultParagraphFont"/>
     <w:link w:val="Heading1"/>
     <w:uiPriority w:val="9"/>
     <w:rsid w:val="00242606"/>
     <w:rPr>
-      <w:rFonts w:ascii="Play" w:cs="Play" w:eastAsia="Play" w:hAnsi="Play"/>
+      <w:rFonts w:ascii="Play" w:eastAsia="Play" w:hAnsi="Play" w:cs="Play"/>
       <w:b/>
       <w:sz w:val="28"/>
       <w:szCs w:val="40"/>
     </w:rPr>
   </w:style>
-  <w:style w:customStyle="1" w:styleId="Heading2Char" w:type="character">
+  <w:style w:type="character" w:customStyle="1" w:styleId="Heading2Char">
     <w:name w:val="Heading 2 Char"/>
     <w:basedOn w:val="DefaultParagraphFont"/>
     <w:link w:val="Heading2"/>
@@ -3945,12 +4007,12 @@
     <w:rPr>
       <w:rFonts w:ascii="Arial" w:hAnsi="Arial"/>
       <w:b/>
-      <w:color w:themeColor="text1" w:val="000000"/>
+      <w:color w:val="000000" w:themeColor="text1"/>
       <w:sz w:val="26"/>
       <w:szCs w:val="28"/>
     </w:rPr>
   </w:style>
-  <w:style w:customStyle="1" w:styleId="Heading3Char" w:type="character">
+  <w:style w:type="character" w:customStyle="1" w:styleId="Heading3Char">
     <w:name w:val="Heading 3 Char"/>
     <w:basedOn w:val="DefaultParagraphFont"/>
     <w:link w:val="Heading3"/>
@@ -3963,7 +4025,7 @@
       <w:szCs w:val="24"/>
     </w:rPr>
   </w:style>
-  <w:style w:customStyle="1" w:styleId="Heading4Char" w:type="character">
+  <w:style w:type="character" w:customStyle="1" w:styleId="Heading4Char">
     <w:name w:val="Heading 4 Char"/>
     <w:basedOn w:val="DefaultParagraphFont"/>
     <w:link w:val="Heading4"/>
@@ -3971,13 +4033,13 @@
     <w:semiHidden/>
     <w:rsid w:val="00A10FD9"/>
     <w:rPr>
-      <w:rFonts w:cstheme="majorBidi" w:eastAsiaTheme="majorEastAsia"/>
+      <w:rFonts w:eastAsiaTheme="majorEastAsia" w:cstheme="majorBidi"/>
       <w:i/>
       <w:iCs/>
-      <w:color w:themeColor="accent1" w:themeShade="BF" w:val="0F4761"/>
-    </w:rPr>
-  </w:style>
-  <w:style w:customStyle="1" w:styleId="Heading5Char" w:type="character">
+      <w:color w:val="0F4761" w:themeColor="accent1" w:themeShade="BF"/>
+    </w:rPr>
+  </w:style>
+  <w:style w:type="character" w:customStyle="1" w:styleId="Heading5Char">
     <w:name w:val="Heading 5 Char"/>
     <w:basedOn w:val="DefaultParagraphFont"/>
     <w:link w:val="Heading5"/>
@@ -3985,11 +4047,11 @@
     <w:semiHidden/>
     <w:rsid w:val="00A10FD9"/>
     <w:rPr>
-      <w:rFonts w:cstheme="majorBidi" w:eastAsiaTheme="majorEastAsia"/>
-      <w:color w:themeColor="accent1" w:themeShade="BF" w:val="0F4761"/>
-    </w:rPr>
-  </w:style>
-  <w:style w:customStyle="1" w:styleId="Heading6Char" w:type="character">
+      <w:rFonts w:eastAsiaTheme="majorEastAsia" w:cstheme="majorBidi"/>
+      <w:color w:val="0F4761" w:themeColor="accent1" w:themeShade="BF"/>
+    </w:rPr>
+  </w:style>
+  <w:style w:type="character" w:customStyle="1" w:styleId="Heading6Char">
     <w:name w:val="Heading 6 Char"/>
     <w:basedOn w:val="DefaultParagraphFont"/>
     <w:link w:val="Heading6"/>
@@ -3997,13 +4059,13 @@
     <w:semiHidden/>
     <w:rsid w:val="00A10FD9"/>
     <w:rPr>
-      <w:rFonts w:cstheme="majorBidi" w:eastAsiaTheme="majorEastAsia"/>
+      <w:rFonts w:eastAsiaTheme="majorEastAsia" w:cstheme="majorBidi"/>
       <w:i/>
       <w:iCs/>
-      <w:color w:themeColor="text1" w:themeTint="A6" w:val="595959"/>
-    </w:rPr>
-  </w:style>
-  <w:style w:customStyle="1" w:styleId="Heading7Char" w:type="character">
+      <w:color w:val="595959" w:themeColor="text1" w:themeTint="A6"/>
+    </w:rPr>
+  </w:style>
+  <w:style w:type="character" w:customStyle="1" w:styleId="Heading7Char">
     <w:name w:val="Heading 7 Char"/>
     <w:basedOn w:val="DefaultParagraphFont"/>
     <w:link w:val="Heading7"/>
@@ -4011,11 +4073,11 @@
     <w:semiHidden/>
     <w:rsid w:val="00A10FD9"/>
     <w:rPr>
-      <w:rFonts w:cstheme="majorBidi" w:eastAsiaTheme="majorEastAsia"/>
-      <w:color w:themeColor="text1" w:themeTint="A6" w:val="595959"/>
-    </w:rPr>
-  </w:style>
-  <w:style w:customStyle="1" w:styleId="Heading8Char" w:type="character">
+      <w:rFonts w:eastAsiaTheme="majorEastAsia" w:cstheme="majorBidi"/>
+      <w:color w:val="595959" w:themeColor="text1" w:themeTint="A6"/>
+    </w:rPr>
+  </w:style>
+  <w:style w:type="character" w:customStyle="1" w:styleId="Heading8Char">
     <w:name w:val="Heading 8 Char"/>
     <w:basedOn w:val="DefaultParagraphFont"/>
     <w:link w:val="Heading8"/>
@@ -4023,13 +4085,13 @@
     <w:semiHidden/>
     <w:rsid w:val="00A10FD9"/>
     <w:rPr>
-      <w:rFonts w:cstheme="majorBidi" w:eastAsiaTheme="majorEastAsia"/>
+      <w:rFonts w:eastAsiaTheme="majorEastAsia" w:cstheme="majorBidi"/>
       <w:i/>
       <w:iCs/>
-      <w:color w:themeColor="text1" w:themeTint="D8" w:val="272727"/>
-    </w:rPr>
-  </w:style>
-  <w:style w:customStyle="1" w:styleId="Heading9Char" w:type="character">
+      <w:color w:val="272727" w:themeColor="text1" w:themeTint="D8"/>
+    </w:rPr>
+  </w:style>
+  <w:style w:type="character" w:customStyle="1" w:styleId="Heading9Char">
     <w:name w:val="Heading 9 Char"/>
     <w:basedOn w:val="DefaultParagraphFont"/>
     <w:link w:val="Heading9"/>
@@ -4037,11 +4099,11 @@
     <w:semiHidden/>
     <w:rsid w:val="00A10FD9"/>
     <w:rPr>
-      <w:rFonts w:cstheme="majorBidi" w:eastAsiaTheme="majorEastAsia"/>
-      <w:color w:themeColor="text1" w:themeTint="D8" w:val="272727"/>
-    </w:rPr>
-  </w:style>
-  <w:style w:styleId="BlockText" w:type="paragraph">
+      <w:rFonts w:eastAsiaTheme="majorEastAsia" w:cstheme="majorBidi"/>
+      <w:color w:val="272727" w:themeColor="text1" w:themeTint="D8"/>
+    </w:rPr>
+  </w:style>
+  <w:style w:type="paragraph" w:styleId="BlockText">
     <w:name w:val="Block Text"/>
     <w:basedOn w:val="BodyText"/>
     <w:next w:val="BodyText"/>
@@ -4049,18 +4111,18 @@
     <w:unhideWhenUsed/>
     <w:qFormat/>
     <w:pPr>
-      <w:spacing w:after="100" w:before="100"/>
+      <w:spacing w:before="100" w:after="100"/>
       <w:ind w:left="480" w:right="480"/>
     </w:pPr>
   </w:style>
-  <w:style w:styleId="FootnoteText" w:type="paragraph">
+  <w:style w:type="paragraph" w:styleId="FootnoteText">
     <w:name w:val="footnote text"/>
     <w:basedOn w:val="Normal"/>
     <w:uiPriority w:val="9"/>
     <w:unhideWhenUsed/>
     <w:qFormat/>
   </w:style>
-  <w:style w:customStyle="1" w:styleId="FootnoteBlockText" w:type="paragraph">
+  <w:style w:type="paragraph" w:customStyle="1" w:styleId="FootnoteBlockText">
     <w:name w:val="Footnote Block Text"/>
     <w:basedOn w:val="FootnoteText"/>
     <w:next w:val="FootnoteText"/>
@@ -4068,22 +4130,22 @@
     <w:unhideWhenUsed/>
     <w:qFormat/>
     <w:pPr>
-      <w:spacing w:after="100" w:before="100"/>
+      <w:spacing w:before="100" w:after="100"/>
       <w:ind w:left="480" w:right="480"/>
     </w:pPr>
   </w:style>
-  <w:style w:customStyle="1" w:styleId="Table" w:type="table">
+  <w:style w:type="table" w:customStyle="1" w:styleId="Table">
     <w:name w:val="Table"/>
     <w:semiHidden/>
     <w:unhideWhenUsed/>
     <w:qFormat/>
     <w:tblPr>
-      <w:tblInd w:type="dxa" w:w="0"/>
+      <w:tblInd w:w="0" w:type="dxa"/>
       <w:tblCellMar>
-        <w:top w:type="dxa" w:w="0"/>
-        <w:left w:type="dxa" w:w="108"/>
-        <w:bottom w:type="dxa" w:w="0"/>
-        <w:right w:type="dxa" w:w="108"/>
+        <w:top w:w="0" w:type="dxa"/>
+        <w:left w:w="108" w:type="dxa"/>
+        <w:bottom w:w="0" w:type="dxa"/>
+        <w:right w:w="108" w:type="dxa"/>
       </w:tblCellMar>
     </w:tblPr>
     <w:tblStylePr w:type="firstRow">
@@ -4095,13 +4157,13 @@
       </w:trPr>
       <w:tcPr>
         <w:tcBorders>
-          <w:bottom w:color="auto" w:space="0" w:sz="0" w:val="single"/>
+          <w:bottom w:val="single" w:sz="0" w:space="0" w:color="auto"/>
         </w:tcBorders>
         <w:vAlign w:val="bottom"/>
       </w:tcPr>
     </w:tblStylePr>
   </w:style>
-  <w:style w:customStyle="1" w:styleId="DefinitionTerm" w:type="paragraph">
+  <w:style w:type="paragraph" w:customStyle="1" w:styleId="DefinitionTerm">
     <w:name w:val="Definition Term"/>
     <w:basedOn w:val="Normal"/>
     <w:next w:val="Definition"/>
@@ -4114,11 +4176,11 @@
       <w:b/>
     </w:rPr>
   </w:style>
-  <w:style w:customStyle="1" w:styleId="Definition" w:type="paragraph">
+  <w:style w:type="paragraph" w:customStyle="1" w:styleId="Definition">
     <w:name w:val="Definition"/>
     <w:basedOn w:val="Normal"/>
   </w:style>
-  <w:style w:styleId="Caption" w:type="paragraph">
+  <w:style w:type="paragraph" w:styleId="Caption">
     <w:name w:val="caption"/>
     <w:basedOn w:val="AbstractTitle"/>
     <w:link w:val="CaptionChar"/>
@@ -4127,11 +4189,11 @@
       <w:spacing w:line="240" w:lineRule="auto"/>
     </w:pPr>
   </w:style>
-  <w:style w:customStyle="1" w:styleId="TableCaption" w:type="paragraph">
+  <w:style w:type="paragraph" w:customStyle="1" w:styleId="TableCaption">
     <w:name w:val="Table Caption"/>
     <w:basedOn w:val="Caption"/>
   </w:style>
-  <w:style w:customStyle="1" w:styleId="ImageCaption" w:type="paragraph">
+  <w:style w:type="paragraph" w:customStyle="1" w:styleId="ImageCaption">
     <w:name w:val="Image Caption"/>
     <w:basedOn w:val="AbstractTitle"/>
     <w:rsid w:val="00436042"/>
@@ -4139,76 +4201,76 @@
       <w:spacing w:line="240" w:lineRule="auto"/>
     </w:pPr>
   </w:style>
-  <w:style w:customStyle="1" w:styleId="Figure" w:type="paragraph">
+  <w:style w:type="paragraph" w:customStyle="1" w:styleId="Figure">
     <w:name w:val="Figure"/>
     <w:basedOn w:val="Normal"/>
     <w:rsid w:val="00242606"/>
   </w:style>
-  <w:style w:customStyle="1" w:styleId="CaptionedFigure" w:type="paragraph">
+  <w:style w:type="paragraph" w:customStyle="1" w:styleId="CaptionedFigure">
     <w:name w:val="Captioned Figure"/>
     <w:basedOn w:val="Figure"/>
     <w:pPr>
       <w:keepNext/>
     </w:pPr>
   </w:style>
-  <w:style w:customStyle="1" w:styleId="CaptionChar" w:type="character">
+  <w:style w:type="character" w:customStyle="1" w:styleId="CaptionChar">
     <w:name w:val="Caption Char"/>
     <w:basedOn w:val="DefaultParagraphFont"/>
     <w:link w:val="Caption"/>
     <w:rsid w:val="00436042"/>
     <w:rPr>
-      <w:rFonts w:ascii="Arial" w:cs="Arial" w:hAnsi="Arial"/>
+      <w:rFonts w:ascii="Arial" w:hAnsi="Arial" w:cs="Arial"/>
       <w:i/>
       <w:sz w:val="21"/>
       <w:szCs w:val="20"/>
     </w:rPr>
   </w:style>
-  <w:style w:customStyle="1" w:styleId="VerbatimChar" w:type="character">
+  <w:style w:type="character" w:customStyle="1" w:styleId="VerbatimChar">
     <w:name w:val="Verbatim Char"/>
     <w:basedOn w:val="CaptionChar"/>
     <w:link w:val="SourceCode"/>
     <w:rPr>
-      <w:rFonts w:ascii="Consolas" w:cs="Arial" w:hAnsi="Consolas"/>
+      <w:rFonts w:ascii="Consolas" w:hAnsi="Consolas" w:cs="Arial"/>
       <w:i/>
       <w:sz w:val="16"/>
       <w:szCs w:val="16"/>
     </w:rPr>
   </w:style>
-  <w:style w:customStyle="1" w:styleId="SectionNumber" w:type="character">
+  <w:style w:type="character" w:customStyle="1" w:styleId="SectionNumber">
     <w:name w:val="Section Number"/>
     <w:basedOn w:val="CaptionChar"/>
     <w:rPr>
-      <w:rFonts w:ascii="Arial" w:cs="Arial" w:hAnsi="Arial"/>
+      <w:rFonts w:ascii="Arial" w:hAnsi="Arial" w:cs="Arial"/>
       <w:i/>
       <w:sz w:val="21"/>
       <w:szCs w:val="20"/>
     </w:rPr>
   </w:style>
-  <w:style w:styleId="FootnoteReference" w:type="character">
+  <w:style w:type="character" w:styleId="FootnoteReference">
     <w:name w:val="footnote reference"/>
     <w:basedOn w:val="CaptionChar"/>
     <w:rsid w:val="00242606"/>
     <w:rPr>
-      <w:rFonts w:ascii="Arial" w:cs="Arial" w:hAnsi="Arial"/>
+      <w:rFonts w:ascii="Arial" w:hAnsi="Arial" w:cs="Arial"/>
       <w:i/>
       <w:sz w:val="21"/>
       <w:szCs w:val="20"/>
       <w:vertAlign w:val="superscript"/>
     </w:rPr>
   </w:style>
-  <w:style w:styleId="Hyperlink" w:type="character">
+  <w:style w:type="character" w:styleId="Hyperlink">
     <w:name w:val="Hyperlink"/>
     <w:basedOn w:val="CaptionChar"/>
     <w:uiPriority w:val="99"/>
     <w:rPr>
-      <w:rFonts w:ascii="Arial" w:cs="Arial" w:hAnsi="Arial"/>
+      <w:rFonts w:ascii="Arial" w:hAnsi="Arial" w:cs="Arial"/>
       <w:i/>
-      <w:color w:themeColor="accent1" w:val="156082"/>
+      <w:color w:val="156082" w:themeColor="accent1"/>
       <w:sz w:val="21"/>
       <w:szCs w:val="20"/>
     </w:rPr>
   </w:style>
-  <w:style w:styleId="TOCHeading" w:type="paragraph">
+  <w:style w:type="paragraph" w:styleId="TOCHeading">
     <w:name w:val="TOC Heading"/>
     <w:basedOn w:val="Heading1"/>
     <w:next w:val="BodyText"/>
@@ -4220,12 +4282,12 @@
       <w:outlineLvl w:val="9"/>
     </w:pPr>
   </w:style>
-  <w:style w:customStyle="1" w:styleId="SourceCode" w:type="paragraph">
+  <w:style w:type="paragraph" w:customStyle="1" w:styleId="SourceCode">
     <w:name w:val="Source Code"/>
     <w:basedOn w:val="Normal"/>
     <w:link w:val="VerbatimChar"/>
     <w:pPr>
-      <w:shd w:color="auto" w:fill="F8F8F8" w:val="clear"/>
+      <w:shd w:val="clear" w:color="auto" w:fill="F8F8F8"/>
       <w:wordWrap w:val="0"/>
       <w:jc w:val="left"/>
     </w:pPr>
@@ -4234,385 +4296,385 @@
       <w:szCs w:val="16"/>
     </w:rPr>
   </w:style>
-  <w:style w:customStyle="1" w:styleId="KeywordTok" w:type="character">
+  <w:style w:type="character" w:customStyle="1" w:styleId="KeywordTok">
     <w:name w:val="KeywordTok"/>
     <w:basedOn w:val="VerbatimChar"/>
     <w:rPr>
-      <w:rFonts w:ascii="Consolas" w:cs="Arial" w:hAnsi="Consolas"/>
+      <w:rFonts w:ascii="Consolas" w:hAnsi="Consolas" w:cs="Arial"/>
       <w:b/>
       <w:i/>
       <w:color w:val="204A87"/>
       <w:sz w:val="16"/>
       <w:szCs w:val="16"/>
-      <w:shd w:color="auto" w:fill="F8F8F8" w:val="clear"/>
-    </w:rPr>
-  </w:style>
-  <w:style w:customStyle="1" w:styleId="DataTypeTok" w:type="character">
+      <w:shd w:val="clear" w:color="auto" w:fill="F8F8F8"/>
+    </w:rPr>
+  </w:style>
+  <w:style w:type="character" w:customStyle="1" w:styleId="DataTypeTok">
     <w:name w:val="DataTypeTok"/>
     <w:basedOn w:val="VerbatimChar"/>
     <w:rPr>
-      <w:rFonts w:ascii="Consolas" w:cs="Arial" w:hAnsi="Consolas"/>
+      <w:rFonts w:ascii="Consolas" w:hAnsi="Consolas" w:cs="Arial"/>
       <w:i/>
       <w:color w:val="204A87"/>
       <w:sz w:val="16"/>
       <w:szCs w:val="16"/>
-      <w:shd w:color="auto" w:fill="F8F8F8" w:val="clear"/>
-    </w:rPr>
-  </w:style>
-  <w:style w:customStyle="1" w:styleId="DecValTok" w:type="character">
+      <w:shd w:val="clear" w:color="auto" w:fill="F8F8F8"/>
+    </w:rPr>
+  </w:style>
+  <w:style w:type="character" w:customStyle="1" w:styleId="DecValTok">
     <w:name w:val="DecValTok"/>
     <w:basedOn w:val="VerbatimChar"/>
     <w:rPr>
-      <w:rFonts w:ascii="Consolas" w:cs="Arial" w:hAnsi="Consolas"/>
+      <w:rFonts w:ascii="Consolas" w:hAnsi="Consolas" w:cs="Arial"/>
       <w:i/>
       <w:color w:val="0000CF"/>
       <w:sz w:val="16"/>
       <w:szCs w:val="16"/>
-      <w:shd w:color="auto" w:fill="F8F8F8" w:val="clear"/>
-    </w:rPr>
-  </w:style>
-  <w:style w:customStyle="1" w:styleId="BaseNTok" w:type="character">
+      <w:shd w:val="clear" w:color="auto" w:fill="F8F8F8"/>
+    </w:rPr>
+  </w:style>
+  <w:style w:type="character" w:customStyle="1" w:styleId="BaseNTok">
     <w:name w:val="BaseNTok"/>
     <w:basedOn w:val="VerbatimChar"/>
     <w:rPr>
-      <w:rFonts w:ascii="Consolas" w:cs="Arial" w:hAnsi="Consolas"/>
+      <w:rFonts w:ascii="Consolas" w:hAnsi="Consolas" w:cs="Arial"/>
       <w:i/>
       <w:color w:val="0000CF"/>
       <w:sz w:val="16"/>
       <w:szCs w:val="16"/>
-      <w:shd w:color="auto" w:fill="F8F8F8" w:val="clear"/>
-    </w:rPr>
-  </w:style>
-  <w:style w:customStyle="1" w:styleId="FloatTok" w:type="character">
+      <w:shd w:val="clear" w:color="auto" w:fill="F8F8F8"/>
+    </w:rPr>
+  </w:style>
+  <w:style w:type="character" w:customStyle="1" w:styleId="FloatTok">
     <w:name w:val="FloatTok"/>
     <w:basedOn w:val="VerbatimChar"/>
     <w:rPr>
-      <w:rFonts w:ascii="Consolas" w:cs="Arial" w:hAnsi="Consolas"/>
+      <w:rFonts w:ascii="Consolas" w:hAnsi="Consolas" w:cs="Arial"/>
       <w:i/>
       <w:color w:val="0000CF"/>
       <w:sz w:val="16"/>
       <w:szCs w:val="16"/>
-      <w:shd w:color="auto" w:fill="F8F8F8" w:val="clear"/>
-    </w:rPr>
-  </w:style>
-  <w:style w:customStyle="1" w:styleId="ConstantTok" w:type="character">
+      <w:shd w:val="clear" w:color="auto" w:fill="F8F8F8"/>
+    </w:rPr>
+  </w:style>
+  <w:style w:type="character" w:customStyle="1" w:styleId="ConstantTok">
     <w:name w:val="ConstantTok"/>
     <w:basedOn w:val="VerbatimChar"/>
     <w:rPr>
-      <w:rFonts w:ascii="Consolas" w:cs="Arial" w:hAnsi="Consolas"/>
+      <w:rFonts w:ascii="Consolas" w:hAnsi="Consolas" w:cs="Arial"/>
       <w:i/>
       <w:color w:val="8F5902"/>
       <w:sz w:val="16"/>
       <w:szCs w:val="16"/>
-      <w:shd w:color="auto" w:fill="F8F8F8" w:val="clear"/>
-    </w:rPr>
-  </w:style>
-  <w:style w:customStyle="1" w:styleId="CharTok" w:type="character">
+      <w:shd w:val="clear" w:color="auto" w:fill="F8F8F8"/>
+    </w:rPr>
+  </w:style>
+  <w:style w:type="character" w:customStyle="1" w:styleId="CharTok">
     <w:name w:val="CharTok"/>
     <w:basedOn w:val="VerbatimChar"/>
     <w:rPr>
-      <w:rFonts w:ascii="Consolas" w:cs="Arial" w:hAnsi="Consolas"/>
+      <w:rFonts w:ascii="Consolas" w:hAnsi="Consolas" w:cs="Arial"/>
       <w:i/>
       <w:color w:val="4E9A06"/>
       <w:sz w:val="16"/>
       <w:szCs w:val="16"/>
-      <w:shd w:color="auto" w:fill="F8F8F8" w:val="clear"/>
-    </w:rPr>
-  </w:style>
-  <w:style w:customStyle="1" w:styleId="SpecialCharTok" w:type="character">
+      <w:shd w:val="clear" w:color="auto" w:fill="F8F8F8"/>
+    </w:rPr>
+  </w:style>
+  <w:style w:type="character" w:customStyle="1" w:styleId="SpecialCharTok">
     <w:name w:val="SpecialCharTok"/>
     <w:basedOn w:val="VerbatimChar"/>
     <w:rPr>
-      <w:rFonts w:ascii="Consolas" w:cs="Arial" w:hAnsi="Consolas"/>
+      <w:rFonts w:ascii="Consolas" w:hAnsi="Consolas" w:cs="Arial"/>
       <w:b/>
       <w:i/>
       <w:color w:val="CE5C00"/>
       <w:sz w:val="16"/>
       <w:szCs w:val="16"/>
-      <w:shd w:color="auto" w:fill="F8F8F8" w:val="clear"/>
-    </w:rPr>
-  </w:style>
-  <w:style w:customStyle="1" w:styleId="StringTok" w:type="character">
+      <w:shd w:val="clear" w:color="auto" w:fill="F8F8F8"/>
+    </w:rPr>
+  </w:style>
+  <w:style w:type="character" w:customStyle="1" w:styleId="StringTok">
     <w:name w:val="StringTok"/>
     <w:basedOn w:val="VerbatimChar"/>
     <w:rPr>
-      <w:rFonts w:ascii="Consolas" w:cs="Arial" w:hAnsi="Consolas"/>
+      <w:rFonts w:ascii="Consolas" w:hAnsi="Consolas" w:cs="Arial"/>
       <w:i/>
       <w:color w:val="4E9A06"/>
       <w:sz w:val="16"/>
       <w:szCs w:val="16"/>
-      <w:shd w:color="auto" w:fill="F8F8F8" w:val="clear"/>
-    </w:rPr>
-  </w:style>
-  <w:style w:customStyle="1" w:styleId="VerbatimStringTok" w:type="character">
+      <w:shd w:val="clear" w:color="auto" w:fill="F8F8F8"/>
+    </w:rPr>
+  </w:style>
+  <w:style w:type="character" w:customStyle="1" w:styleId="VerbatimStringTok">
     <w:name w:val="VerbatimStringTok"/>
     <w:basedOn w:val="VerbatimChar"/>
     <w:rPr>
-      <w:rFonts w:ascii="Consolas" w:cs="Arial" w:hAnsi="Consolas"/>
+      <w:rFonts w:ascii="Consolas" w:hAnsi="Consolas" w:cs="Arial"/>
       <w:i/>
       <w:color w:val="4E9A06"/>
       <w:sz w:val="16"/>
       <w:szCs w:val="16"/>
-      <w:shd w:color="auto" w:fill="F8F8F8" w:val="clear"/>
-    </w:rPr>
-  </w:style>
-  <w:style w:customStyle="1" w:styleId="SpecialStringTok" w:type="character">
+      <w:shd w:val="clear" w:color="auto" w:fill="F8F8F8"/>
+    </w:rPr>
+  </w:style>
+  <w:style w:type="character" w:customStyle="1" w:styleId="SpecialStringTok">
     <w:name w:val="SpecialStringTok"/>
     <w:basedOn w:val="VerbatimChar"/>
     <w:rPr>
-      <w:rFonts w:ascii="Consolas" w:cs="Arial" w:hAnsi="Consolas"/>
+      <w:rFonts w:ascii="Consolas" w:hAnsi="Consolas" w:cs="Arial"/>
       <w:i/>
       <w:color w:val="4E9A06"/>
       <w:sz w:val="16"/>
       <w:szCs w:val="16"/>
-      <w:shd w:color="auto" w:fill="F8F8F8" w:val="clear"/>
-    </w:rPr>
-  </w:style>
-  <w:style w:customStyle="1" w:styleId="ImportTok" w:type="character">
+      <w:shd w:val="clear" w:color="auto" w:fill="F8F8F8"/>
+    </w:rPr>
+  </w:style>
+  <w:style w:type="character" w:customStyle="1" w:styleId="ImportTok">
     <w:name w:val="ImportTok"/>
     <w:basedOn w:val="VerbatimChar"/>
     <w:rPr>
-      <w:rFonts w:ascii="Consolas" w:cs="Arial" w:hAnsi="Consolas"/>
+      <w:rFonts w:ascii="Consolas" w:hAnsi="Consolas" w:cs="Arial"/>
       <w:i/>
       <w:sz w:val="16"/>
       <w:szCs w:val="16"/>
-      <w:shd w:color="auto" w:fill="F8F8F8" w:val="clear"/>
-    </w:rPr>
-  </w:style>
-  <w:style w:customStyle="1" w:styleId="CommentTok" w:type="character">
+      <w:shd w:val="clear" w:color="auto" w:fill="F8F8F8"/>
+    </w:rPr>
+  </w:style>
+  <w:style w:type="character" w:customStyle="1" w:styleId="CommentTok">
     <w:name w:val="CommentTok"/>
     <w:basedOn w:val="VerbatimChar"/>
     <w:rPr>
-      <w:rFonts w:ascii="Consolas" w:cs="Arial" w:hAnsi="Consolas"/>
+      <w:rFonts w:ascii="Consolas" w:hAnsi="Consolas" w:cs="Arial"/>
       <w:i w:val="0"/>
       <w:color w:val="8F5902"/>
       <w:sz w:val="16"/>
       <w:szCs w:val="16"/>
-      <w:shd w:color="auto" w:fill="F8F8F8" w:val="clear"/>
-    </w:rPr>
-  </w:style>
-  <w:style w:customStyle="1" w:styleId="DocumentationTok" w:type="character">
+      <w:shd w:val="clear" w:color="auto" w:fill="F8F8F8"/>
+    </w:rPr>
+  </w:style>
+  <w:style w:type="character" w:customStyle="1" w:styleId="DocumentationTok">
     <w:name w:val="DocumentationTok"/>
     <w:basedOn w:val="VerbatimChar"/>
     <w:rPr>
-      <w:rFonts w:ascii="Consolas" w:cs="Arial" w:hAnsi="Consolas"/>
+      <w:rFonts w:ascii="Consolas" w:hAnsi="Consolas" w:cs="Arial"/>
       <w:b/>
       <w:i w:val="0"/>
       <w:color w:val="8F5902"/>
       <w:sz w:val="16"/>
       <w:szCs w:val="16"/>
-      <w:shd w:color="auto" w:fill="F8F8F8" w:val="clear"/>
-    </w:rPr>
-  </w:style>
-  <w:style w:customStyle="1" w:styleId="AnnotationTok" w:type="character">
+      <w:shd w:val="clear" w:color="auto" w:fill="F8F8F8"/>
+    </w:rPr>
+  </w:style>
+  <w:style w:type="character" w:customStyle="1" w:styleId="AnnotationTok">
     <w:name w:val="AnnotationTok"/>
     <w:basedOn w:val="VerbatimChar"/>
     <w:rPr>
-      <w:rFonts w:ascii="Consolas" w:cs="Arial" w:hAnsi="Consolas"/>
+      <w:rFonts w:ascii="Consolas" w:hAnsi="Consolas" w:cs="Arial"/>
       <w:b/>
       <w:i w:val="0"/>
       <w:color w:val="8F5902"/>
       <w:sz w:val="16"/>
       <w:szCs w:val="16"/>
-      <w:shd w:color="auto" w:fill="F8F8F8" w:val="clear"/>
-    </w:rPr>
-  </w:style>
-  <w:style w:customStyle="1" w:styleId="CommentVarTok" w:type="character">
+      <w:shd w:val="clear" w:color="auto" w:fill="F8F8F8"/>
+    </w:rPr>
+  </w:style>
+  <w:style w:type="character" w:customStyle="1" w:styleId="CommentVarTok">
     <w:name w:val="CommentVarTok"/>
     <w:basedOn w:val="VerbatimChar"/>
     <w:rPr>
-      <w:rFonts w:ascii="Consolas" w:cs="Arial" w:hAnsi="Consolas"/>
+      <w:rFonts w:ascii="Consolas" w:hAnsi="Consolas" w:cs="Arial"/>
       <w:b/>
       <w:i w:val="0"/>
       <w:color w:val="8F5902"/>
       <w:sz w:val="16"/>
       <w:szCs w:val="16"/>
-      <w:shd w:color="auto" w:fill="F8F8F8" w:val="clear"/>
-    </w:rPr>
-  </w:style>
-  <w:style w:customStyle="1" w:styleId="OtherTok" w:type="character">
+      <w:shd w:val="clear" w:color="auto" w:fill="F8F8F8"/>
+    </w:rPr>
+  </w:style>
+  <w:style w:type="character" w:customStyle="1" w:styleId="OtherTok">
     <w:name w:val="OtherTok"/>
     <w:basedOn w:val="VerbatimChar"/>
     <w:rPr>
-      <w:rFonts w:ascii="Consolas" w:cs="Arial" w:hAnsi="Consolas"/>
+      <w:rFonts w:ascii="Consolas" w:hAnsi="Consolas" w:cs="Arial"/>
       <w:i/>
       <w:color w:val="8F5902"/>
       <w:sz w:val="16"/>
       <w:szCs w:val="16"/>
-      <w:shd w:color="auto" w:fill="F8F8F8" w:val="clear"/>
-    </w:rPr>
-  </w:style>
-  <w:style w:customStyle="1" w:styleId="FunctionTok" w:type="character">
+      <w:shd w:val="clear" w:color="auto" w:fill="F8F8F8"/>
+    </w:rPr>
+  </w:style>
+  <w:style w:type="character" w:customStyle="1" w:styleId="FunctionTok">
     <w:name w:val="FunctionTok"/>
     <w:basedOn w:val="VerbatimChar"/>
     <w:rPr>
-      <w:rFonts w:ascii="Consolas" w:cs="Arial" w:hAnsi="Consolas"/>
+      <w:rFonts w:ascii="Consolas" w:hAnsi="Consolas" w:cs="Arial"/>
       <w:b/>
       <w:i/>
       <w:color w:val="204A87"/>
       <w:sz w:val="16"/>
       <w:szCs w:val="16"/>
-      <w:shd w:color="auto" w:fill="F8F8F8" w:val="clear"/>
-    </w:rPr>
-  </w:style>
-  <w:style w:customStyle="1" w:styleId="VariableTok" w:type="character">
+      <w:shd w:val="clear" w:color="auto" w:fill="F8F8F8"/>
+    </w:rPr>
+  </w:style>
+  <w:style w:type="character" w:customStyle="1" w:styleId="VariableTok">
     <w:name w:val="VariableTok"/>
     <w:basedOn w:val="VerbatimChar"/>
     <w:rPr>
-      <w:rFonts w:ascii="Consolas" w:cs="Arial" w:hAnsi="Consolas"/>
+      <w:rFonts w:ascii="Consolas" w:hAnsi="Consolas" w:cs="Arial"/>
       <w:i/>
       <w:color w:val="000000"/>
       <w:sz w:val="16"/>
       <w:szCs w:val="16"/>
-      <w:shd w:color="auto" w:fill="F8F8F8" w:val="clear"/>
-    </w:rPr>
-  </w:style>
-  <w:style w:customStyle="1" w:styleId="ControlFlowTok" w:type="character">
+      <w:shd w:val="clear" w:color="auto" w:fill="F8F8F8"/>
+    </w:rPr>
+  </w:style>
+  <w:style w:type="character" w:customStyle="1" w:styleId="ControlFlowTok">
     <w:name w:val="ControlFlowTok"/>
     <w:basedOn w:val="VerbatimChar"/>
     <w:rPr>
-      <w:rFonts w:ascii="Consolas" w:cs="Arial" w:hAnsi="Consolas"/>
+      <w:rFonts w:ascii="Consolas" w:hAnsi="Consolas" w:cs="Arial"/>
       <w:b/>
       <w:i/>
       <w:color w:val="204A87"/>
       <w:sz w:val="16"/>
       <w:szCs w:val="16"/>
-      <w:shd w:color="auto" w:fill="F8F8F8" w:val="clear"/>
-    </w:rPr>
-  </w:style>
-  <w:style w:customStyle="1" w:styleId="OperatorTok" w:type="character">
+      <w:shd w:val="clear" w:color="auto" w:fill="F8F8F8"/>
+    </w:rPr>
+  </w:style>
+  <w:style w:type="character" w:customStyle="1" w:styleId="OperatorTok">
     <w:name w:val="OperatorTok"/>
     <w:basedOn w:val="VerbatimChar"/>
     <w:rPr>
-      <w:rFonts w:ascii="Consolas" w:cs="Arial" w:hAnsi="Consolas"/>
+      <w:rFonts w:ascii="Consolas" w:hAnsi="Consolas" w:cs="Arial"/>
       <w:b/>
       <w:i/>
       <w:color w:val="CE5C00"/>
       <w:sz w:val="16"/>
       <w:szCs w:val="16"/>
-      <w:shd w:color="auto" w:fill="F8F8F8" w:val="clear"/>
-    </w:rPr>
-  </w:style>
-  <w:style w:customStyle="1" w:styleId="BuiltInTok" w:type="character">
+      <w:shd w:val="clear" w:color="auto" w:fill="F8F8F8"/>
+    </w:rPr>
+  </w:style>
+  <w:style w:type="character" w:customStyle="1" w:styleId="BuiltInTok">
     <w:name w:val="BuiltInTok"/>
     <w:basedOn w:val="VerbatimChar"/>
     <w:rPr>
-      <w:rFonts w:ascii="Consolas" w:cs="Arial" w:hAnsi="Consolas"/>
+      <w:rFonts w:ascii="Consolas" w:hAnsi="Consolas" w:cs="Arial"/>
       <w:i/>
       <w:sz w:val="16"/>
       <w:szCs w:val="16"/>
-      <w:shd w:color="auto" w:fill="F8F8F8" w:val="clear"/>
-    </w:rPr>
-  </w:style>
-  <w:style w:customStyle="1" w:styleId="ExtensionTok" w:type="character">
+      <w:shd w:val="clear" w:color="auto" w:fill="F8F8F8"/>
+    </w:rPr>
+  </w:style>
+  <w:style w:type="character" w:customStyle="1" w:styleId="ExtensionTok">
     <w:name w:val="ExtensionTok"/>
     <w:basedOn w:val="VerbatimChar"/>
     <w:rPr>
-      <w:rFonts w:ascii="Consolas" w:cs="Arial" w:hAnsi="Consolas"/>
+      <w:rFonts w:ascii="Consolas" w:hAnsi="Consolas" w:cs="Arial"/>
       <w:i/>
       <w:sz w:val="16"/>
       <w:szCs w:val="16"/>
-      <w:shd w:color="auto" w:fill="F8F8F8" w:val="clear"/>
-    </w:rPr>
-  </w:style>
-  <w:style w:customStyle="1" w:styleId="PreprocessorTok" w:type="character">
+      <w:shd w:val="clear" w:color="auto" w:fill="F8F8F8"/>
+    </w:rPr>
+  </w:style>
+  <w:style w:type="character" w:customStyle="1" w:styleId="PreprocessorTok">
     <w:name w:val="PreprocessorTok"/>
     <w:basedOn w:val="VerbatimChar"/>
     <w:rPr>
-      <w:rFonts w:ascii="Consolas" w:cs="Arial" w:hAnsi="Consolas"/>
+      <w:rFonts w:ascii="Consolas" w:hAnsi="Consolas" w:cs="Arial"/>
       <w:i w:val="0"/>
       <w:color w:val="8F5902"/>
       <w:sz w:val="16"/>
       <w:szCs w:val="16"/>
-      <w:shd w:color="auto" w:fill="F8F8F8" w:val="clear"/>
-    </w:rPr>
-  </w:style>
-  <w:style w:customStyle="1" w:styleId="AttributeTok" w:type="character">
+      <w:shd w:val="clear" w:color="auto" w:fill="F8F8F8"/>
+    </w:rPr>
+  </w:style>
+  <w:style w:type="character" w:customStyle="1" w:styleId="AttributeTok">
     <w:name w:val="AttributeTok"/>
     <w:basedOn w:val="VerbatimChar"/>
     <w:rPr>
-      <w:rFonts w:ascii="Consolas" w:cs="Arial" w:hAnsi="Consolas"/>
+      <w:rFonts w:ascii="Consolas" w:hAnsi="Consolas" w:cs="Arial"/>
       <w:i/>
       <w:color w:val="204A87"/>
       <w:sz w:val="16"/>
       <w:szCs w:val="16"/>
-      <w:shd w:color="auto" w:fill="F8F8F8" w:val="clear"/>
-    </w:rPr>
-  </w:style>
-  <w:style w:customStyle="1" w:styleId="RegionMarkerTok" w:type="character">
+      <w:shd w:val="clear" w:color="auto" w:fill="F8F8F8"/>
+    </w:rPr>
+  </w:style>
+  <w:style w:type="character" w:customStyle="1" w:styleId="RegionMarkerTok">
     <w:name w:val="RegionMarkerTok"/>
     <w:basedOn w:val="VerbatimChar"/>
     <w:rPr>
-      <w:rFonts w:ascii="Consolas" w:cs="Arial" w:hAnsi="Consolas"/>
+      <w:rFonts w:ascii="Consolas" w:hAnsi="Consolas" w:cs="Arial"/>
       <w:i/>
       <w:sz w:val="16"/>
       <w:szCs w:val="16"/>
-      <w:shd w:color="auto" w:fill="F8F8F8" w:val="clear"/>
-    </w:rPr>
-  </w:style>
-  <w:style w:customStyle="1" w:styleId="InformationTok" w:type="character">
+      <w:shd w:val="clear" w:color="auto" w:fill="F8F8F8"/>
+    </w:rPr>
+  </w:style>
+  <w:style w:type="character" w:customStyle="1" w:styleId="InformationTok">
     <w:name w:val="InformationTok"/>
     <w:basedOn w:val="VerbatimChar"/>
     <w:rPr>
-      <w:rFonts w:ascii="Consolas" w:cs="Arial" w:hAnsi="Consolas"/>
+      <w:rFonts w:ascii="Consolas" w:hAnsi="Consolas" w:cs="Arial"/>
       <w:b/>
       <w:i w:val="0"/>
       <w:color w:val="8F5902"/>
       <w:sz w:val="16"/>
       <w:szCs w:val="16"/>
-      <w:shd w:color="auto" w:fill="F8F8F8" w:val="clear"/>
-    </w:rPr>
-  </w:style>
-  <w:style w:customStyle="1" w:styleId="WarningTok" w:type="character">
+      <w:shd w:val="clear" w:color="auto" w:fill="F8F8F8"/>
+    </w:rPr>
+  </w:style>
+  <w:style w:type="character" w:customStyle="1" w:styleId="WarningTok">
     <w:name w:val="WarningTok"/>
     <w:basedOn w:val="VerbatimChar"/>
     <w:rPr>
-      <w:rFonts w:ascii="Consolas" w:cs="Arial" w:hAnsi="Consolas"/>
+      <w:rFonts w:ascii="Consolas" w:hAnsi="Consolas" w:cs="Arial"/>
       <w:b/>
       <w:i w:val="0"/>
       <w:color w:val="8F5902"/>
       <w:sz w:val="16"/>
       <w:szCs w:val="16"/>
-      <w:shd w:color="auto" w:fill="F8F8F8" w:val="clear"/>
-    </w:rPr>
-  </w:style>
-  <w:style w:customStyle="1" w:styleId="AlertTok" w:type="character">
+      <w:shd w:val="clear" w:color="auto" w:fill="F8F8F8"/>
+    </w:rPr>
+  </w:style>
+  <w:style w:type="character" w:customStyle="1" w:styleId="AlertTok">
     <w:name w:val="AlertTok"/>
     <w:basedOn w:val="VerbatimChar"/>
     <w:rPr>
-      <w:rFonts w:ascii="Consolas" w:cs="Arial" w:hAnsi="Consolas"/>
+      <w:rFonts w:ascii="Consolas" w:hAnsi="Consolas" w:cs="Arial"/>
       <w:i/>
       <w:color w:val="EF2929"/>
       <w:sz w:val="16"/>
       <w:szCs w:val="16"/>
-      <w:shd w:color="auto" w:fill="F8F8F8" w:val="clear"/>
-    </w:rPr>
-  </w:style>
-  <w:style w:customStyle="1" w:styleId="ErrorTok" w:type="character">
+      <w:shd w:val="clear" w:color="auto" w:fill="F8F8F8"/>
+    </w:rPr>
+  </w:style>
+  <w:style w:type="character" w:customStyle="1" w:styleId="ErrorTok">
     <w:name w:val="ErrorTok"/>
     <w:basedOn w:val="VerbatimChar"/>
     <w:rPr>
-      <w:rFonts w:ascii="Consolas" w:cs="Arial" w:hAnsi="Consolas"/>
+      <w:rFonts w:ascii="Consolas" w:hAnsi="Consolas" w:cs="Arial"/>
       <w:b/>
       <w:i/>
       <w:color w:val="A40000"/>
       <w:sz w:val="16"/>
       <w:szCs w:val="16"/>
-      <w:shd w:color="auto" w:fill="F8F8F8" w:val="clear"/>
-    </w:rPr>
-  </w:style>
-  <w:style w:customStyle="1" w:styleId="NormalTok" w:type="character">
+      <w:shd w:val="clear" w:color="auto" w:fill="F8F8F8"/>
+    </w:rPr>
+  </w:style>
+  <w:style w:type="character" w:customStyle="1" w:styleId="NormalTok">
     <w:name w:val="NormalTok"/>
     <w:basedOn w:val="VerbatimChar"/>
     <w:rPr>
-      <w:rFonts w:ascii="Consolas" w:cs="Arial" w:hAnsi="Consolas"/>
+      <w:rFonts w:ascii="Consolas" w:hAnsi="Consolas" w:cs="Arial"/>
       <w:i/>
       <w:sz w:val="16"/>
       <w:szCs w:val="16"/>
-      <w:shd w:color="auto" w:fill="F8F8F8" w:val="clear"/>
-    </w:rPr>
-  </w:style>
-  <w:style w:styleId="TOC2" w:type="paragraph">
+      <w:shd w:val="clear" w:color="auto" w:fill="F8F8F8"/>
+    </w:rPr>
+  </w:style>
+  <w:style w:type="paragraph" w:styleId="TOC2">
     <w:name w:val="toc 2"/>
     <w:basedOn w:val="Normal"/>
     <w:next w:val="Normal"/>
@@ -4628,7 +4690,7 @@
       <w:smallCaps/>
     </w:rPr>
   </w:style>
-  <w:style w:styleId="TOC3" w:type="paragraph">
+  <w:style w:type="paragraph" w:styleId="TOC3">
     <w:name w:val="toc 3"/>
     <w:basedOn w:val="Normal"/>
     <w:next w:val="Normal"/>
@@ -4642,14 +4704,14 @@
       <w:smallCaps/>
     </w:rPr>
   </w:style>
-  <w:style w:styleId="TOC1" w:type="paragraph">
+  <w:style w:type="paragraph" w:styleId="TOC1">
     <w:name w:val="toc 1"/>
     <w:basedOn w:val="Normal"/>
     <w:next w:val="Normal"/>
     <w:autoRedefine/>
     <w:rsid w:val="001D239F"/>
     <w:pPr>
-      <w:spacing w:after="360" w:before="360"/>
+      <w:spacing w:before="360" w:after="360"/>
     </w:pPr>
     <w:rPr>
       <w:b/>
@@ -4658,7 +4720,7 @@
       <w:u w:val="single"/>
     </w:rPr>
   </w:style>
-  <w:style w:styleId="TOC4" w:type="paragraph">
+  <w:style w:type="paragraph" w:styleId="TOC4">
     <w:name w:val="toc 4"/>
     <w:basedOn w:val="Normal"/>
     <w:next w:val="Normal"/>
@@ -4669,7 +4731,7 @@
       <w:spacing w:after="0"/>
     </w:pPr>
   </w:style>
-  <w:style w:styleId="TOC5" w:type="paragraph">
+  <w:style w:type="paragraph" w:styleId="TOC5">
     <w:name w:val="toc 5"/>
     <w:basedOn w:val="Normal"/>
     <w:next w:val="Normal"/>
@@ -4680,7 +4742,7 @@
       <w:spacing w:after="0"/>
     </w:pPr>
   </w:style>
-  <w:style w:styleId="TOC6" w:type="paragraph">
+  <w:style w:type="paragraph" w:styleId="TOC6">
     <w:name w:val="toc 6"/>
     <w:basedOn w:val="Normal"/>
     <w:next w:val="Normal"/>
@@ -4690,7 +4752,7 @@
       <w:spacing w:after="0"/>
     </w:pPr>
   </w:style>
-  <w:style w:styleId="TOC7" w:type="paragraph">
+  <w:style w:type="paragraph" w:styleId="TOC7">
     <w:name w:val="toc 7"/>
     <w:basedOn w:val="Normal"/>
     <w:next w:val="Normal"/>
@@ -4700,7 +4762,7 @@
       <w:spacing w:after="0"/>
     </w:pPr>
   </w:style>
-  <w:style w:styleId="TOC8" w:type="paragraph">
+  <w:style w:type="paragraph" w:styleId="TOC8">
     <w:name w:val="toc 8"/>
     <w:basedOn w:val="Normal"/>
     <w:next w:val="Normal"/>
@@ -4710,7 +4772,7 @@
       <w:spacing w:after="0"/>
     </w:pPr>
   </w:style>
-  <w:style w:styleId="TOC9" w:type="paragraph">
+  <w:style w:type="paragraph" w:styleId="TOC9">
     <w:name w:val="toc 9"/>
     <w:basedOn w:val="Normal"/>
     <w:next w:val="Normal"/>
@@ -4720,7 +4782,7 @@
       <w:spacing w:after="0"/>
     </w:pPr>
   </w:style>
-  <w:style w:styleId="Subtitle" w:type="paragraph">
+  <w:style w:type="paragraph" w:styleId="Subtitle">
     <w:name w:val="Subtitle"/>
     <w:basedOn w:val="Normal"/>
     <w:next w:val="Normal"/>
@@ -4732,12 +4794,12 @@
       <w:jc w:val="center"/>
     </w:pPr>
     <w:rPr>
-      <w:rFonts w:ascii="Play" w:cs="Play" w:eastAsia="Play" w:hAnsi="Play"/>
+      <w:rFonts w:ascii="Play" w:eastAsia="Play" w:hAnsi="Play" w:cs="Play"/>
       <w:sz w:val="28"/>
       <w:szCs w:val="28"/>
     </w:rPr>
   </w:style>
-  <w:style w:customStyle="1" w:styleId="a" w:type="table">
+  <w:style w:type="table" w:customStyle="1" w:styleId="a">
     <w:basedOn w:val="TableNormal"/>
     <w:tblPr>
       <w:tblStyleRowBandSize w:val="1"/>
@@ -4753,7 +4815,7 @@
       </w:tcPr>
     </w:tblStylePr>
   </w:style>
-  <w:style w:customStyle="1" w:styleId="a0" w:type="table">
+  <w:style w:type="table" w:customStyle="1" w:styleId="a0">
     <w:basedOn w:val="TableNormal"/>
     <w:tblPr>
       <w:tblStyleRowBandSize w:val="1"/>
@@ -4769,7 +4831,7 @@
       </w:tcPr>
     </w:tblStylePr>
   </w:style>
-  <w:style w:customStyle="1" w:styleId="a1" w:type="table">
+  <w:style w:type="table" w:customStyle="1" w:styleId="a1">
     <w:basedOn w:val="TableNormal"/>
     <w:tblPr>
       <w:tblStyleRowBandSize w:val="1"/>
@@ -4785,90 +4847,90 @@
       </w:tcPr>
     </w:tblStylePr>
   </w:style>
-  <w:style w:customStyle="1" w:styleId="a2" w:type="table">
+  <w:style w:type="table" w:customStyle="1" w:styleId="a2">
     <w:basedOn w:val="TableNormal"/>
     <w:tblPr>
       <w:tblStyleRowBandSize w:val="1"/>
       <w:tblStyleColBandSize w:val="1"/>
       <w:tblCellMar>
-        <w:top w:type="dxa" w:w="100"/>
-        <w:left w:type="dxa" w:w="100"/>
-        <w:bottom w:type="dxa" w:w="100"/>
-        <w:right w:type="dxa" w:w="100"/>
+        <w:top w:w="100" w:type="dxa"/>
+        <w:left w:w="100" w:type="dxa"/>
+        <w:bottom w:w="100" w:type="dxa"/>
+        <w:right w:w="100" w:type="dxa"/>
       </w:tblCellMar>
     </w:tblPr>
   </w:style>
-  <w:style w:customStyle="1" w:styleId="a3" w:type="table">
+  <w:style w:type="table" w:customStyle="1" w:styleId="a3">
     <w:basedOn w:val="TableNormal"/>
     <w:tblPr>
       <w:tblStyleRowBandSize w:val="1"/>
       <w:tblStyleColBandSize w:val="1"/>
       <w:tblCellMar>
-        <w:top w:type="dxa" w:w="100"/>
-        <w:left w:type="dxa" w:w="100"/>
-        <w:bottom w:type="dxa" w:w="100"/>
-        <w:right w:type="dxa" w:w="100"/>
+        <w:top w:w="100" w:type="dxa"/>
+        <w:left w:w="100" w:type="dxa"/>
+        <w:bottom w:w="100" w:type="dxa"/>
+        <w:right w:w="100" w:type="dxa"/>
       </w:tblCellMar>
     </w:tblPr>
   </w:style>
-  <w:style w:customStyle="1" w:styleId="a4" w:type="table">
+  <w:style w:type="table" w:customStyle="1" w:styleId="a4">
     <w:basedOn w:val="TableNormal"/>
     <w:tblPr>
       <w:tblStyleRowBandSize w:val="1"/>
       <w:tblStyleColBandSize w:val="1"/>
       <w:tblCellMar>
-        <w:top w:type="dxa" w:w="100"/>
-        <w:left w:type="dxa" w:w="100"/>
-        <w:bottom w:type="dxa" w:w="100"/>
-        <w:right w:type="dxa" w:w="100"/>
+        <w:top w:w="100" w:type="dxa"/>
+        <w:left w:w="100" w:type="dxa"/>
+        <w:bottom w:w="100" w:type="dxa"/>
+        <w:right w:w="100" w:type="dxa"/>
       </w:tblCellMar>
     </w:tblPr>
   </w:style>
-  <w:style w:customStyle="1" w:styleId="a5" w:type="table">
+  <w:style w:type="table" w:customStyle="1" w:styleId="a5">
     <w:basedOn w:val="TableNormal"/>
     <w:tblPr>
       <w:tblStyleRowBandSize w:val="1"/>
       <w:tblStyleColBandSize w:val="1"/>
       <w:tblCellMar>
-        <w:top w:type="dxa" w:w="100"/>
-        <w:left w:type="dxa" w:w="100"/>
-        <w:bottom w:type="dxa" w:w="100"/>
-        <w:right w:type="dxa" w:w="100"/>
+        <w:top w:w="100" w:type="dxa"/>
+        <w:left w:w="100" w:type="dxa"/>
+        <w:bottom w:w="100" w:type="dxa"/>
+        <w:right w:w="100" w:type="dxa"/>
       </w:tblCellMar>
     </w:tblPr>
   </w:style>
-  <w:style w:customStyle="1" w:styleId="a6" w:type="table">
+  <w:style w:type="table" w:customStyle="1" w:styleId="a6">
     <w:basedOn w:val="TableNormal"/>
     <w:tblPr>
       <w:tblStyleRowBandSize w:val="1"/>
       <w:tblStyleColBandSize w:val="1"/>
       <w:tblCellMar>
-        <w:top w:type="dxa" w:w="100"/>
-        <w:left w:type="dxa" w:w="100"/>
-        <w:bottom w:type="dxa" w:w="100"/>
-        <w:right w:type="dxa" w:w="100"/>
+        <w:top w:w="100" w:type="dxa"/>
+        <w:left w:w="100" w:type="dxa"/>
+        <w:bottom w:w="100" w:type="dxa"/>
+        <w:right w:w="100" w:type="dxa"/>
       </w:tblCellMar>
     </w:tblPr>
   </w:style>
-  <w:style w:styleId="TOAHeading" w:type="paragraph">
+  <w:style w:type="paragraph" w:styleId="TOAHeading">
     <w:name w:val="toa heading"/>
     <w:basedOn w:val="Normal"/>
     <w:next w:val="Normal"/>
     <w:rsid w:val="00AD6A50"/>
     <w:pPr>
-      <w:spacing w:after="60" w:before="60"/>
+      <w:spacing w:before="60" w:after="60"/>
       <w:jc w:val="center"/>
     </w:pPr>
     <w:rPr>
-      <w:rFonts w:asciiTheme="majorHAnsi" w:cstheme="majorBidi" w:eastAsiaTheme="majorEastAsia" w:hAnsiTheme="majorHAnsi"/>
+      <w:rFonts w:asciiTheme="majorHAnsi" w:eastAsiaTheme="majorEastAsia" w:hAnsiTheme="majorHAnsi" w:cstheme="majorBidi"/>
       <w:b/>
       <w:bCs/>
       <w:sz w:val="21"/>
       <w:szCs w:val="24"/>
-      <w:lang w:eastAsia="zh-CN" w:val="en-US"/>
-    </w:rPr>
-  </w:style>
-  <w:style w:styleId="Strong" w:type="character">
+      <w:lang w:val="en-US" w:eastAsia="zh-CN"/>
+    </w:rPr>
+  </w:style>
+  <w:style w:type="character" w:styleId="Strong">
     <w:name w:val="Strong"/>
     <w:basedOn w:val="DefaultParagraphFont"/>
     <w:uiPriority w:val="22"/>
@@ -4879,7 +4941,7 @@
       <w:bCs/>
     </w:rPr>
   </w:style>
-  <w:style w:styleId="ListParagraph" w:type="paragraph">
+  <w:style w:type="paragraph" w:styleId="ListParagraph">
     <w:name w:val="List Paragraph"/>
     <w:basedOn w:val="Normal"/>
     <w:uiPriority w:val="34"/>
@@ -4890,7 +4952,7 @@
       <w:contextualSpacing/>
     </w:pPr>
   </w:style>
-  <w:style w:styleId="Quote" w:type="paragraph">
+  <w:style w:type="paragraph" w:styleId="Quote">
     <w:name w:val="Quote"/>
     <w:basedOn w:val="Normal"/>
     <w:next w:val="Normal"/>
@@ -4899,17 +4961,17 @@
     <w:qFormat/>
     <w:rsid w:val="00201ADC"/>
     <w:pPr>
-      <w:spacing w:after="160" w:before="200"/>
+      <w:spacing w:before="200" w:after="160"/>
       <w:ind w:left="864" w:right="864"/>
       <w:jc w:val="center"/>
     </w:pPr>
     <w:rPr>
       <w:i/>
       <w:iCs/>
-      <w:color w:themeColor="text1" w:themeTint="BF" w:val="404040"/>
-    </w:rPr>
-  </w:style>
-  <w:style w:customStyle="1" w:styleId="QuoteChar" w:type="character">
+      <w:color w:val="404040" w:themeColor="text1" w:themeTint="BF"/>
+    </w:rPr>
+  </w:style>
+  <w:style w:type="character" w:customStyle="1" w:styleId="QuoteChar">
     <w:name w:val="Quote Char"/>
     <w:basedOn w:val="DefaultParagraphFont"/>
     <w:link w:val="Quote"/>
@@ -4918,29 +4980,29 @@
     <w:rPr>
       <w:i/>
       <w:iCs/>
-      <w:color w:themeColor="text1" w:themeTint="BF" w:val="404040"/>
-    </w:rPr>
-  </w:style>
-  <w:style w:styleId="NoSpacing" w:type="paragraph">
+      <w:color w:val="404040" w:themeColor="text1" w:themeTint="BF"/>
+    </w:rPr>
+  </w:style>
+  <w:style w:type="paragraph" w:styleId="NoSpacing">
     <w:name w:val="No Spacing"/>
     <w:uiPriority w:val="1"/>
     <w:qFormat/>
     <w:rsid w:val="00201ADC"/>
     <w:pPr>
-      <w:spacing w:after="0" w:before="0" w:line="360" w:lineRule="auto"/>
+      <w:spacing w:before="0" w:after="0" w:line="360" w:lineRule="auto"/>
     </w:pPr>
     <w:rPr>
       <w:rFonts w:ascii="Arial" w:hAnsi="Arial"/>
     </w:rPr>
   </w:style>
-  <w:style w:styleId="NormalWeb" w:type="paragraph">
+  <w:style w:type="paragraph" w:styleId="NormalWeb">
     <w:name w:val="Normal (Web)"/>
     <w:basedOn w:val="Normal"/>
     <w:uiPriority w:val="99"/>
     <w:unhideWhenUsed/>
     <w:rsid w:val="00D84195"/>
     <w:pPr>
-      <w:spacing w:after="100" w:afterAutospacing="1" w:before="100" w:beforeAutospacing="1"/>
+      <w:spacing w:before="100" w:beforeAutospacing="1" w:after="100" w:afterAutospacing="1"/>
       <w:jc w:val="left"/>
     </w:pPr>
     <w:rPr>
@@ -4949,7 +5011,7 @@
       <w:lang w:val="en-CA"/>
     </w:rPr>
   </w:style>
-  <w:style w:styleId="Emphasis" w:type="character">
+  <w:style w:type="character" w:styleId="Emphasis">
     <w:name w:val="Emphasis"/>
     <w:basedOn w:val="DefaultParagraphFont"/>
     <w:uiPriority w:val="20"/>
@@ -4960,7 +5022,7 @@
       <w:iCs/>
     </w:rPr>
   </w:style>
-  <w:style w:styleId="LineNumber" w:type="character">
+  <w:style w:type="character" w:styleId="LineNumber">
     <w:name w:val="line number"/>
     <w:basedOn w:val="DefaultParagraphFont"/>
     <w:uiPriority w:val="99"/>
@@ -4968,7 +5030,7 @@
     <w:unhideWhenUsed/>
     <w:rsid w:val="00B13028"/>
   </w:style>
-  <w:style w:styleId="BookTitle" w:type="character">
+  <w:style w:type="character" w:styleId="BookTitle">
     <w:name w:val="Book Title"/>
     <w:basedOn w:val="DefaultParagraphFont"/>
     <w:uiPriority w:val="33"/>
@@ -5278,4 +5340,10 @@
     </a:ext>
   </a:extLst>
 </a:theme>
+</file>
+
+<file path=docMetadata/LabelInfo.xml><?xml version="1.0" encoding="utf-8"?>
+<clbl:labelList xmlns:clbl="http://schemas.microsoft.com/office/2020/mipLabelMetadata">
+  <clbl:label id="{948094c8-480e-400b-91c4-c984b7e20814}" enabled="1" method="Standard" siteId="{a1109567-0815-4e1f-88af-e23555482aaa}" contentBits="0" removed="0"/>
+</clbl:labelList>
 </file>